--- a/site/downloads/handbook-B7.docx
+++ b/site/downloads/handbook-B7.docx
@@ -1898,7 +1898,64 @@
           <w:b w:val="0"/>
           <w:i w:val="0"/>
         </w:rPr>
-        <w:t>Starter code:</w:t>
+        <w:t>Your code must pass these checks:</w:t>
+      </w:r>
+    </w:p>
+    <w:p>
+      <w:pPr>
+        <w:pStyle w:val="ListBullet"/>
+      </w:pPr>
+      <w:r>
+        <w:rPr>
+          <w:b w:val="0"/>
+          <w:i w:val="0"/>
+        </w:rPr>
+        <w:t>Return one row per column, with columns dtype, missing_share, n_unique, min, max.</w:t>
+      </w:r>
+    </w:p>
+    <w:p>
+      <w:pPr>
+        <w:pStyle w:val="ListBullet"/>
+      </w:pPr>
+      <w:r>
+        <w:rPr>
+          <w:b w:val="0"/>
+          <w:i w:val="0"/>
+        </w:rPr>
+        <w:t>missing_share is isna().mean(). n_unique excludes missing values.</w:t>
+      </w:r>
+    </w:p>
+    <w:p>
+      <w:pPr>
+        <w:pStyle w:val="ListBullet"/>
+      </w:pPr>
+      <w:r>
+        <w:rPr>
+          <w:b w:val="0"/>
+          <w:i w:val="0"/>
+        </w:rPr>
+        <w:t>Numeric columns get min and max. Text columns get a missing value.</w:t>
+      </w:r>
+    </w:p>
+    <w:p>
+      <w:pPr>
+        <w:pStyle w:val="ListBullet"/>
+      </w:pPr>
+      <w:r>
+        <w:rPr>
+          <w:b w:val="0"/>
+          <w:i w:val="0"/>
+        </w:rPr>
+        <w:t>dtype must be the column dtype as a string.</w:t>
+      </w:r>
+    </w:p>
+    <w:p>
+      <w:r>
+        <w:rPr>
+          <w:b w:val="0"/>
+          <w:i w:val="0"/>
+        </w:rPr>
+        <w:t>Shape of the answer. The reference solution defines these names. Write the bodies yourself.</w:t>
       </w:r>
     </w:p>
     <w:tbl>
@@ -1936,7 +1993,7 @@
                 <w:b w:val="0"/>
                 <w:sz w:val="16"/>
               </w:rPr>
-              <w:t>import pandas as pd</w:t>
+              <w:t># Profile each column: dtype, missing share, distinct values, numeric range.</w:t>
             </w:r>
           </w:p>
           <w:p>
@@ -1959,76 +2016,7 @@
                 <w:b w:val="0"/>
                 <w:sz w:val="16"/>
               </w:rPr>
-              <w:t xml:space="preserve"> </w:t>
-            </w:r>
-          </w:p>
-          <w:p>
-            <w:pPr>
-              <w:spacing w:before="0" w:after="0" w:line="240" w:lineRule="auto"/>
-              <w:ind w:left="567" w:hanging="567"/>
-            </w:pPr>
-            <w:r>
-              <w:rPr>
-                <w:rFonts w:ascii="Consolas" w:hAnsi="Consolas" w:eastAsia="Consolas"/>
-                <w:b w:val="0"/>
-                <w:color w:val="5B6875"/>
-                <w:sz w:val="16"/>
-              </w:rPr>
-              <w:t xml:space="preserve">   3  </w:t>
-            </w:r>
-            <w:r>
-              <w:rPr>
-                <w:rFonts w:ascii="Consolas" w:hAnsi="Consolas" w:eastAsia="Consolas"/>
-                <w:b w:val="0"/>
-                <w:sz w:val="16"/>
-              </w:rPr>
-              <w:t xml:space="preserve"> </w:t>
-            </w:r>
-          </w:p>
-          <w:p>
-            <w:pPr>
-              <w:spacing w:before="0" w:after="0" w:line="240" w:lineRule="auto"/>
-              <w:ind w:left="567" w:hanging="567"/>
-            </w:pPr>
-            <w:r>
-              <w:rPr>
-                <w:rFonts w:ascii="Consolas" w:hAnsi="Consolas" w:eastAsia="Consolas"/>
-                <w:b w:val="0"/>
-                <w:color w:val="5B6875"/>
-                <w:sz w:val="16"/>
-              </w:rPr>
-              <w:t xml:space="preserve">   4  </w:t>
-            </w:r>
-            <w:r>
-              <w:rPr>
-                <w:rFonts w:ascii="Consolas" w:hAnsi="Consolas" w:eastAsia="Consolas"/>
-                <w:b w:val="0"/>
-                <w:sz w:val="16"/>
-              </w:rPr>
-              <w:t>def profile(df):</w:t>
-            </w:r>
-          </w:p>
-          <w:p>
-            <w:pPr>
-              <w:spacing w:before="0" w:after="0" w:line="240" w:lineRule="auto"/>
-              <w:ind w:left="567" w:hanging="567"/>
-            </w:pPr>
-            <w:r>
-              <w:rPr>
-                <w:rFonts w:ascii="Consolas" w:hAnsi="Consolas" w:eastAsia="Consolas"/>
-                <w:b w:val="0"/>
-                <w:color w:val="5B6875"/>
-                <w:sz w:val="16"/>
-              </w:rPr>
-              <w:t xml:space="preserve">   5  </w:t>
-            </w:r>
-            <w:r>
-              <w:rPr>
-                <w:rFonts w:ascii="Consolas" w:hAnsi="Consolas" w:eastAsia="Consolas"/>
-                <w:b w:val="0"/>
-                <w:sz w:val="16"/>
-              </w:rPr>
-              <w:t xml:space="preserve">    return df.describe()</w:t>
+              <w:t>def profile(df: pd.DataFrame) -&gt; pd.DataFrame: ...</w:t>
             </w:r>
           </w:p>
         </w:tc>
@@ -2036,20 +2024,12 @@
     </w:tbl>
     <w:p/>
     <w:p>
-      <w:pPr>
-        <w:pStyle w:val="Heading5"/>
-      </w:pPr>
-      <w:r>
-        <w:t>Exercise 5. Spot the bug (level 4)</w:t>
-      </w:r>
-    </w:p>
-    <w:p>
-      <w:r>
-        <w:rPr>
-          <w:b w:val="0"/>
-          <w:i w:val="0"/>
-        </w:rPr>
-        <w:t>The QA report says 1 duplicated respondent row, but 2 rows in the file share the same ID, and both must be sent back to the supplier. Tap the line with the bug and fix it.</w:t>
+      <w:r>
+        <w:rPr>
+          <w:b w:val="0"/>
+          <w:i w:val="0"/>
+        </w:rPr>
+        <w:t>Starter code:</w:t>
       </w:r>
     </w:p>
     <w:tbl>
@@ -2156,7 +2136,7 @@
                 <w:b w:val="0"/>
                 <w:sz w:val="16"/>
               </w:rPr>
-              <w:t>def rows_with_duplicate_ids(df: pd.DataFrame) -&gt; pd.DataFrame:</w:t>
+              <w:t>def profile(df):</w:t>
             </w:r>
           </w:p>
           <w:p>
@@ -2179,53 +2159,7 @@
                 <w:b w:val="0"/>
                 <w:sz w:val="16"/>
               </w:rPr>
-              <w:t xml:space="preserve">    """Every row whose respondent_id appears more than once."""</w:t>
-            </w:r>
-          </w:p>
-          <w:p>
-            <w:pPr>
-              <w:spacing w:before="0" w:after="0" w:line="240" w:lineRule="auto"/>
-              <w:ind w:left="567" w:hanging="567"/>
-            </w:pPr>
-            <w:r>
-              <w:rPr>
-                <w:rFonts w:ascii="Consolas" w:hAnsi="Consolas" w:eastAsia="Consolas"/>
-                <w:b w:val="0"/>
-                <w:color w:val="5B6875"/>
-                <w:sz w:val="16"/>
-              </w:rPr>
-              <w:t xml:space="preserve">   6  </w:t>
-            </w:r>
-            <w:r>
-              <w:rPr>
-                <w:rFonts w:ascii="Consolas" w:hAnsi="Consolas" w:eastAsia="Consolas"/>
-                <w:b w:val="0"/>
-                <w:sz w:val="16"/>
-              </w:rPr>
-              <w:t xml:space="preserve">    mask = df.duplicated(subset=["respondent_id"])</w:t>
-            </w:r>
-          </w:p>
-          <w:p>
-            <w:pPr>
-              <w:spacing w:before="0" w:after="0" w:line="240" w:lineRule="auto"/>
-              <w:ind w:left="567" w:hanging="567"/>
-            </w:pPr>
-            <w:r>
-              <w:rPr>
-                <w:rFonts w:ascii="Consolas" w:hAnsi="Consolas" w:eastAsia="Consolas"/>
-                <w:b w:val="0"/>
-                <w:color w:val="5B6875"/>
-                <w:sz w:val="16"/>
-              </w:rPr>
-              <w:t xml:space="preserve">   7  </w:t>
-            </w:r>
-            <w:r>
-              <w:rPr>
-                <w:rFonts w:ascii="Consolas" w:hAnsi="Consolas" w:eastAsia="Consolas"/>
-                <w:b w:val="0"/>
-                <w:sz w:val="16"/>
-              </w:rPr>
-              <w:t xml:space="preserve">    return df[mask]</w:t>
+              <w:t xml:space="preserve">    return df.describe()</w:t>
             </w:r>
           </w:p>
         </w:tc>
@@ -2233,509 +2167,20 @@
     </w:tbl>
     <w:p/>
     <w:p>
-      <w:r>
-        <w:rPr>
-          <w:b w:val="0"/>
-          <w:i/>
-        </w:rPr>
-        <w:t>Write down the line number of the bug. Then write the fix.</w:t>
+      <w:pPr>
+        <w:pStyle w:val="Heading5"/>
+      </w:pPr>
+      <w:r>
+        <w:t>Exercise 5. Spot the bug (level 4)</w:t>
       </w:r>
     </w:p>
     <w:p>
-      <w:pPr>
-        <w:pStyle w:val="Heading4"/>
-      </w:pPr>
-      <w:r>
-        <w:t>Sources</w:t>
-      </w:r>
-    </w:p>
-    <w:p>
-      <w:pPr>
-        <w:pStyle w:val="ListBullet"/>
-      </w:pPr>
-      <w:r>
-        <w:rPr>
-          <w:b w:val="0"/>
-          <w:i w:val="0"/>
-        </w:rPr>
-        <w:t>pandas nunique() excludes missing values by default and duplicated() defaults to keep="first". (verified: pandas API reference; run on pandas 3.0.6 and 3.0.2 in this repository.)</w:t>
-      </w:r>
-    </w:p>
-    <w:p>
-      <w:pPr>
-        <w:pStyle w:val="Heading3"/>
-      </w:pPr>
-      <w:r>
-        <w:t>B7-L2 Plot before you summarise</w:t>
-      </w:r>
-    </w:p>
-    <w:p>
-      <w:pPr>
-        <w:pStyle w:val="Heading4"/>
-      </w:pPr>
-      <w:r>
-        <w:t>Concept</w:t>
-      </w:r>
-    </w:p>
-    <w:p>
-      <w:r>
-        <w:rPr>
-          <w:b w:val="0"/>
-          <w:i w:val="0"/>
-        </w:rPr>
-        <w:t xml:space="preserve">Summary statistics hide shape. </w:t>
-      </w:r>
-      <w:r>
-        <w:rPr>
-          <w:b/>
-          <w:i w:val="0"/>
-        </w:rPr>
-        <w:t>Anscombe's quartet</w:t>
-      </w:r>
-      <w:r>
-        <w:rPr>
-          <w:b w:val="0"/>
-          <w:i w:val="0"/>
-        </w:rPr>
-        <w:t xml:space="preserve"> (1973) is four small datasets with the same means, variances and correlation. Computed in this course's build for the first three:</w:t>
-      </w:r>
-    </w:p>
-    <w:tbl>
-      <w:tblPr>
-        <w:tblStyle w:val="TableGrid"/>
-        <w:tblW w:type="auto" w:w="0"/>
-        <w:tblLook w:firstColumn="1" w:firstRow="1" w:lastColumn="0" w:lastRow="0" w:noHBand="0" w:noVBand="1" w:val="04A0"/>
-      </w:tblPr>
-      <w:tblGrid>
-        <w:gridCol w:w="2055"/>
-        <w:gridCol w:w="2055"/>
-        <w:gridCol w:w="2055"/>
-        <w:gridCol w:w="2055"/>
-      </w:tblGrid>
-      <w:tr>
-        <w:tc>
-          <w:tcPr>
-            <w:tcW w:type="dxa" w:w="2055"/>
-          </w:tcPr>
-          <w:p>
-            <w:r>
-              <w:rPr>
-                <w:b/>
-              </w:rPr>
-              <w:t>Set</w:t>
-            </w:r>
-          </w:p>
-        </w:tc>
-        <w:tc>
-          <w:tcPr>
-            <w:tcW w:type="dxa" w:w="2055"/>
-          </w:tcPr>
-          <w:p>
-            <w:r>
-              <w:rPr>
-                <w:b/>
-              </w:rPr>
-              <w:t>mean of y</w:t>
-            </w:r>
-          </w:p>
-        </w:tc>
-        <w:tc>
-          <w:tcPr>
-            <w:tcW w:type="dxa" w:w="2055"/>
-          </w:tcPr>
-          <w:p>
-            <w:r>
-              <w:rPr>
-                <w:b/>
-              </w:rPr>
-              <w:t>variance of y</w:t>
-            </w:r>
-          </w:p>
-        </w:tc>
-        <w:tc>
-          <w:tcPr>
-            <w:tcW w:type="dxa" w:w="2055"/>
-          </w:tcPr>
-          <w:p>
-            <w:r>
-              <w:rPr>
-                <w:b/>
-              </w:rPr>
-              <w:t>correlation with x</w:t>
-            </w:r>
-          </w:p>
-        </w:tc>
-      </w:tr>
-      <w:tr>
-        <w:tc>
-          <w:tcPr>
-            <w:tcW w:type="dxa" w:w="2055"/>
-          </w:tcPr>
-          <w:p>
-            <w:r>
-              <w:t>I</w:t>
-            </w:r>
-          </w:p>
-        </w:tc>
-        <w:tc>
-          <w:tcPr>
-            <w:tcW w:type="dxa" w:w="2055"/>
-          </w:tcPr>
-          <w:p>
-            <w:r>
-              <w:t>7.50</w:t>
-            </w:r>
-          </w:p>
-        </w:tc>
-        <w:tc>
-          <w:tcPr>
-            <w:tcW w:type="dxa" w:w="2055"/>
-          </w:tcPr>
-          <w:p>
-            <w:r>
-              <w:t>4.13</w:t>
-            </w:r>
-          </w:p>
-        </w:tc>
-        <w:tc>
-          <w:tcPr>
-            <w:tcW w:type="dxa" w:w="2055"/>
-          </w:tcPr>
-          <w:p>
-            <w:r>
-              <w:t>0.816</w:t>
-            </w:r>
-          </w:p>
-        </w:tc>
-      </w:tr>
-      <w:tr>
-        <w:tc>
-          <w:tcPr>
-            <w:tcW w:type="dxa" w:w="2055"/>
-          </w:tcPr>
-          <w:p>
-            <w:r>
-              <w:t>II</w:t>
-            </w:r>
-          </w:p>
-        </w:tc>
-        <w:tc>
-          <w:tcPr>
-            <w:tcW w:type="dxa" w:w="2055"/>
-          </w:tcPr>
-          <w:p>
-            <w:r>
-              <w:t>7.50</w:t>
-            </w:r>
-          </w:p>
-        </w:tc>
-        <w:tc>
-          <w:tcPr>
-            <w:tcW w:type="dxa" w:w="2055"/>
-          </w:tcPr>
-          <w:p>
-            <w:r>
-              <w:t>4.13</w:t>
-            </w:r>
-          </w:p>
-        </w:tc>
-        <w:tc>
-          <w:tcPr>
-            <w:tcW w:type="dxa" w:w="2055"/>
-          </w:tcPr>
-          <w:p>
-            <w:r>
-              <w:t>0.816</w:t>
-            </w:r>
-          </w:p>
-        </w:tc>
-      </w:tr>
-      <w:tr>
-        <w:tc>
-          <w:tcPr>
-            <w:tcW w:type="dxa" w:w="2055"/>
-          </w:tcPr>
-          <w:p>
-            <w:r>
-              <w:t>III</w:t>
-            </w:r>
-          </w:p>
-        </w:tc>
-        <w:tc>
-          <w:tcPr>
-            <w:tcW w:type="dxa" w:w="2055"/>
-          </w:tcPr>
-          <w:p>
-            <w:r>
-              <w:t>7.50</w:t>
-            </w:r>
-          </w:p>
-        </w:tc>
-        <w:tc>
-          <w:tcPr>
-            <w:tcW w:type="dxa" w:w="2055"/>
-          </w:tcPr>
-          <w:p>
-            <w:r>
-              <w:t>4.12</w:t>
-            </w:r>
-          </w:p>
-        </w:tc>
-        <w:tc>
-          <w:tcPr>
-            <w:tcW w:type="dxa" w:w="2055"/>
-          </w:tcPr>
-          <w:p>
-            <w:r>
-              <w:t>0.816</w:t>
-            </w:r>
-          </w:p>
-        </w:tc>
-      </w:tr>
-    </w:tbl>
-    <w:p>
-      <w:r>
-        <w:rPr>
-          <w:b w:val="0"/>
-          <w:i w:val="0"/>
-        </w:rPr>
-        <w:t>Plotted, set I is a noisy line, set II is a curve, and set III is a perfect line with one outlier. The numbers alone cannot tell them apart.</w:t>
-      </w:r>
-    </w:p>
-    <w:p>
-      <w:r>
-        <w:rPr>
-          <w:b w:val="0"/>
-          <w:i w:val="0"/>
-        </w:rPr>
-        <w:t>Four plots catch most problems:</w:t>
-      </w:r>
-    </w:p>
-    <w:p>
-      <w:pPr>
-        <w:pStyle w:val="ListBullet"/>
-      </w:pPr>
-      <w:r>
-        <w:rPr>
-          <w:b/>
-          <w:i w:val="0"/>
-        </w:rPr>
-        <w:t>Histogram</w:t>
-      </w:r>
-      <w:r>
-        <w:rPr>
-          <w:b w:val="0"/>
-          <w:i w:val="0"/>
-        </w:rPr>
-        <w:t xml:space="preserve"> of each key numeric column. Shows skew, gaps, spikes at codes such as 99 or 0, and more than one peak.</w:t>
-      </w:r>
-    </w:p>
-    <w:p>
-      <w:pPr>
-        <w:pStyle w:val="ListBullet"/>
-      </w:pPr>
-      <w:r>
-        <w:rPr>
-          <w:b/>
-          <w:i w:val="0"/>
-        </w:rPr>
-        <w:t>Scatter plot</w:t>
-      </w:r>
-      <w:r>
-        <w:rPr>
-          <w:b w:val="0"/>
-          <w:i w:val="0"/>
-        </w:rPr>
-        <w:t xml:space="preserve"> of each pair you will model or correlate. Shows curves, clusters and single points that drive a correlation.</w:t>
-      </w:r>
-    </w:p>
-    <w:p>
-      <w:pPr>
-        <w:pStyle w:val="ListBullet"/>
-      </w:pPr>
-      <w:r>
-        <w:rPr>
-          <w:b/>
-          <w:i w:val="0"/>
-        </w:rPr>
-        <w:t>Line over time</w:t>
-      </w:r>
-      <w:r>
-        <w:rPr>
-          <w:b w:val="0"/>
-          <w:i w:val="0"/>
-        </w:rPr>
-        <w:t xml:space="preserve"> of counts and key rates by wave. Shows breaks in the series when a questionnaire or supplier changed.</w:t>
-      </w:r>
-    </w:p>
-    <w:p>
-      <w:pPr>
-        <w:pStyle w:val="ListBullet"/>
-      </w:pPr>
-      <w:r>
-        <w:rPr>
-          <w:b/>
-          <w:i w:val="0"/>
-        </w:rPr>
-        <w:t>Bar chart of missingness</w:t>
-      </w:r>
-      <w:r>
-        <w:rPr>
-          <w:b w:val="0"/>
-          <w:i w:val="0"/>
-        </w:rPr>
-        <w:t xml:space="preserve"> by column and by subgroup.</w:t>
-      </w:r>
-    </w:p>
-    <w:p>
-      <w:r>
-        <w:rPr>
-          <w:b w:val="0"/>
-          <w:i w:val="0"/>
-        </w:rPr>
-        <w:t>Make each plot honest:</w:t>
-      </w:r>
-    </w:p>
-    <w:p>
-      <w:pPr>
-        <w:pStyle w:val="ListBullet"/>
-      </w:pPr>
-      <w:r>
-        <w:rPr>
-          <w:b w:val="0"/>
-          <w:i w:val="0"/>
-        </w:rPr>
-        <w:t>Label both axes with units, and give every figure a title that states what it shows.</w:t>
-      </w:r>
-    </w:p>
-    <w:p>
-      <w:pPr>
-        <w:pStyle w:val="ListBullet"/>
-      </w:pPr>
-      <w:r>
-        <w:rPr>
-          <w:b w:val="0"/>
-          <w:i w:val="0"/>
-        </w:rPr>
-        <w:t>Choose histogram bins on purpose. Too few hide a spike at 99. Try two or three bin counts.</w:t>
-      </w:r>
-    </w:p>
-    <w:p>
-      <w:pPr>
-        <w:pStyle w:val="ListBullet"/>
-      </w:pPr>
-      <w:r>
-        <w:rPr>
-          <w:b w:val="0"/>
-          <w:i w:val="0"/>
-        </w:rPr>
-        <w:t>Use a log scale for heavily skewed values such as spend, and say so on the axis.</w:t>
-      </w:r>
-    </w:p>
-    <w:p>
-      <w:pPr>
-        <w:pStyle w:val="ListBullet"/>
-      </w:pPr>
-      <w:r>
-        <w:rPr>
-          <w:b w:val="0"/>
-          <w:i w:val="0"/>
-        </w:rPr>
-        <w:t>Plot the raw data before you plot the smoothed or aggregated version.</w:t>
-      </w:r>
-    </w:p>
-    <w:p>
-      <w:r>
-        <w:rPr>
-          <w:b w:val="0"/>
-          <w:i w:val="0"/>
-        </w:rPr>
-        <w:t xml:space="preserve">Write plotting code as functions that return a </w:t>
-      </w:r>
-      <w:r>
-        <w:rPr>
-          <w:rFonts w:ascii="Consolas" w:hAnsi="Consolas" w:eastAsia="Consolas"/>
-          <w:b w:val="0"/>
-          <w:sz w:val="19"/>
-        </w:rPr>
-        <w:t>matplotlib.figure.Figure</w:t>
-      </w:r>
-      <w:r>
-        <w:rPr>
-          <w:b w:val="0"/>
-          <w:i w:val="0"/>
-        </w:rPr>
-        <w:t xml:space="preserve"> (matplotlib 3.10). Build with </w:t>
-      </w:r>
-      <w:r>
-        <w:rPr>
-          <w:rFonts w:ascii="Consolas" w:hAnsi="Consolas" w:eastAsia="Consolas"/>
-          <w:b w:val="0"/>
-          <w:sz w:val="19"/>
-        </w:rPr>
-        <w:t>fig, ax = plt.subplots()</w:t>
-      </w:r>
-      <w:r>
-        <w:rPr>
-          <w:b w:val="0"/>
-          <w:i w:val="0"/>
-        </w:rPr>
-        <w:t xml:space="preserve">, not the global </w:t>
-      </w:r>
-      <w:r>
-        <w:rPr>
-          <w:rFonts w:ascii="Consolas" w:hAnsi="Consolas" w:eastAsia="Consolas"/>
-          <w:b w:val="0"/>
-          <w:sz w:val="19"/>
-        </w:rPr>
-        <w:t>plt.plot()</w:t>
-      </w:r>
-      <w:r>
-        <w:rPr>
-          <w:b w:val="0"/>
-          <w:i w:val="0"/>
-        </w:rPr>
-        <w:t xml:space="preserve"> state. A function that returns a figure is testable: a test reads </w:t>
-      </w:r>
-      <w:r>
-        <w:rPr>
-          <w:rFonts w:ascii="Consolas" w:hAnsi="Consolas" w:eastAsia="Consolas"/>
-          <w:b w:val="0"/>
-          <w:sz w:val="19"/>
-        </w:rPr>
-        <w:t>ax.get_xlabel()</w:t>
-      </w:r>
-      <w:r>
-        <w:rPr>
-          <w:b w:val="0"/>
-          <w:i w:val="0"/>
-        </w:rPr>
-        <w:t xml:space="preserve"> or counts the bars. The caller decides whether to show it or save it.</w:t>
-      </w:r>
-    </w:p>
-    <w:p>
-      <w:pPr>
-        <w:pStyle w:val="Heading4"/>
-      </w:pPr>
-      <w:r>
-        <w:t>Why it matters</w:t>
-      </w:r>
-    </w:p>
-    <w:p>
-      <w:r>
-        <w:rPr>
-          <w:b w:val="0"/>
-          <w:i w:val="0"/>
-        </w:rPr>
-        <w:t>A team reported a correlation of 0.62 between ad recall and purchase intent across 40 markets, and the client planned a budget shift on it. A scatter plot showed 39 markets in a flat cloud and one market far in the top-right corner. Without that market the correlation was close to zero. The decision was about one market, not 40.</w:t>
-      </w:r>
-    </w:p>
-    <w:p>
-      <w:pPr>
-        <w:pStyle w:val="Heading4"/>
-      </w:pPr>
-      <w:r>
-        <w:t>Worked example: weak code</w:t>
+      <w:r>
+        <w:rPr>
+          <w:b w:val="0"/>
+          <w:i w:val="0"/>
+        </w:rPr>
+        <w:t>The QA report says 1 duplicated respondent row, but 2 rows in the file share the same ID, and both must be sent back to the supplier. Tap the line with the bug and fix it.</w:t>
       </w:r>
     </w:p>
     <w:tbl>
@@ -2761,19 +2206,19 @@
             <w:r>
               <w:rPr>
                 <w:rFonts w:ascii="Consolas" w:hAnsi="Consolas" w:eastAsia="Consolas"/>
-                <w:b/>
+                <w:b w:val="0"/>
                 <w:color w:val="5B6875"/>
                 <w:sz w:val="16"/>
               </w:rPr>
-              <w:t xml:space="preserve"> [1]  </w:t>
-            </w:r>
-            <w:r>
-              <w:rPr>
-                <w:rFonts w:ascii="Consolas" w:hAnsi="Consolas" w:eastAsia="Consolas"/>
-                <w:b w:val="0"/>
-                <w:sz w:val="16"/>
-              </w:rPr>
-              <w:t>print(df["spend"].mean(), df["spend"].std())</w:t>
+              <w:t xml:space="preserve">   1  </w:t>
+            </w:r>
+            <w:r>
+              <w:rPr>
+                <w:rFonts w:ascii="Consolas" w:hAnsi="Consolas" w:eastAsia="Consolas"/>
+                <w:b w:val="0"/>
+                <w:sz w:val="16"/>
+              </w:rPr>
+              <w:t>import pandas as pd</w:t>
             </w:r>
           </w:p>
           <w:p>
@@ -2784,19 +2229,19 @@
             <w:r>
               <w:rPr>
                 <w:rFonts w:ascii="Consolas" w:hAnsi="Consolas" w:eastAsia="Consolas"/>
-                <w:b/>
+                <w:b w:val="0"/>
                 <w:color w:val="5B6875"/>
                 <w:sz w:val="16"/>
               </w:rPr>
-              <w:t xml:space="preserve"> [2]  </w:t>
-            </w:r>
-            <w:r>
-              <w:rPr>
-                <w:rFonts w:ascii="Consolas" w:hAnsi="Consolas" w:eastAsia="Consolas"/>
-                <w:b w:val="0"/>
-                <w:sz w:val="16"/>
-              </w:rPr>
-              <w:t>plt.hist(df["spend"])</w:t>
+              <w:t xml:space="preserve">   2  </w:t>
+            </w:r>
+            <w:r>
+              <w:rPr>
+                <w:rFonts w:ascii="Consolas" w:hAnsi="Consolas" w:eastAsia="Consolas"/>
+                <w:b w:val="0"/>
+                <w:sz w:val="16"/>
+              </w:rPr>
+              <w:t xml:space="preserve"> </w:t>
             </w:r>
           </w:p>
           <w:p>
@@ -2807,84 +2252,621 @@
             <w:r>
               <w:rPr>
                 <w:rFonts w:ascii="Consolas" w:hAnsi="Consolas" w:eastAsia="Consolas"/>
+                <w:b w:val="0"/>
+                <w:color w:val="5B6875"/>
+                <w:sz w:val="16"/>
+              </w:rPr>
+              <w:t xml:space="preserve">   3  </w:t>
+            </w:r>
+            <w:r>
+              <w:rPr>
+                <w:rFonts w:ascii="Consolas" w:hAnsi="Consolas" w:eastAsia="Consolas"/>
+                <w:b w:val="0"/>
+                <w:sz w:val="16"/>
+              </w:rPr>
+              <w:t xml:space="preserve"> </w:t>
+            </w:r>
+          </w:p>
+          <w:p>
+            <w:pPr>
+              <w:spacing w:before="0" w:after="0" w:line="240" w:lineRule="auto"/>
+              <w:ind w:left="567" w:hanging="567"/>
+            </w:pPr>
+            <w:r>
+              <w:rPr>
+                <w:rFonts w:ascii="Consolas" w:hAnsi="Consolas" w:eastAsia="Consolas"/>
+                <w:b w:val="0"/>
+                <w:color w:val="5B6875"/>
+                <w:sz w:val="16"/>
+              </w:rPr>
+              <w:t xml:space="preserve">   4  </w:t>
+            </w:r>
+            <w:r>
+              <w:rPr>
+                <w:rFonts w:ascii="Consolas" w:hAnsi="Consolas" w:eastAsia="Consolas"/>
+                <w:b w:val="0"/>
+                <w:sz w:val="16"/>
+              </w:rPr>
+              <w:t>def rows_with_duplicate_ids(df: pd.DataFrame) -&gt; pd.DataFrame:</w:t>
+            </w:r>
+          </w:p>
+          <w:p>
+            <w:pPr>
+              <w:spacing w:before="0" w:after="0" w:line="240" w:lineRule="auto"/>
+              <w:ind w:left="567" w:hanging="567"/>
+            </w:pPr>
+            <w:r>
+              <w:rPr>
+                <w:rFonts w:ascii="Consolas" w:hAnsi="Consolas" w:eastAsia="Consolas"/>
+                <w:b w:val="0"/>
+                <w:color w:val="5B6875"/>
+                <w:sz w:val="16"/>
+              </w:rPr>
+              <w:t xml:space="preserve">   5  </w:t>
+            </w:r>
+            <w:r>
+              <w:rPr>
+                <w:rFonts w:ascii="Consolas" w:hAnsi="Consolas" w:eastAsia="Consolas"/>
+                <w:b w:val="0"/>
+                <w:sz w:val="16"/>
+              </w:rPr>
+              <w:t xml:space="preserve">    """Every row whose respondent_id appears more than once."""</w:t>
+            </w:r>
+          </w:p>
+          <w:p>
+            <w:pPr>
+              <w:spacing w:before="0" w:after="0" w:line="240" w:lineRule="auto"/>
+              <w:ind w:left="567" w:hanging="567"/>
+            </w:pPr>
+            <w:r>
+              <w:rPr>
+                <w:rFonts w:ascii="Consolas" w:hAnsi="Consolas" w:eastAsia="Consolas"/>
+                <w:b w:val="0"/>
+                <w:color w:val="5B6875"/>
+                <w:sz w:val="16"/>
+              </w:rPr>
+              <w:t xml:space="preserve">   6  </w:t>
+            </w:r>
+            <w:r>
+              <w:rPr>
+                <w:rFonts w:ascii="Consolas" w:hAnsi="Consolas" w:eastAsia="Consolas"/>
+                <w:b w:val="0"/>
+                <w:sz w:val="16"/>
+              </w:rPr>
+              <w:t xml:space="preserve">    mask = df.duplicated(subset=["respondent_id"])</w:t>
+            </w:r>
+          </w:p>
+          <w:p>
+            <w:pPr>
+              <w:spacing w:before="0" w:after="0" w:line="240" w:lineRule="auto"/>
+              <w:ind w:left="567" w:hanging="567"/>
+            </w:pPr>
+            <w:r>
+              <w:rPr>
+                <w:rFonts w:ascii="Consolas" w:hAnsi="Consolas" w:eastAsia="Consolas"/>
+                <w:b w:val="0"/>
+                <w:color w:val="5B6875"/>
+                <w:sz w:val="16"/>
+              </w:rPr>
+              <w:t xml:space="preserve">   7  </w:t>
+            </w:r>
+            <w:r>
+              <w:rPr>
+                <w:rFonts w:ascii="Consolas" w:hAnsi="Consolas" w:eastAsia="Consolas"/>
+                <w:b w:val="0"/>
+                <w:sz w:val="16"/>
+              </w:rPr>
+              <w:t xml:space="preserve">    return df[mask]</w:t>
+            </w:r>
+          </w:p>
+        </w:tc>
+      </w:tr>
+    </w:tbl>
+    <w:p/>
+    <w:p>
+      <w:r>
+        <w:rPr>
+          <w:b w:val="0"/>
+          <w:i/>
+        </w:rPr>
+        <w:t>Write down the line number of the bug. Then write the fix.</w:t>
+      </w:r>
+    </w:p>
+    <w:p>
+      <w:pPr>
+        <w:pStyle w:val="Heading4"/>
+      </w:pPr>
+      <w:r>
+        <w:t>Sources</w:t>
+      </w:r>
+    </w:p>
+    <w:p>
+      <w:pPr>
+        <w:pStyle w:val="ListBullet"/>
+      </w:pPr>
+      <w:r>
+        <w:rPr>
+          <w:b w:val="0"/>
+          <w:i w:val="0"/>
+        </w:rPr>
+        <w:t>pandas nunique() excludes missing values by default and duplicated() defaults to keep="first". (verified: pandas API reference; run on pandas 3.0.6 and 3.0.2 in this repository.)</w:t>
+      </w:r>
+    </w:p>
+    <w:p>
+      <w:pPr>
+        <w:pStyle w:val="Heading3"/>
+      </w:pPr>
+      <w:r>
+        <w:t>B7-L2 Plot before you summarise</w:t>
+      </w:r>
+    </w:p>
+    <w:p>
+      <w:pPr>
+        <w:pStyle w:val="Heading4"/>
+      </w:pPr>
+      <w:r>
+        <w:t>Concept</w:t>
+      </w:r>
+    </w:p>
+    <w:p>
+      <w:r>
+        <w:rPr>
+          <w:b w:val="0"/>
+          <w:i w:val="0"/>
+        </w:rPr>
+        <w:t xml:space="preserve">Summary statistics hide shape. </w:t>
+      </w:r>
+      <w:r>
+        <w:rPr>
+          <w:b/>
+          <w:i w:val="0"/>
+        </w:rPr>
+        <w:t>Anscombe's quartet</w:t>
+      </w:r>
+      <w:r>
+        <w:rPr>
+          <w:b w:val="0"/>
+          <w:i w:val="0"/>
+        </w:rPr>
+        <w:t xml:space="preserve"> (1973) is four small datasets with the same means, variances and correlation. Computed in this course's build for the first three:</w:t>
+      </w:r>
+    </w:p>
+    <w:tbl>
+      <w:tblPr>
+        <w:tblStyle w:val="TableGrid"/>
+        <w:tblW w:type="auto" w:w="0"/>
+        <w:tblLook w:firstColumn="1" w:firstRow="1" w:lastColumn="0" w:lastRow="0" w:noHBand="0" w:noVBand="1" w:val="04A0"/>
+      </w:tblPr>
+      <w:tblGrid>
+        <w:gridCol w:w="2055"/>
+        <w:gridCol w:w="2055"/>
+        <w:gridCol w:w="2055"/>
+        <w:gridCol w:w="2055"/>
+      </w:tblGrid>
+      <w:tr>
+        <w:tc>
+          <w:tcPr>
+            <w:tcW w:type="dxa" w:w="2055"/>
+          </w:tcPr>
+          <w:p>
+            <w:r>
+              <w:rPr>
                 <w:b/>
-                <w:color w:val="5B6875"/>
-                <w:sz w:val="16"/>
-              </w:rPr>
-              <w:t xml:space="preserve"> [3]  </w:t>
-            </w:r>
-            <w:r>
-              <w:rPr>
-                <w:rFonts w:ascii="Consolas" w:hAnsi="Consolas" w:eastAsia="Consolas"/>
-                <w:b w:val="0"/>
-                <w:sz w:val="16"/>
-              </w:rPr>
-              <w:t>plt.show()</w:t>
+              </w:rPr>
+              <w:t>Set</w:t>
+            </w:r>
+          </w:p>
+        </w:tc>
+        <w:tc>
+          <w:tcPr>
+            <w:tcW w:type="dxa" w:w="2055"/>
+          </w:tcPr>
+          <w:p>
+            <w:r>
+              <w:rPr>
+                <w:b/>
+              </w:rPr>
+              <w:t>mean of y</w:t>
+            </w:r>
+          </w:p>
+        </w:tc>
+        <w:tc>
+          <w:tcPr>
+            <w:tcW w:type="dxa" w:w="2055"/>
+          </w:tcPr>
+          <w:p>
+            <w:r>
+              <w:rPr>
+                <w:b/>
+              </w:rPr>
+              <w:t>variance of y</w:t>
+            </w:r>
+          </w:p>
+        </w:tc>
+        <w:tc>
+          <w:tcPr>
+            <w:tcW w:type="dxa" w:w="2055"/>
+          </w:tcPr>
+          <w:p>
+            <w:r>
+              <w:rPr>
+                <w:b/>
+              </w:rPr>
+              <w:t>correlation with x</w:t>
+            </w:r>
+          </w:p>
+        </w:tc>
+      </w:tr>
+      <w:tr>
+        <w:tc>
+          <w:tcPr>
+            <w:tcW w:type="dxa" w:w="2055"/>
+          </w:tcPr>
+          <w:p>
+            <w:r>
+              <w:t>I</w:t>
+            </w:r>
+          </w:p>
+        </w:tc>
+        <w:tc>
+          <w:tcPr>
+            <w:tcW w:type="dxa" w:w="2055"/>
+          </w:tcPr>
+          <w:p>
+            <w:r>
+              <w:t>7.50</w:t>
+            </w:r>
+          </w:p>
+        </w:tc>
+        <w:tc>
+          <w:tcPr>
+            <w:tcW w:type="dxa" w:w="2055"/>
+          </w:tcPr>
+          <w:p>
+            <w:r>
+              <w:t>4.13</w:t>
+            </w:r>
+          </w:p>
+        </w:tc>
+        <w:tc>
+          <w:tcPr>
+            <w:tcW w:type="dxa" w:w="2055"/>
+          </w:tcPr>
+          <w:p>
+            <w:r>
+              <w:t>0.816</w:t>
+            </w:r>
+          </w:p>
+        </w:tc>
+      </w:tr>
+      <w:tr>
+        <w:tc>
+          <w:tcPr>
+            <w:tcW w:type="dxa" w:w="2055"/>
+          </w:tcPr>
+          <w:p>
+            <w:r>
+              <w:t>II</w:t>
+            </w:r>
+          </w:p>
+        </w:tc>
+        <w:tc>
+          <w:tcPr>
+            <w:tcW w:type="dxa" w:w="2055"/>
+          </w:tcPr>
+          <w:p>
+            <w:r>
+              <w:t>7.50</w:t>
+            </w:r>
+          </w:p>
+        </w:tc>
+        <w:tc>
+          <w:tcPr>
+            <w:tcW w:type="dxa" w:w="2055"/>
+          </w:tcPr>
+          <w:p>
+            <w:r>
+              <w:t>4.13</w:t>
+            </w:r>
+          </w:p>
+        </w:tc>
+        <w:tc>
+          <w:tcPr>
+            <w:tcW w:type="dxa" w:w="2055"/>
+          </w:tcPr>
+          <w:p>
+            <w:r>
+              <w:t>0.816</w:t>
+            </w:r>
+          </w:p>
+        </w:tc>
+      </w:tr>
+      <w:tr>
+        <w:tc>
+          <w:tcPr>
+            <w:tcW w:type="dxa" w:w="2055"/>
+          </w:tcPr>
+          <w:p>
+            <w:r>
+              <w:t>III</w:t>
+            </w:r>
+          </w:p>
+        </w:tc>
+        <w:tc>
+          <w:tcPr>
+            <w:tcW w:type="dxa" w:w="2055"/>
+          </w:tcPr>
+          <w:p>
+            <w:r>
+              <w:t>7.50</w:t>
+            </w:r>
+          </w:p>
+        </w:tc>
+        <w:tc>
+          <w:tcPr>
+            <w:tcW w:type="dxa" w:w="2055"/>
+          </w:tcPr>
+          <w:p>
+            <w:r>
+              <w:t>4.12</w:t>
+            </w:r>
+          </w:p>
+        </w:tc>
+        <w:tc>
+          <w:tcPr>
+            <w:tcW w:type="dxa" w:w="2055"/>
+          </w:tcPr>
+          <w:p>
+            <w:r>
+              <w:t>0.816</w:t>
             </w:r>
           </w:p>
         </w:tc>
       </w:tr>
     </w:tbl>
     <w:p>
-      <w:pPr>
-        <w:pStyle w:val="ListNumber"/>
-      </w:pPr>
-      <w:r>
-        <w:rPr>
-          <w:b/>
-        </w:rPr>
-        <w:t xml:space="preserve">Line 1. </w:t>
-      </w:r>
-      <w:r>
-        <w:rPr>
-          <w:b w:val="0"/>
-          <w:i w:val="0"/>
-        </w:rPr>
-        <w:t>Summaries first: a skewed spend column makes the mean misleading.</w:t>
+      <w:r>
+        <w:rPr>
+          <w:b w:val="0"/>
+          <w:i w:val="0"/>
+        </w:rPr>
+        <w:t>Plotted, set I is a noisy line, set II is a curve, and set III is a perfect line with one outlier. The numbers alone cannot tell them apart.</w:t>
       </w:r>
     </w:p>
     <w:p>
-      <w:pPr>
-        <w:pStyle w:val="ListNumber"/>
-      </w:pPr>
-      <w:r>
-        <w:rPr>
-          <w:b/>
-        </w:rPr>
-        <w:t xml:space="preserve">Line 2. </w:t>
-      </w:r>
-      <w:r>
-        <w:rPr>
-          <w:b w:val="0"/>
-          <w:i w:val="0"/>
-        </w:rPr>
-        <w:t>Global pyplot state, default bins, no labels, no title.</w:t>
+      <w:r>
+        <w:rPr>
+          <w:b w:val="0"/>
+          <w:i w:val="0"/>
+        </w:rPr>
+        <w:t>Four plots catch most problems:</w:t>
       </w:r>
     </w:p>
     <w:p>
       <w:pPr>
-        <w:pStyle w:val="ListNumber"/>
+        <w:pStyle w:val="ListBullet"/>
       </w:pPr>
       <w:r>
         <w:rPr>
           <w:b/>
-        </w:rPr>
-        <w:t xml:space="preserve">Line 3. </w:t>
-      </w:r>
-      <w:r>
-        <w:rPr>
-          <w:b w:val="0"/>
-          <w:i w:val="0"/>
-        </w:rPr>
-        <w:t>Nothing returned: nothing to test or save.</w:t>
+          <w:i w:val="0"/>
+        </w:rPr>
+        <w:t>Histogram</w:t>
+      </w:r>
+      <w:r>
+        <w:rPr>
+          <w:b w:val="0"/>
+          <w:i w:val="0"/>
+        </w:rPr>
+        <w:t xml:space="preserve"> of each key numeric column. Shows skew, gaps, spikes at codes such as 99 or 0, and more than one peak.</w:t>
       </w:r>
     </w:p>
     <w:p>
       <w:pPr>
+        <w:pStyle w:val="ListBullet"/>
+      </w:pPr>
+      <w:r>
+        <w:rPr>
+          <w:b/>
+          <w:i w:val="0"/>
+        </w:rPr>
+        <w:t>Scatter plot</w:t>
+      </w:r>
+      <w:r>
+        <w:rPr>
+          <w:b w:val="0"/>
+          <w:i w:val="0"/>
+        </w:rPr>
+        <w:t xml:space="preserve"> of each pair you will model or correlate. Shows curves, clusters and single points that drive a correlation.</w:t>
+      </w:r>
+    </w:p>
+    <w:p>
+      <w:pPr>
+        <w:pStyle w:val="ListBullet"/>
+      </w:pPr>
+      <w:r>
+        <w:rPr>
+          <w:b/>
+          <w:i w:val="0"/>
+        </w:rPr>
+        <w:t>Line over time</w:t>
+      </w:r>
+      <w:r>
+        <w:rPr>
+          <w:b w:val="0"/>
+          <w:i w:val="0"/>
+        </w:rPr>
+        <w:t xml:space="preserve"> of counts and key rates by wave. Shows breaks in the series when a questionnaire or supplier changed.</w:t>
+      </w:r>
+    </w:p>
+    <w:p>
+      <w:pPr>
+        <w:pStyle w:val="ListBullet"/>
+      </w:pPr>
+      <w:r>
+        <w:rPr>
+          <w:b/>
+          <w:i w:val="0"/>
+        </w:rPr>
+        <w:t>Bar chart of missingness</w:t>
+      </w:r>
+      <w:r>
+        <w:rPr>
+          <w:b w:val="0"/>
+          <w:i w:val="0"/>
+        </w:rPr>
+        <w:t xml:space="preserve"> by column and by subgroup.</w:t>
+      </w:r>
+    </w:p>
+    <w:p>
+      <w:r>
+        <w:rPr>
+          <w:b w:val="0"/>
+          <w:i w:val="0"/>
+        </w:rPr>
+        <w:t>Make each plot honest:</w:t>
+      </w:r>
+    </w:p>
+    <w:p>
+      <w:pPr>
+        <w:pStyle w:val="ListBullet"/>
+      </w:pPr>
+      <w:r>
+        <w:rPr>
+          <w:b w:val="0"/>
+          <w:i w:val="0"/>
+        </w:rPr>
+        <w:t>Label both axes with units, and give every figure a title that states what it shows.</w:t>
+      </w:r>
+    </w:p>
+    <w:p>
+      <w:pPr>
+        <w:pStyle w:val="ListBullet"/>
+      </w:pPr>
+      <w:r>
+        <w:rPr>
+          <w:b w:val="0"/>
+          <w:i w:val="0"/>
+        </w:rPr>
+        <w:t>Choose histogram bins on purpose. Too few hide a spike at 99. Try two or three bin counts.</w:t>
+      </w:r>
+    </w:p>
+    <w:p>
+      <w:pPr>
+        <w:pStyle w:val="ListBullet"/>
+      </w:pPr>
+      <w:r>
+        <w:rPr>
+          <w:b w:val="0"/>
+          <w:i w:val="0"/>
+        </w:rPr>
+        <w:t>Use a log scale for heavily skewed values such as spend, and say so on the axis.</w:t>
+      </w:r>
+    </w:p>
+    <w:p>
+      <w:pPr>
+        <w:pStyle w:val="ListBullet"/>
+      </w:pPr>
+      <w:r>
+        <w:rPr>
+          <w:b w:val="0"/>
+          <w:i w:val="0"/>
+        </w:rPr>
+        <w:t>Plot the raw data before you plot the smoothed or aggregated version.</w:t>
+      </w:r>
+    </w:p>
+    <w:p>
+      <w:r>
+        <w:rPr>
+          <w:b w:val="0"/>
+          <w:i w:val="0"/>
+        </w:rPr>
+        <w:t xml:space="preserve">Write plotting code as functions that return a </w:t>
+      </w:r>
+      <w:r>
+        <w:rPr>
+          <w:rFonts w:ascii="Consolas" w:hAnsi="Consolas" w:eastAsia="Consolas"/>
+          <w:b w:val="0"/>
+          <w:sz w:val="19"/>
+        </w:rPr>
+        <w:t>matplotlib.figure.Figure</w:t>
+      </w:r>
+      <w:r>
+        <w:rPr>
+          <w:b w:val="0"/>
+          <w:i w:val="0"/>
+        </w:rPr>
+        <w:t xml:space="preserve"> (matplotlib 3.10). Build with </w:t>
+      </w:r>
+      <w:r>
+        <w:rPr>
+          <w:rFonts w:ascii="Consolas" w:hAnsi="Consolas" w:eastAsia="Consolas"/>
+          <w:b w:val="0"/>
+          <w:sz w:val="19"/>
+        </w:rPr>
+        <w:t>fig, ax = plt.subplots()</w:t>
+      </w:r>
+      <w:r>
+        <w:rPr>
+          <w:b w:val="0"/>
+          <w:i w:val="0"/>
+        </w:rPr>
+        <w:t xml:space="preserve">, not the global </w:t>
+      </w:r>
+      <w:r>
+        <w:rPr>
+          <w:rFonts w:ascii="Consolas" w:hAnsi="Consolas" w:eastAsia="Consolas"/>
+          <w:b w:val="0"/>
+          <w:sz w:val="19"/>
+        </w:rPr>
+        <w:t>plt.plot()</w:t>
+      </w:r>
+      <w:r>
+        <w:rPr>
+          <w:b w:val="0"/>
+          <w:i w:val="0"/>
+        </w:rPr>
+        <w:t xml:space="preserve"> state. A function that returns a figure is testable: a test reads </w:t>
+      </w:r>
+      <w:r>
+        <w:rPr>
+          <w:rFonts w:ascii="Consolas" w:hAnsi="Consolas" w:eastAsia="Consolas"/>
+          <w:b w:val="0"/>
+          <w:sz w:val="19"/>
+        </w:rPr>
+        <w:t>ax.get_xlabel()</w:t>
+      </w:r>
+      <w:r>
+        <w:rPr>
+          <w:b w:val="0"/>
+          <w:i w:val="0"/>
+        </w:rPr>
+        <w:t xml:space="preserve"> or counts the bars. The caller decides whether to show it or save it.</w:t>
+      </w:r>
+    </w:p>
+    <w:p>
+      <w:pPr>
         <w:pStyle w:val="Heading4"/>
       </w:pPr>
       <w:r>
-        <w:t>Worked example: strong code</w:t>
+        <w:t>Why it matters</w:t>
+      </w:r>
+    </w:p>
+    <w:p>
+      <w:r>
+        <w:rPr>
+          <w:b w:val="0"/>
+          <w:i w:val="0"/>
+        </w:rPr>
+        <w:t>A team reported a correlation of 0.62 between ad recall and purchase intent across 40 markets, and the client planned a budget shift on it. A scatter plot showed 39 markets in a flat cloud and one market far in the top-right corner. Without that market the correlation was close to zero. The decision was about one market, not 40.</w:t>
+      </w:r>
+    </w:p>
+    <w:p>
+      <w:pPr>
+        <w:pStyle w:val="Heading4"/>
+      </w:pPr>
+      <w:r>
+        <w:t>Worked example: weak code</w:t>
       </w:r>
     </w:p>
     <w:tbl>
@@ -2910,19 +2892,19 @@
             <w:r>
               <w:rPr>
                 <w:rFonts w:ascii="Consolas" w:hAnsi="Consolas" w:eastAsia="Consolas"/>
-                <w:b w:val="0"/>
+                <w:b/>
                 <w:color w:val="5B6875"/>
                 <w:sz w:val="16"/>
               </w:rPr>
-              <w:t xml:space="preserve">   1  </w:t>
-            </w:r>
-            <w:r>
-              <w:rPr>
-                <w:rFonts w:ascii="Consolas" w:hAnsi="Consolas" w:eastAsia="Consolas"/>
-                <w:b w:val="0"/>
-                <w:sz w:val="16"/>
-              </w:rPr>
-              <w:t>import matplotlib.pyplot as plt</w:t>
+              <w:t xml:space="preserve"> [1]  </w:t>
+            </w:r>
+            <w:r>
+              <w:rPr>
+                <w:rFonts w:ascii="Consolas" w:hAnsi="Consolas" w:eastAsia="Consolas"/>
+                <w:b w:val="0"/>
+                <w:sz w:val="16"/>
+              </w:rPr>
+              <w:t>print(df["spend"].mean(), df["spend"].std())</w:t>
             </w:r>
           </w:p>
           <w:p>
@@ -2933,19 +2915,19 @@
             <w:r>
               <w:rPr>
                 <w:rFonts w:ascii="Consolas" w:hAnsi="Consolas" w:eastAsia="Consolas"/>
-                <w:b w:val="0"/>
+                <w:b/>
                 <w:color w:val="5B6875"/>
                 <w:sz w:val="16"/>
               </w:rPr>
-              <w:t xml:space="preserve">   2  </w:t>
-            </w:r>
-            <w:r>
-              <w:rPr>
-                <w:rFonts w:ascii="Consolas" w:hAnsi="Consolas" w:eastAsia="Consolas"/>
-                <w:b w:val="0"/>
-                <w:sz w:val="16"/>
-              </w:rPr>
-              <w:t>from matplotlib.figure import Figure</w:t>
+              <w:t xml:space="preserve"> [2]  </w:t>
+            </w:r>
+            <w:r>
+              <w:rPr>
+                <w:rFonts w:ascii="Consolas" w:hAnsi="Consolas" w:eastAsia="Consolas"/>
+                <w:b w:val="0"/>
+                <w:sz w:val="16"/>
+              </w:rPr>
+              <w:t>plt.hist(df["spend"])</w:t>
             </w:r>
           </w:p>
           <w:p>
@@ -2956,217 +2938,10 @@
             <w:r>
               <w:rPr>
                 <w:rFonts w:ascii="Consolas" w:hAnsi="Consolas" w:eastAsia="Consolas"/>
-                <w:b w:val="0"/>
-                <w:color w:val="5B6875"/>
-                <w:sz w:val="16"/>
-              </w:rPr>
-              <w:t xml:space="preserve">   3  </w:t>
-            </w:r>
-            <w:r>
-              <w:rPr>
-                <w:rFonts w:ascii="Consolas" w:hAnsi="Consolas" w:eastAsia="Consolas"/>
-                <w:b w:val="0"/>
-                <w:sz w:val="16"/>
-              </w:rPr>
-              <w:t xml:space="preserve"> </w:t>
-            </w:r>
-          </w:p>
-          <w:p>
-            <w:pPr>
-              <w:spacing w:before="0" w:after="0" w:line="240" w:lineRule="auto"/>
-              <w:ind w:left="567" w:hanging="567"/>
-            </w:pPr>
-            <w:r>
-              <w:rPr>
-                <w:rFonts w:ascii="Consolas" w:hAnsi="Consolas" w:eastAsia="Consolas"/>
-                <w:b w:val="0"/>
-                <w:color w:val="5B6875"/>
-                <w:sz w:val="16"/>
-              </w:rPr>
-              <w:t xml:space="preserve">   4  </w:t>
-            </w:r>
-            <w:r>
-              <w:rPr>
-                <w:rFonts w:ascii="Consolas" w:hAnsi="Consolas" w:eastAsia="Consolas"/>
-                <w:b w:val="0"/>
-                <w:sz w:val="16"/>
-              </w:rPr>
-              <w:t xml:space="preserve"> </w:t>
-            </w:r>
-          </w:p>
-          <w:p>
-            <w:pPr>
-              <w:spacing w:before="0" w:after="0" w:line="240" w:lineRule="auto"/>
-              <w:ind w:left="567" w:hanging="567"/>
-            </w:pPr>
-            <w:r>
-              <w:rPr>
-                <w:rFonts w:ascii="Consolas" w:hAnsi="Consolas" w:eastAsia="Consolas"/>
-                <w:b w:val="0"/>
-                <w:color w:val="5B6875"/>
-                <w:sz w:val="16"/>
-              </w:rPr>
-              <w:t xml:space="preserve">   5  </w:t>
-            </w:r>
-            <w:r>
-              <w:rPr>
-                <w:rFonts w:ascii="Consolas" w:hAnsi="Consolas" w:eastAsia="Consolas"/>
-                <w:b w:val="0"/>
-                <w:sz w:val="16"/>
-              </w:rPr>
-              <w:t>def plot_distribution(values: list[float], title: str, xlabel: str, bins: int = 30) -&gt; Figure:</w:t>
-            </w:r>
-          </w:p>
-          <w:p>
-            <w:pPr>
-              <w:spacing w:before="0" w:after="0" w:line="240" w:lineRule="auto"/>
-              <w:ind w:left="567" w:hanging="567"/>
-            </w:pPr>
-            <w:r>
-              <w:rPr>
-                <w:rFonts w:ascii="Consolas" w:hAnsi="Consolas" w:eastAsia="Consolas"/>
-                <w:b w:val="0"/>
-                <w:color w:val="5B6875"/>
-                <w:sz w:val="16"/>
-              </w:rPr>
-              <w:t xml:space="preserve">   6  </w:t>
-            </w:r>
-            <w:r>
-              <w:rPr>
-                <w:rFonts w:ascii="Consolas" w:hAnsi="Consolas" w:eastAsia="Consolas"/>
-                <w:b w:val="0"/>
-                <w:sz w:val="16"/>
-              </w:rPr>
-              <w:t xml:space="preserve">    """Histogram of values with labelled axes. The caller shows or saves it."""</w:t>
-            </w:r>
-          </w:p>
-          <w:p>
-            <w:pPr>
-              <w:spacing w:before="0" w:after="0" w:line="240" w:lineRule="auto"/>
-              <w:ind w:left="567" w:hanging="567"/>
-            </w:pPr>
-            <w:r>
-              <w:rPr>
-                <w:rFonts w:ascii="Consolas" w:hAnsi="Consolas" w:eastAsia="Consolas"/>
                 <w:b/>
                 <w:color w:val="5B6875"/>
                 <w:sz w:val="16"/>
               </w:rPr>
-              <w:t xml:space="preserve"> [1]  </w:t>
-            </w:r>
-            <w:r>
-              <w:rPr>
-                <w:rFonts w:ascii="Consolas" w:hAnsi="Consolas" w:eastAsia="Consolas"/>
-                <w:b w:val="0"/>
-                <w:sz w:val="16"/>
-              </w:rPr>
-              <w:t xml:space="preserve">    fig, ax = plt.subplots(figsize=(6, 4))</w:t>
-            </w:r>
-          </w:p>
-          <w:p>
-            <w:pPr>
-              <w:spacing w:before="0" w:after="0" w:line="240" w:lineRule="auto"/>
-              <w:ind w:left="567" w:hanging="567"/>
-            </w:pPr>
-            <w:r>
-              <w:rPr>
-                <w:rFonts w:ascii="Consolas" w:hAnsi="Consolas" w:eastAsia="Consolas"/>
-                <w:b/>
-                <w:color w:val="5B6875"/>
-                <w:sz w:val="16"/>
-              </w:rPr>
-              <w:t xml:space="preserve"> [2]  </w:t>
-            </w:r>
-            <w:r>
-              <w:rPr>
-                <w:rFonts w:ascii="Consolas" w:hAnsi="Consolas" w:eastAsia="Consolas"/>
-                <w:b w:val="0"/>
-                <w:sz w:val="16"/>
-              </w:rPr>
-              <w:t xml:space="preserve">    ax.hist(values, bins=bins)</w:t>
-            </w:r>
-          </w:p>
-          <w:p>
-            <w:pPr>
-              <w:spacing w:before="0" w:after="0" w:line="240" w:lineRule="auto"/>
-              <w:ind w:left="567" w:hanging="567"/>
-            </w:pPr>
-            <w:r>
-              <w:rPr>
-                <w:rFonts w:ascii="Consolas" w:hAnsi="Consolas" w:eastAsia="Consolas"/>
-                <w:b w:val="0"/>
-                <w:color w:val="5B6875"/>
-                <w:sz w:val="16"/>
-              </w:rPr>
-              <w:t xml:space="preserve">   9  </w:t>
-            </w:r>
-            <w:r>
-              <w:rPr>
-                <w:rFonts w:ascii="Consolas" w:hAnsi="Consolas" w:eastAsia="Consolas"/>
-                <w:b w:val="0"/>
-                <w:sz w:val="16"/>
-              </w:rPr>
-              <w:t xml:space="preserve">    ax.set_title(title)</w:t>
-            </w:r>
-          </w:p>
-          <w:p>
-            <w:pPr>
-              <w:spacing w:before="0" w:after="0" w:line="240" w:lineRule="auto"/>
-              <w:ind w:left="567" w:hanging="567"/>
-            </w:pPr>
-            <w:r>
-              <w:rPr>
-                <w:rFonts w:ascii="Consolas" w:hAnsi="Consolas" w:eastAsia="Consolas"/>
-                <w:b w:val="0"/>
-                <w:color w:val="5B6875"/>
-                <w:sz w:val="16"/>
-              </w:rPr>
-              <w:t xml:space="preserve">  10  </w:t>
-            </w:r>
-            <w:r>
-              <w:rPr>
-                <w:rFonts w:ascii="Consolas" w:hAnsi="Consolas" w:eastAsia="Consolas"/>
-                <w:b w:val="0"/>
-                <w:sz w:val="16"/>
-              </w:rPr>
-              <w:t xml:space="preserve">    ax.set_xlabel(xlabel)</w:t>
-            </w:r>
-          </w:p>
-          <w:p>
-            <w:pPr>
-              <w:spacing w:before="0" w:after="0" w:line="240" w:lineRule="auto"/>
-              <w:ind w:left="567" w:hanging="567"/>
-            </w:pPr>
-            <w:r>
-              <w:rPr>
-                <w:rFonts w:ascii="Consolas" w:hAnsi="Consolas" w:eastAsia="Consolas"/>
-                <w:b w:val="0"/>
-                <w:color w:val="5B6875"/>
-                <w:sz w:val="16"/>
-              </w:rPr>
-              <w:t xml:space="preserve">  11  </w:t>
-            </w:r>
-            <w:r>
-              <w:rPr>
-                <w:rFonts w:ascii="Consolas" w:hAnsi="Consolas" w:eastAsia="Consolas"/>
-                <w:b w:val="0"/>
-                <w:sz w:val="16"/>
-              </w:rPr>
-              <w:t xml:space="preserve">    ax.set_ylabel("Respondents")</w:t>
-            </w:r>
-          </w:p>
-          <w:p>
-            <w:pPr>
-              <w:spacing w:before="0" w:after="0" w:line="240" w:lineRule="auto"/>
-              <w:ind w:left="567" w:hanging="567"/>
-            </w:pPr>
-            <w:r>
-              <w:rPr>
-                <w:rFonts w:ascii="Consolas" w:hAnsi="Consolas" w:eastAsia="Consolas"/>
-                <w:b/>
-                <w:color w:val="5B6875"/>
-                <w:sz w:val="16"/>
-              </w:rPr>
               <w:t xml:space="preserve"> [3]  </w:t>
             </w:r>
             <w:r>
@@ -3175,7 +2950,7 @@
                 <w:b w:val="0"/>
                 <w:sz w:val="16"/>
               </w:rPr>
-              <w:t xml:space="preserve">    return fig</w:t>
+              <w:t>plt.show()</w:t>
             </w:r>
           </w:p>
         </w:tc>
@@ -3189,14 +2964,14 @@
         <w:rPr>
           <w:b/>
         </w:rPr>
-        <w:t xml:space="preserve">Line 7. </w:t>
-      </w:r>
-      <w:r>
-        <w:rPr>
-          <w:b w:val="0"/>
-          <w:i w:val="0"/>
-        </w:rPr>
-        <w:t>An explicit figure and axes, not the global pyplot state.</w:t>
+        <w:t xml:space="preserve">Line 1. </w:t>
+      </w:r>
+      <w:r>
+        <w:rPr>
+          <w:b w:val="0"/>
+          <w:i w:val="0"/>
+        </w:rPr>
+        <w:t>Summaries first: a skewed spend column makes the mean misleading.</w:t>
       </w:r>
     </w:p>
     <w:p>
@@ -3207,14 +2982,14 @@
         <w:rPr>
           <w:b/>
         </w:rPr>
-        <w:t xml:space="preserve">Line 8. </w:t>
-      </w:r>
-      <w:r>
-        <w:rPr>
-          <w:b w:val="0"/>
-          <w:i w:val="0"/>
-        </w:rPr>
-        <w:t>Bins are a parameter, so you try several.</w:t>
+        <w:t xml:space="preserve">Line 2. </w:t>
+      </w:r>
+      <w:r>
+        <w:rPr>
+          <w:b w:val="0"/>
+          <w:i w:val="0"/>
+        </w:rPr>
+        <w:t>Global pyplot state, default bins, no labels, no title.</w:t>
       </w:r>
     </w:p>
     <w:p>
@@ -3225,230 +3000,22 @@
         <w:rPr>
           <w:b/>
         </w:rPr>
-        <w:t xml:space="preserve">Line 12. </w:t>
-      </w:r>
-      <w:r>
-        <w:rPr>
-          <w:b w:val="0"/>
-          <w:i w:val="0"/>
-        </w:rPr>
-        <w:t>Returned for the caller to show, save or test.</w:t>
+        <w:t xml:space="preserve">Line 3. </w:t>
+      </w:r>
+      <w:r>
+        <w:rPr>
+          <w:b w:val="0"/>
+          <w:i w:val="0"/>
+        </w:rPr>
+        <w:t>Nothing returned: nothing to test or save.</w:t>
       </w:r>
     </w:p>
     <w:p>
-      <w:r>
-        <w:rPr>
-          <w:b w:val="0"/>
-          <w:i w:val="0"/>
-        </w:rPr>
-        <w:t>Plot distributions, pairs and time series before summarising, with functions that return labelled figures.</w:t>
-      </w:r>
-    </w:p>
-    <w:p>
       <w:pPr>
         <w:pStyle w:val="Heading4"/>
       </w:pPr>
       <w:r>
-        <w:t>Recap card</w:t>
-      </w:r>
-    </w:p>
-    <w:p>
-      <w:pPr>
-        <w:pStyle w:val="ListBullet"/>
-      </w:pPr>
-      <w:r>
-        <w:rPr>
-          <w:b/>
-          <w:i w:val="0"/>
-        </w:rPr>
-        <w:t>Anscombe's quartet</w:t>
-      </w:r>
-      <w:r>
-        <w:rPr>
-          <w:b w:val="0"/>
-          <w:i w:val="0"/>
-        </w:rPr>
-        <w:t xml:space="preserve"> Same mean, variance and correlation (0.816), different shapes. Plot before summarising.</w:t>
-      </w:r>
-    </w:p>
-    <w:p>
-      <w:pPr>
-        <w:pStyle w:val="ListBullet"/>
-      </w:pPr>
-      <w:r>
-        <w:rPr>
-          <w:b/>
-          <w:i w:val="0"/>
-        </w:rPr>
-        <w:t>Four first plots</w:t>
-      </w:r>
-      <w:r>
-        <w:rPr>
-          <w:b w:val="0"/>
-          <w:i w:val="0"/>
-        </w:rPr>
-        <w:t xml:space="preserve"> Histograms, scatter plots of modelled pairs, lines over waves, missingness bars.</w:t>
-      </w:r>
-    </w:p>
-    <w:p>
-      <w:pPr>
-        <w:pStyle w:val="ListBullet"/>
-      </w:pPr>
-      <w:r>
-        <w:rPr>
-          <w:b/>
-          <w:i w:val="0"/>
-        </w:rPr>
-        <w:t>Testable plotting code</w:t>
-      </w:r>
-      <w:r>
-        <w:rPr>
-          <w:b w:val="0"/>
-          <w:i w:val="0"/>
-        </w:rPr>
-        <w:t xml:space="preserve"> fig, ax = plt.subplots(), set labels on ax, return fig. No plt.show() inside.</w:t>
-      </w:r>
-    </w:p>
-    <w:p>
-      <w:pPr>
-        <w:pStyle w:val="ListBullet"/>
-      </w:pPr>
-      <w:r>
-        <w:rPr>
-          <w:b/>
-          <w:i w:val="0"/>
-        </w:rPr>
-        <w:t>Histogram bins</w:t>
-      </w:r>
-      <w:r>
-        <w:rPr>
-          <w:b w:val="0"/>
-          <w:i w:val="0"/>
-        </w:rPr>
-        <w:t xml:space="preserve"> Choose on purpose and try several. Too few hide spikes at codes.</w:t>
-      </w:r>
-    </w:p>
-    <w:p>
-      <w:pPr>
-        <w:pStyle w:val="Heading4"/>
-      </w:pPr>
-      <w:r>
-        <w:t>Practice</w:t>
-      </w:r>
-    </w:p>
-    <w:p>
-      <w:pPr>
-        <w:pStyle w:val="Heading5"/>
-      </w:pPr>
-      <w:r>
-        <w:t>Exercise 1. Multiple choice (level 1)</w:t>
-      </w:r>
-    </w:p>
-    <w:p>
-      <w:r>
-        <w:rPr>
-          <w:b w:val="0"/>
-          <w:i w:val="0"/>
-        </w:rPr>
-        <w:t>Two variables have correlation 0.816 in four different datasets. What can you conclude about the relationship without plotting?</w:t>
-      </w:r>
-    </w:p>
-    <w:p>
-      <w:pPr>
-        <w:pStyle w:val="ListBullet"/>
-      </w:pPr>
-      <w:r>
-        <w:rPr>
-          <w:b w:val="0"/>
-          <w:i w:val="0"/>
-        </w:rPr>
-        <w:t>a) It is linear in all four.</w:t>
-      </w:r>
-    </w:p>
-    <w:p>
-      <w:pPr>
-        <w:pStyle w:val="ListBullet"/>
-      </w:pPr>
-      <w:r>
-        <w:rPr>
-          <w:b w:val="0"/>
-          <w:i w:val="0"/>
-        </w:rPr>
-        <w:t>b) It is the same shape in all four.</w:t>
-      </w:r>
-    </w:p>
-    <w:p>
-      <w:pPr>
-        <w:pStyle w:val="ListBullet"/>
-      </w:pPr>
-      <w:r>
-        <w:rPr>
-          <w:b w:val="0"/>
-          <w:i w:val="0"/>
-        </w:rPr>
-        <w:t>c) Very little about its shape.</w:t>
-      </w:r>
-    </w:p>
-    <w:p>
-      <w:pPr>
-        <w:pStyle w:val="ListBullet"/>
-      </w:pPr>
-      <w:r>
-        <w:rPr>
-          <w:b w:val="0"/>
-          <w:i w:val="0"/>
-        </w:rPr>
-        <w:t>d) An outlier is present in all four.</w:t>
-      </w:r>
-    </w:p>
-    <w:p>
-      <w:r>
-        <w:rPr>
-          <w:b/>
-          <w:i w:val="0"/>
-        </w:rPr>
-        <w:t>Why?</w:t>
-      </w:r>
-    </w:p>
-    <w:p>
-      <w:pPr>
-        <w:pStyle w:val="ListBullet"/>
-      </w:pPr>
-      <w:r>
-        <w:rPr>
-          <w:b w:val="0"/>
-          <w:i w:val="0"/>
-        </w:rPr>
-        <w:t>r1) Anscombe's quartet has identical correlations with a line, a curve and an outlier-driven fit.</w:t>
-      </w:r>
-    </w:p>
-    <w:p>
-      <w:pPr>
-        <w:pStyle w:val="ListBullet"/>
-      </w:pPr>
-      <w:r>
-        <w:rPr>
-          <w:b w:val="0"/>
-          <w:i w:val="0"/>
-        </w:rPr>
-        <w:t>r2) Correlation is always misleading.</w:t>
-      </w:r>
-    </w:p>
-    <w:p>
-      <w:pPr>
-        <w:pStyle w:val="Heading5"/>
-      </w:pPr>
-      <w:r>
-        <w:t>Exercise 2. Predict the output (level 2)</w:t>
-      </w:r>
-    </w:p>
-    <w:p>
-      <w:r>
-        <w:rPr>
-          <w:b w:val="0"/>
-          <w:i w:val="0"/>
-        </w:rPr>
-        <w:t>What does this print? (NumPy 2.4)</w:t>
+        <w:t>Worked example: strong code</w:t>
       </w:r>
     </w:p>
     <w:tbl>
@@ -3486,7 +3053,7 @@
                 <w:b w:val="0"/>
                 <w:sz w:val="16"/>
               </w:rPr>
-              <w:t>import numpy as np</w:t>
+              <w:t>import matplotlib.pyplot as plt</w:t>
             </w:r>
           </w:p>
           <w:p>
@@ -3509,7 +3076,7 @@
                 <w:b w:val="0"/>
                 <w:sz w:val="16"/>
               </w:rPr>
-              <w:t xml:space="preserve"> </w:t>
+              <w:t>from matplotlib.figure import Figure</w:t>
             </w:r>
           </w:p>
           <w:p>
@@ -3532,7 +3099,7 @@
                 <w:b w:val="0"/>
                 <w:sz w:val="16"/>
               </w:rPr>
-              <w:t>x = [10, 8, 13, 9, 11, 14, 6, 4, 12, 7, 5]</w:t>
+              <w:t xml:space="preserve"> </w:t>
             </w:r>
           </w:p>
           <w:p>
@@ -3555,7 +3122,7 @@
                 <w:b w:val="0"/>
                 <w:sz w:val="16"/>
               </w:rPr>
-              <w:t>y1 = [8.04, 6.95, 7.58, 8.81, 8.33, 9.96, 7.24, 4.26, 10.84, 4.82, 5.68]</w:t>
+              <w:t xml:space="preserve"> </w:t>
             </w:r>
           </w:p>
           <w:p>
@@ -3578,7 +3145,7 @@
                 <w:b w:val="0"/>
                 <w:sz w:val="16"/>
               </w:rPr>
-              <w:t>y3 = [7.46, 6.77, 12.74, 7.11, 7.81, 8.84, 6.08, 5.39, 8.15, 6.42, 5.73]</w:t>
+              <w:t>def plot_distribution(values: list[float], title: str, xlabel: str, bins: int = 30) -&gt; Figure:</w:t>
             </w:r>
           </w:p>
           <w:p>
@@ -3601,28 +3168,418 @@
                 <w:b w:val="0"/>
                 <w:sz w:val="16"/>
               </w:rPr>
-              <w:t>print(round(np.corrcoef(x, y1)[0, 1], 2) == round(np.corrcoef(x, y3)[0, 1], 2))</w:t>
+              <w:t xml:space="preserve">    """Histogram of values with labelled axes. The caller shows or saves it."""</w:t>
+            </w:r>
+          </w:p>
+          <w:p>
+            <w:pPr>
+              <w:spacing w:before="0" w:after="0" w:line="240" w:lineRule="auto"/>
+              <w:ind w:left="567" w:hanging="567"/>
+            </w:pPr>
+            <w:r>
+              <w:rPr>
+                <w:rFonts w:ascii="Consolas" w:hAnsi="Consolas" w:eastAsia="Consolas"/>
+                <w:b/>
+                <w:color w:val="5B6875"/>
+                <w:sz w:val="16"/>
+              </w:rPr>
+              <w:t xml:space="preserve"> [1]  </w:t>
+            </w:r>
+            <w:r>
+              <w:rPr>
+                <w:rFonts w:ascii="Consolas" w:hAnsi="Consolas" w:eastAsia="Consolas"/>
+                <w:b w:val="0"/>
+                <w:sz w:val="16"/>
+              </w:rPr>
+              <w:t xml:space="preserve">    fig, ax = plt.subplots(figsize=(6, 4))</w:t>
+            </w:r>
+          </w:p>
+          <w:p>
+            <w:pPr>
+              <w:spacing w:before="0" w:after="0" w:line="240" w:lineRule="auto"/>
+              <w:ind w:left="567" w:hanging="567"/>
+            </w:pPr>
+            <w:r>
+              <w:rPr>
+                <w:rFonts w:ascii="Consolas" w:hAnsi="Consolas" w:eastAsia="Consolas"/>
+                <w:b/>
+                <w:color w:val="5B6875"/>
+                <w:sz w:val="16"/>
+              </w:rPr>
+              <w:t xml:space="preserve"> [2]  </w:t>
+            </w:r>
+            <w:r>
+              <w:rPr>
+                <w:rFonts w:ascii="Consolas" w:hAnsi="Consolas" w:eastAsia="Consolas"/>
+                <w:b w:val="0"/>
+                <w:sz w:val="16"/>
+              </w:rPr>
+              <w:t xml:space="preserve">    ax.hist(values, bins=bins)</w:t>
+            </w:r>
+          </w:p>
+          <w:p>
+            <w:pPr>
+              <w:spacing w:before="0" w:after="0" w:line="240" w:lineRule="auto"/>
+              <w:ind w:left="567" w:hanging="567"/>
+            </w:pPr>
+            <w:r>
+              <w:rPr>
+                <w:rFonts w:ascii="Consolas" w:hAnsi="Consolas" w:eastAsia="Consolas"/>
+                <w:b w:val="0"/>
+                <w:color w:val="5B6875"/>
+                <w:sz w:val="16"/>
+              </w:rPr>
+              <w:t xml:space="preserve">   9  </w:t>
+            </w:r>
+            <w:r>
+              <w:rPr>
+                <w:rFonts w:ascii="Consolas" w:hAnsi="Consolas" w:eastAsia="Consolas"/>
+                <w:b w:val="0"/>
+                <w:sz w:val="16"/>
+              </w:rPr>
+              <w:t xml:space="preserve">    ax.set_title(title)</w:t>
+            </w:r>
+          </w:p>
+          <w:p>
+            <w:pPr>
+              <w:spacing w:before="0" w:after="0" w:line="240" w:lineRule="auto"/>
+              <w:ind w:left="567" w:hanging="567"/>
+            </w:pPr>
+            <w:r>
+              <w:rPr>
+                <w:rFonts w:ascii="Consolas" w:hAnsi="Consolas" w:eastAsia="Consolas"/>
+                <w:b w:val="0"/>
+                <w:color w:val="5B6875"/>
+                <w:sz w:val="16"/>
+              </w:rPr>
+              <w:t xml:space="preserve">  10  </w:t>
+            </w:r>
+            <w:r>
+              <w:rPr>
+                <w:rFonts w:ascii="Consolas" w:hAnsi="Consolas" w:eastAsia="Consolas"/>
+                <w:b w:val="0"/>
+                <w:sz w:val="16"/>
+              </w:rPr>
+              <w:t xml:space="preserve">    ax.set_xlabel(xlabel)</w:t>
+            </w:r>
+          </w:p>
+          <w:p>
+            <w:pPr>
+              <w:spacing w:before="0" w:after="0" w:line="240" w:lineRule="auto"/>
+              <w:ind w:left="567" w:hanging="567"/>
+            </w:pPr>
+            <w:r>
+              <w:rPr>
+                <w:rFonts w:ascii="Consolas" w:hAnsi="Consolas" w:eastAsia="Consolas"/>
+                <w:b w:val="0"/>
+                <w:color w:val="5B6875"/>
+                <w:sz w:val="16"/>
+              </w:rPr>
+              <w:t xml:space="preserve">  11  </w:t>
+            </w:r>
+            <w:r>
+              <w:rPr>
+                <w:rFonts w:ascii="Consolas" w:hAnsi="Consolas" w:eastAsia="Consolas"/>
+                <w:b w:val="0"/>
+                <w:sz w:val="16"/>
+              </w:rPr>
+              <w:t xml:space="preserve">    ax.set_ylabel("Respondents")</w:t>
+            </w:r>
+          </w:p>
+          <w:p>
+            <w:pPr>
+              <w:spacing w:before="0" w:after="0" w:line="240" w:lineRule="auto"/>
+              <w:ind w:left="567" w:hanging="567"/>
+            </w:pPr>
+            <w:r>
+              <w:rPr>
+                <w:rFonts w:ascii="Consolas" w:hAnsi="Consolas" w:eastAsia="Consolas"/>
+                <w:b/>
+                <w:color w:val="5B6875"/>
+                <w:sz w:val="16"/>
+              </w:rPr>
+              <w:t xml:space="preserve"> [3]  </w:t>
+            </w:r>
+            <w:r>
+              <w:rPr>
+                <w:rFonts w:ascii="Consolas" w:hAnsi="Consolas" w:eastAsia="Consolas"/>
+                <w:b w:val="0"/>
+                <w:sz w:val="16"/>
+              </w:rPr>
+              <w:t xml:space="preserve">    return fig</w:t>
             </w:r>
           </w:p>
         </w:tc>
       </w:tr>
     </w:tbl>
-    <w:p/>
     <w:p>
       <w:pPr>
-        <w:pStyle w:val="Heading5"/>
-      </w:pPr>
-      <w:r>
-        <w:t>Exercise 3. Fill the gap (level 2)</w:t>
+        <w:pStyle w:val="ListNumber"/>
+      </w:pPr>
+      <w:r>
+        <w:rPr>
+          <w:b/>
+        </w:rPr>
+        <w:t xml:space="preserve">Line 7. </w:t>
+      </w:r>
+      <w:r>
+        <w:rPr>
+          <w:b w:val="0"/>
+          <w:i w:val="0"/>
+        </w:rPr>
+        <w:t>An explicit figure and axes, not the global pyplot state.</w:t>
       </w:r>
     </w:p>
     <w:p>
-      <w:r>
-        <w:rPr>
-          <w:b w:val="0"/>
-          <w:i w:val="0"/>
-        </w:rPr>
-        <w:t>Create an explicit figure and axes, and label the x axis.</w:t>
+      <w:pPr>
+        <w:pStyle w:val="ListNumber"/>
+      </w:pPr>
+      <w:r>
+        <w:rPr>
+          <w:b/>
+        </w:rPr>
+        <w:t xml:space="preserve">Line 8. </w:t>
+      </w:r>
+      <w:r>
+        <w:rPr>
+          <w:b w:val="0"/>
+          <w:i w:val="0"/>
+        </w:rPr>
+        <w:t>Bins are a parameter, so you try several.</w:t>
+      </w:r>
+    </w:p>
+    <w:p>
+      <w:pPr>
+        <w:pStyle w:val="ListNumber"/>
+      </w:pPr>
+      <w:r>
+        <w:rPr>
+          <w:b/>
+        </w:rPr>
+        <w:t xml:space="preserve">Line 12. </w:t>
+      </w:r>
+      <w:r>
+        <w:rPr>
+          <w:b w:val="0"/>
+          <w:i w:val="0"/>
+        </w:rPr>
+        <w:t>Returned for the caller to show, save or test.</w:t>
+      </w:r>
+    </w:p>
+    <w:p>
+      <w:r>
+        <w:rPr>
+          <w:b w:val="0"/>
+          <w:i w:val="0"/>
+        </w:rPr>
+        <w:t>Plot distributions, pairs and time series before summarising, with functions that return labelled figures.</w:t>
+      </w:r>
+    </w:p>
+    <w:p>
+      <w:pPr>
+        <w:pStyle w:val="Heading4"/>
+      </w:pPr>
+      <w:r>
+        <w:t>Recap card</w:t>
+      </w:r>
+    </w:p>
+    <w:p>
+      <w:pPr>
+        <w:pStyle w:val="ListBullet"/>
+      </w:pPr>
+      <w:r>
+        <w:rPr>
+          <w:b/>
+          <w:i w:val="0"/>
+        </w:rPr>
+        <w:t>Anscombe's quartet</w:t>
+      </w:r>
+      <w:r>
+        <w:rPr>
+          <w:b w:val="0"/>
+          <w:i w:val="0"/>
+        </w:rPr>
+        <w:t xml:space="preserve"> Same mean, variance and correlation (0.816), different shapes. Plot before summarising.</w:t>
+      </w:r>
+    </w:p>
+    <w:p>
+      <w:pPr>
+        <w:pStyle w:val="ListBullet"/>
+      </w:pPr>
+      <w:r>
+        <w:rPr>
+          <w:b/>
+          <w:i w:val="0"/>
+        </w:rPr>
+        <w:t>Four first plots</w:t>
+      </w:r>
+      <w:r>
+        <w:rPr>
+          <w:b w:val="0"/>
+          <w:i w:val="0"/>
+        </w:rPr>
+        <w:t xml:space="preserve"> Histograms, scatter plots of modelled pairs, lines over waves, missingness bars.</w:t>
+      </w:r>
+    </w:p>
+    <w:p>
+      <w:pPr>
+        <w:pStyle w:val="ListBullet"/>
+      </w:pPr>
+      <w:r>
+        <w:rPr>
+          <w:b/>
+          <w:i w:val="0"/>
+        </w:rPr>
+        <w:t>Testable plotting code</w:t>
+      </w:r>
+      <w:r>
+        <w:rPr>
+          <w:b w:val="0"/>
+          <w:i w:val="0"/>
+        </w:rPr>
+        <w:t xml:space="preserve"> fig, ax = plt.subplots(), set labels on ax, return fig. No plt.show() inside.</w:t>
+      </w:r>
+    </w:p>
+    <w:p>
+      <w:pPr>
+        <w:pStyle w:val="ListBullet"/>
+      </w:pPr>
+      <w:r>
+        <w:rPr>
+          <w:b/>
+          <w:i w:val="0"/>
+        </w:rPr>
+        <w:t>Histogram bins</w:t>
+      </w:r>
+      <w:r>
+        <w:rPr>
+          <w:b w:val="0"/>
+          <w:i w:val="0"/>
+        </w:rPr>
+        <w:t xml:space="preserve"> Choose on purpose and try several. Too few hide spikes at codes.</w:t>
+      </w:r>
+    </w:p>
+    <w:p>
+      <w:pPr>
+        <w:pStyle w:val="Heading4"/>
+      </w:pPr>
+      <w:r>
+        <w:t>Practice</w:t>
+      </w:r>
+    </w:p>
+    <w:p>
+      <w:pPr>
+        <w:pStyle w:val="Heading5"/>
+      </w:pPr>
+      <w:r>
+        <w:t>Exercise 1. Multiple choice (level 1)</w:t>
+      </w:r>
+    </w:p>
+    <w:p>
+      <w:r>
+        <w:rPr>
+          <w:b w:val="0"/>
+          <w:i w:val="0"/>
+        </w:rPr>
+        <w:t>Two variables have correlation 0.816 in four different datasets. What can you conclude about the relationship without plotting?</w:t>
+      </w:r>
+    </w:p>
+    <w:p>
+      <w:pPr>
+        <w:pStyle w:val="ListBullet"/>
+      </w:pPr>
+      <w:r>
+        <w:rPr>
+          <w:b w:val="0"/>
+          <w:i w:val="0"/>
+        </w:rPr>
+        <w:t>a) It is linear in all four.</w:t>
+      </w:r>
+    </w:p>
+    <w:p>
+      <w:pPr>
+        <w:pStyle w:val="ListBullet"/>
+      </w:pPr>
+      <w:r>
+        <w:rPr>
+          <w:b w:val="0"/>
+          <w:i w:val="0"/>
+        </w:rPr>
+        <w:t>b) It is the same shape in all four.</w:t>
+      </w:r>
+    </w:p>
+    <w:p>
+      <w:pPr>
+        <w:pStyle w:val="ListBullet"/>
+      </w:pPr>
+      <w:r>
+        <w:rPr>
+          <w:b w:val="0"/>
+          <w:i w:val="0"/>
+        </w:rPr>
+        <w:t>c) Very little about its shape.</w:t>
+      </w:r>
+    </w:p>
+    <w:p>
+      <w:pPr>
+        <w:pStyle w:val="ListBullet"/>
+      </w:pPr>
+      <w:r>
+        <w:rPr>
+          <w:b w:val="0"/>
+          <w:i w:val="0"/>
+        </w:rPr>
+        <w:t>d) An outlier is present in all four.</w:t>
+      </w:r>
+    </w:p>
+    <w:p>
+      <w:r>
+        <w:rPr>
+          <w:b/>
+          <w:i w:val="0"/>
+        </w:rPr>
+        <w:t>Why?</w:t>
+      </w:r>
+    </w:p>
+    <w:p>
+      <w:pPr>
+        <w:pStyle w:val="ListBullet"/>
+      </w:pPr>
+      <w:r>
+        <w:rPr>
+          <w:b w:val="0"/>
+          <w:i w:val="0"/>
+        </w:rPr>
+        <w:t>r1) Anscombe's quartet has identical correlations with a line, a curve and an outlier-driven fit.</w:t>
+      </w:r>
+    </w:p>
+    <w:p>
+      <w:pPr>
+        <w:pStyle w:val="ListBullet"/>
+      </w:pPr>
+      <w:r>
+        <w:rPr>
+          <w:b w:val="0"/>
+          <w:i w:val="0"/>
+        </w:rPr>
+        <w:t>r2) Correlation is always misleading.</w:t>
+      </w:r>
+    </w:p>
+    <w:p>
+      <w:pPr>
+        <w:pStyle w:val="Heading5"/>
+      </w:pPr>
+      <w:r>
+        <w:t>Exercise 2. Predict the output (level 2)</w:t>
+      </w:r>
+    </w:p>
+    <w:p>
+      <w:r>
+        <w:rPr>
+          <w:b w:val="0"/>
+          <w:i w:val="0"/>
+        </w:rPr>
+        <w:t>What does this print? (NumPy 2.4)</w:t>
       </w:r>
     </w:p>
     <w:tbl>
@@ -3660,7 +3617,7 @@
                 <w:b w:val="0"/>
                 <w:sz w:val="16"/>
               </w:rPr>
-              <w:t>fig, ax = plt._____(1)()</w:t>
+              <w:t>import numpy as np</w:t>
             </w:r>
           </w:p>
           <w:p>
@@ -3683,7 +3640,7 @@
                 <w:b w:val="0"/>
                 <w:sz w:val="16"/>
               </w:rPr>
-              <w:t>ax.hist(values, bins=30)</w:t>
+              <w:t xml:space="preserve"> </w:t>
             </w:r>
           </w:p>
           <w:p>
@@ -3706,7 +3663,76 @@
                 <w:b w:val="0"/>
                 <w:sz w:val="16"/>
               </w:rPr>
-              <w:t>ax._____(2)("Monthly spend (GBP)")</w:t>
+              <w:t>x = [10, 8, 13, 9, 11, 14, 6, 4, 12, 7, 5]</w:t>
+            </w:r>
+          </w:p>
+          <w:p>
+            <w:pPr>
+              <w:spacing w:before="0" w:after="0" w:line="240" w:lineRule="auto"/>
+              <w:ind w:left="567" w:hanging="567"/>
+            </w:pPr>
+            <w:r>
+              <w:rPr>
+                <w:rFonts w:ascii="Consolas" w:hAnsi="Consolas" w:eastAsia="Consolas"/>
+                <w:b w:val="0"/>
+                <w:color w:val="5B6875"/>
+                <w:sz w:val="16"/>
+              </w:rPr>
+              <w:t xml:space="preserve">   4  </w:t>
+            </w:r>
+            <w:r>
+              <w:rPr>
+                <w:rFonts w:ascii="Consolas" w:hAnsi="Consolas" w:eastAsia="Consolas"/>
+                <w:b w:val="0"/>
+                <w:sz w:val="16"/>
+              </w:rPr>
+              <w:t>y1 = [8.04, 6.95, 7.58, 8.81, 8.33, 9.96, 7.24, 4.26, 10.84, 4.82, 5.68]</w:t>
+            </w:r>
+          </w:p>
+          <w:p>
+            <w:pPr>
+              <w:spacing w:before="0" w:after="0" w:line="240" w:lineRule="auto"/>
+              <w:ind w:left="567" w:hanging="567"/>
+            </w:pPr>
+            <w:r>
+              <w:rPr>
+                <w:rFonts w:ascii="Consolas" w:hAnsi="Consolas" w:eastAsia="Consolas"/>
+                <w:b w:val="0"/>
+                <w:color w:val="5B6875"/>
+                <w:sz w:val="16"/>
+              </w:rPr>
+              <w:t xml:space="preserve">   5  </w:t>
+            </w:r>
+            <w:r>
+              <w:rPr>
+                <w:rFonts w:ascii="Consolas" w:hAnsi="Consolas" w:eastAsia="Consolas"/>
+                <w:b w:val="0"/>
+                <w:sz w:val="16"/>
+              </w:rPr>
+              <w:t>y3 = [7.46, 6.77, 12.74, 7.11, 7.81, 8.84, 6.08, 5.39, 8.15, 6.42, 5.73]</w:t>
+            </w:r>
+          </w:p>
+          <w:p>
+            <w:pPr>
+              <w:spacing w:before="0" w:after="0" w:line="240" w:lineRule="auto"/>
+              <w:ind w:left="567" w:hanging="567"/>
+            </w:pPr>
+            <w:r>
+              <w:rPr>
+                <w:rFonts w:ascii="Consolas" w:hAnsi="Consolas" w:eastAsia="Consolas"/>
+                <w:b w:val="0"/>
+                <w:color w:val="5B6875"/>
+                <w:sz w:val="16"/>
+              </w:rPr>
+              <w:t xml:space="preserve">   6  </w:t>
+            </w:r>
+            <w:r>
+              <w:rPr>
+                <w:rFonts w:ascii="Consolas" w:hAnsi="Consolas" w:eastAsia="Consolas"/>
+                <w:b w:val="0"/>
+                <w:sz w:val="16"/>
+              </w:rPr>
+              <w:t>print(round(np.corrcoef(x, y1)[0, 1], 2) == round(np.corrcoef(x, y3)[0, 1], 2))</w:t>
             </w:r>
           </w:p>
         </w:tc>
@@ -3718,7 +3744,7 @@
         <w:pStyle w:val="Heading5"/>
       </w:pPr>
       <w:r>
-        <w:t>Exercise 4. Write the function (level 3)</w:t>
+        <w:t>Exercise 3. Fill the gap (level 2)</w:t>
       </w:r>
     </w:p>
     <w:p>
@@ -3727,76 +3753,7 @@
           <w:b w:val="0"/>
           <w:i w:val="0"/>
         </w:rPr>
-        <w:t xml:space="preserve">Write </w:t>
-      </w:r>
-      <w:r>
-        <w:rPr>
-          <w:rFonts w:ascii="Consolas" w:hAnsi="Consolas" w:eastAsia="Consolas"/>
-          <w:b w:val="0"/>
-          <w:sz w:val="19"/>
-        </w:rPr>
-        <w:t>plot_distribution(values, title, xlabel, bins=30) -&gt; Figure</w:t>
-      </w:r>
-      <w:r>
-        <w:rPr>
-          <w:b w:val="0"/>
-          <w:i w:val="0"/>
-        </w:rPr>
-        <w:t xml:space="preserve">. Draw a histogram with </w:t>
-      </w:r>
-      <w:r>
-        <w:rPr>
-          <w:rFonts w:ascii="Consolas" w:hAnsi="Consolas" w:eastAsia="Consolas"/>
-          <w:b w:val="0"/>
-          <w:sz w:val="19"/>
-        </w:rPr>
-        <w:t>bins</w:t>
-      </w:r>
-      <w:r>
-        <w:rPr>
-          <w:b w:val="0"/>
-          <w:i w:val="0"/>
-        </w:rPr>
-        <w:t xml:space="preserve"> bins on one axes, set the title and x label from the arguments, set the y label to </w:t>
-      </w:r>
-      <w:r>
-        <w:rPr>
-          <w:rFonts w:ascii="Consolas" w:hAnsi="Consolas" w:eastAsia="Consolas"/>
-          <w:b w:val="0"/>
-          <w:sz w:val="19"/>
-        </w:rPr>
-        <w:t>"Respondents"</w:t>
-      </w:r>
-      <w:r>
-        <w:rPr>
-          <w:b w:val="0"/>
-          <w:i w:val="0"/>
-        </w:rPr>
-        <w:t xml:space="preserve">, and return the figure. Do not call </w:t>
-      </w:r>
-      <w:r>
-        <w:rPr>
-          <w:rFonts w:ascii="Consolas" w:hAnsi="Consolas" w:eastAsia="Consolas"/>
-          <w:b w:val="0"/>
-          <w:sz w:val="19"/>
-        </w:rPr>
-        <w:t>plt.show()</w:t>
-      </w:r>
-      <w:r>
-        <w:rPr>
-          <w:b w:val="0"/>
-          <w:i w:val="0"/>
-        </w:rPr>
-        <w:t>.</w:t>
-      </w:r>
-    </w:p>
-    <w:p>
-      <w:r>
-        <w:rPr>
-          <w:b w:val="0"/>
-          <w:i w:val="0"/>
-        </w:rPr>
-        <w:t>Starter code:</w:t>
+        <w:t>Create an explicit figure and axes, and label the x axis.</w:t>
       </w:r>
     </w:p>
     <w:tbl>
@@ -3834,7 +3791,7 @@
                 <w:b w:val="0"/>
                 <w:sz w:val="16"/>
               </w:rPr>
-              <w:t>import matplotlib.pyplot as plt</w:t>
+              <w:t>fig, ax = plt._____(1)()</w:t>
             </w:r>
           </w:p>
           <w:p>
@@ -3857,7 +3814,7 @@
                 <w:b w:val="0"/>
                 <w:sz w:val="16"/>
               </w:rPr>
-              <w:t xml:space="preserve"> </w:t>
+              <w:t>ax.hist(values, bins=30)</w:t>
             </w:r>
           </w:p>
           <w:p>
@@ -3880,76 +3837,7 @@
                 <w:b w:val="0"/>
                 <w:sz w:val="16"/>
               </w:rPr>
-              <w:t xml:space="preserve"> </w:t>
-            </w:r>
-          </w:p>
-          <w:p>
-            <w:pPr>
-              <w:spacing w:before="0" w:after="0" w:line="240" w:lineRule="auto"/>
-              <w:ind w:left="567" w:hanging="567"/>
-            </w:pPr>
-            <w:r>
-              <w:rPr>
-                <w:rFonts w:ascii="Consolas" w:hAnsi="Consolas" w:eastAsia="Consolas"/>
-                <w:b w:val="0"/>
-                <w:color w:val="5B6875"/>
-                <w:sz w:val="16"/>
-              </w:rPr>
-              <w:t xml:space="preserve">   4  </w:t>
-            </w:r>
-            <w:r>
-              <w:rPr>
-                <w:rFonts w:ascii="Consolas" w:hAnsi="Consolas" w:eastAsia="Consolas"/>
-                <w:b w:val="0"/>
-                <w:sz w:val="16"/>
-              </w:rPr>
-              <w:t>def plot_distribution(values, title, xlabel, bins=30):</w:t>
-            </w:r>
-          </w:p>
-          <w:p>
-            <w:pPr>
-              <w:spacing w:before="0" w:after="0" w:line="240" w:lineRule="auto"/>
-              <w:ind w:left="567" w:hanging="567"/>
-            </w:pPr>
-            <w:r>
-              <w:rPr>
-                <w:rFonts w:ascii="Consolas" w:hAnsi="Consolas" w:eastAsia="Consolas"/>
-                <w:b w:val="0"/>
-                <w:color w:val="5B6875"/>
-                <w:sz w:val="16"/>
-              </w:rPr>
-              <w:t xml:space="preserve">   5  </w:t>
-            </w:r>
-            <w:r>
-              <w:rPr>
-                <w:rFonts w:ascii="Consolas" w:hAnsi="Consolas" w:eastAsia="Consolas"/>
-                <w:b w:val="0"/>
-                <w:sz w:val="16"/>
-              </w:rPr>
-              <w:t xml:space="preserve">    plt.hist(values)</w:t>
-            </w:r>
-          </w:p>
-          <w:p>
-            <w:pPr>
-              <w:spacing w:before="0" w:after="0" w:line="240" w:lineRule="auto"/>
-              <w:ind w:left="567" w:hanging="567"/>
-            </w:pPr>
-            <w:r>
-              <w:rPr>
-                <w:rFonts w:ascii="Consolas" w:hAnsi="Consolas" w:eastAsia="Consolas"/>
-                <w:b w:val="0"/>
-                <w:color w:val="5B6875"/>
-                <w:sz w:val="16"/>
-              </w:rPr>
-              <w:t xml:space="preserve">   6  </w:t>
-            </w:r>
-            <w:r>
-              <w:rPr>
-                <w:rFonts w:ascii="Consolas" w:hAnsi="Consolas" w:eastAsia="Consolas"/>
-                <w:b w:val="0"/>
-                <w:sz w:val="16"/>
-              </w:rPr>
-              <w:t xml:space="preserve">    plt.show()</w:t>
+              <w:t>ax._____(2)("Monthly spend (GBP)")</w:t>
             </w:r>
           </w:p>
         </w:tc>
@@ -3961,7 +3849,7 @@
         <w:pStyle w:val="Heading5"/>
       </w:pPr>
       <w:r>
-        <w:t>Exercise 5. Architecture design (level 4)</w:t>
+        <w:t>Exercise 4. Write the function (level 3)</w:t>
       </w:r>
     </w:p>
     <w:p>
@@ -3970,7 +3858,67 @@
           <w:b w:val="0"/>
           <w:i w:val="0"/>
         </w:rPr>
-        <w:t>Choose the first plot for each question.</w:t>
+        <w:t xml:space="preserve">Write </w:t>
+      </w:r>
+      <w:r>
+        <w:rPr>
+          <w:rFonts w:ascii="Consolas" w:hAnsi="Consolas" w:eastAsia="Consolas"/>
+          <w:b w:val="0"/>
+          <w:sz w:val="19"/>
+        </w:rPr>
+        <w:t>plot_distribution(values, title, xlabel, bins=30) -&gt; Figure</w:t>
+      </w:r>
+      <w:r>
+        <w:rPr>
+          <w:b w:val="0"/>
+          <w:i w:val="0"/>
+        </w:rPr>
+        <w:t xml:space="preserve">. Draw a histogram with </w:t>
+      </w:r>
+      <w:r>
+        <w:rPr>
+          <w:rFonts w:ascii="Consolas" w:hAnsi="Consolas" w:eastAsia="Consolas"/>
+          <w:b w:val="0"/>
+          <w:sz w:val="19"/>
+        </w:rPr>
+        <w:t>bins</w:t>
+      </w:r>
+      <w:r>
+        <w:rPr>
+          <w:b w:val="0"/>
+          <w:i w:val="0"/>
+        </w:rPr>
+        <w:t xml:space="preserve"> bins on one axes, set the title and x label from the arguments, set the y label to </w:t>
+      </w:r>
+      <w:r>
+        <w:rPr>
+          <w:rFonts w:ascii="Consolas" w:hAnsi="Consolas" w:eastAsia="Consolas"/>
+          <w:b w:val="0"/>
+          <w:sz w:val="19"/>
+        </w:rPr>
+        <w:t>"Respondents"</w:t>
+      </w:r>
+      <w:r>
+        <w:rPr>
+          <w:b w:val="0"/>
+          <w:i w:val="0"/>
+        </w:rPr>
+        <w:t xml:space="preserve">, and return the figure. Do not call </w:t>
+      </w:r>
+      <w:r>
+        <w:rPr>
+          <w:rFonts w:ascii="Consolas" w:hAnsi="Consolas" w:eastAsia="Consolas"/>
+          <w:b w:val="0"/>
+          <w:sz w:val="19"/>
+        </w:rPr>
+        <w:t>plt.show()</w:t>
+      </w:r>
+      <w:r>
+        <w:rPr>
+          <w:b w:val="0"/>
+          <w:i w:val="0"/>
+        </w:rPr>
+        <w:t>.</w:t>
       </w:r>
     </w:p>
     <w:p>
@@ -3979,123 +3927,52 @@
           <w:b w:val="0"/>
           <w:i w:val="0"/>
         </w:rPr>
-        <w:t>Options: Histogram, Scatter plot, Line over waves, Bar chart of missing share.</w:t>
+        <w:t>Your code must pass these checks:</w:t>
       </w:r>
     </w:p>
     <w:p>
       <w:pPr>
-        <w:pStyle w:val="ListNumber"/>
-      </w:pPr>
-      <w:r>
-        <w:rPr>
-          <w:b w:val="0"/>
-          <w:i w:val="0"/>
-        </w:rPr>
-        <w:t>Does the age column hold codes such as 999?</w:t>
+        <w:pStyle w:val="ListBullet"/>
+      </w:pPr>
+      <w:r>
+        <w:rPr>
+          <w:b w:val="0"/>
+          <w:i w:val="0"/>
+        </w:rPr>
+        <w:t>Return a matplotlib Figure.</w:t>
       </w:r>
     </w:p>
     <w:p>
       <w:pPr>
-        <w:pStyle w:val="ListNumber"/>
-      </w:pPr>
-      <w:r>
-        <w:rPr>
-          <w:b w:val="0"/>
-          <w:i w:val="0"/>
-        </w:rPr>
-        <w:t>Is the recall and intent correlation driven by a few markets?</w:t>
+        <w:pStyle w:val="ListBullet"/>
+      </w:pPr>
+      <w:r>
+        <w:rPr>
+          <w:b w:val="0"/>
+          <w:i w:val="0"/>
+        </w:rPr>
+        <w:t>Set the title and x label from the arguments, and the y label to Respondents.</w:t>
       </w:r>
     </w:p>
     <w:p>
       <w:pPr>
-        <w:pStyle w:val="ListNumber"/>
-      </w:pPr>
-      <w:r>
-        <w:rPr>
-          <w:b w:val="0"/>
-          <w:i w:val="0"/>
-        </w:rPr>
-        <w:t>Did the supplier change in wave 9 shift the awareness rate?</w:t>
+        <w:pStyle w:val="ListBullet"/>
+      </w:pPr>
+      <w:r>
+        <w:rPr>
+          <w:b w:val="0"/>
+          <w:i w:val="0"/>
+        </w:rPr>
+        <w:t>Use the bins argument for the histogram.</w:t>
       </w:r>
     </w:p>
     <w:p>
-      <w:pPr>
-        <w:pStyle w:val="ListNumber"/>
-      </w:pPr>
-      <w:r>
-        <w:rPr>
-          <w:b w:val="0"/>
-          <w:i w:val="0"/>
-        </w:rPr>
-        <w:t>Which questions did the new mobile layout leave unanswered?</w:t>
-      </w:r>
-    </w:p>
-    <w:p>
-      <w:pPr>
-        <w:pStyle w:val="Heading4"/>
-      </w:pPr>
-      <w:r>
-        <w:t>Sources</w:t>
-      </w:r>
-    </w:p>
-    <w:p>
-      <w:pPr>
-        <w:pStyle w:val="ListBullet"/>
-      </w:pPr>
-      <w:r>
-        <w:rPr>
-          <w:b w:val="0"/>
-          <w:i w:val="0"/>
-        </w:rPr>
-        <w:t>Anscombe's sets I to III share mean 7.50, variance about 4.12 to 4.13 and correlation 0.816. (verified: Anscombe (1973), The American Statistician 27(1); computed with NumPy 2.4.6 in this repository.)</w:t>
-      </w:r>
-    </w:p>
-    <w:p>
-      <w:pPr>
-        <w:pStyle w:val="Heading3"/>
-      </w:pPr>
-      <w:r>
-        <w:t>B7-L3 Write assumptions down, then turn them into checks</w:t>
-      </w:r>
-    </w:p>
-    <w:p>
-      <w:pPr>
-        <w:pStyle w:val="Heading4"/>
-      </w:pPr>
-      <w:r>
-        <w:t>Concept</w:t>
-      </w:r>
-    </w:p>
-    <w:p>
-      <w:r>
-        <w:rPr>
-          <w:b w:val="0"/>
-          <w:i w:val="0"/>
-        </w:rPr>
-        <w:t>Every analysis rests on assumptions: what a row means, how "don't know" is coded, which respondents are in scope, that weights sum to the sample size. Unwritten, they live in one analyst's head and break silently when the data changes.</w:t>
-      </w:r>
-    </w:p>
-    <w:p>
-      <w:r>
-        <w:rPr>
-          <w:b w:val="0"/>
-          <w:i w:val="0"/>
-        </w:rPr>
-        <w:t xml:space="preserve">Keep an </w:t>
-      </w:r>
-      <w:r>
-        <w:rPr>
-          <w:b/>
-          <w:i w:val="0"/>
-        </w:rPr>
-        <w:t>assumptions log</w:t>
-      </w:r>
-      <w:r>
-        <w:rPr>
-          <w:b w:val="0"/>
-          <w:i w:val="0"/>
-        </w:rPr>
-        <w:t xml:space="preserve"> next to the analysis. One entry per assumption, with the same fields each time:</w:t>
+      <w:r>
+        <w:rPr>
+          <w:b w:val="0"/>
+          <w:i w:val="0"/>
+        </w:rPr>
+        <w:t>Shape of the answer. The reference solution defines these names. Write the bodies yourself.</w:t>
       </w:r>
     </w:p>
     <w:tbl>
@@ -4133,7 +4010,7 @@
                 <w:b w:val="0"/>
                 <w:sz w:val="16"/>
               </w:rPr>
-              <w:t>- id: A3</w:t>
+              <w:t># Histogram of values with labelled axes.</w:t>
             </w:r>
           </w:p>
           <w:p>
@@ -4156,7 +4033,7 @@
                 <w:b w:val="0"/>
                 <w:sz w:val="16"/>
               </w:rPr>
-              <w:t xml:space="preserve">  statement: "score uses 1 to 10; 98 = refused, 99 = don't know"</w:t>
+              <w:t>def plot_distribution(</w:t>
             </w:r>
           </w:p>
           <w:p>
@@ -4179,7 +4056,7 @@
                 <w:b w:val="0"/>
                 <w:sz w:val="16"/>
               </w:rPr>
-              <w:t xml:space="preserve">  evidence: "Questionnaire v4, Q12; profile of waves 1 to 11 shows only 1-10, 98, 99"</w:t>
+              <w:t xml:space="preserve">    values: list[float],</w:t>
             </w:r>
           </w:p>
           <w:p>
@@ -4202,7 +4079,7 @@
                 <w:b w:val="0"/>
                 <w:sz w:val="16"/>
               </w:rPr>
-              <w:t xml:space="preserve">  handling: "98 and 99 become missing before any statistic"</w:t>
+              <w:t xml:space="preserve">    title: str,</w:t>
             </w:r>
           </w:p>
           <w:p>
@@ -4225,7 +4102,7 @@
                 <w:b w:val="0"/>
                 <w:sz w:val="16"/>
               </w:rPr>
-              <w:t xml:space="preserve">  check: "score in 1..10 or missing, after recoding"</w:t>
+              <w:t xml:space="preserve">    xlabel: str,</w:t>
             </w:r>
           </w:p>
           <w:p>
@@ -4248,7 +4125,7 @@
                 <w:b w:val="0"/>
                 <w:sz w:val="16"/>
               </w:rPr>
-              <w:t xml:space="preserve">  owner: "analysis team"</w:t>
+              <w:t xml:space="preserve">    bins: int = 30,</w:t>
             </w:r>
           </w:p>
           <w:p>
@@ -4271,7 +4148,7 @@
                 <w:b w:val="0"/>
                 <w:sz w:val="16"/>
               </w:rPr>
-              <w:t xml:space="preserve">  last_verified: 2026-09-01</w:t>
+              <w:t>) -&gt; Figure: ...</w:t>
             </w:r>
           </w:p>
         </w:tc>
@@ -4284,51 +4161,7 @@
           <w:b w:val="0"/>
           <w:i w:val="0"/>
         </w:rPr>
-        <w:t xml:space="preserve">Then make the assumption </w:t>
-      </w:r>
-      <w:r>
-        <w:rPr>
-          <w:b/>
-          <w:i w:val="0"/>
-        </w:rPr>
-        <w:t>executable</w:t>
-      </w:r>
-      <w:r>
-        <w:rPr>
-          <w:b w:val="0"/>
-          <w:i w:val="0"/>
-        </w:rPr>
-        <w:t xml:space="preserve">. The </w:t>
-      </w:r>
-      <w:r>
-        <w:rPr>
-          <w:rFonts w:ascii="Consolas" w:hAnsi="Consolas" w:eastAsia="Consolas"/>
-          <w:b w:val="0"/>
-          <w:sz w:val="19"/>
-        </w:rPr>
-        <w:t>handling</w:t>
-      </w:r>
-      <w:r>
-        <w:rPr>
-          <w:b w:val="0"/>
-          <w:i w:val="0"/>
-        </w:rPr>
-        <w:t xml:space="preserve"> becomes code, and the </w:t>
-      </w:r>
-      <w:r>
-        <w:rPr>
-          <w:rFonts w:ascii="Consolas" w:hAnsi="Consolas" w:eastAsia="Consolas"/>
-          <w:b w:val="0"/>
-          <w:sz w:val="19"/>
-        </w:rPr>
-        <w:t>check</w:t>
-      </w:r>
-      <w:r>
-        <w:rPr>
-          <w:b w:val="0"/>
-          <w:i w:val="0"/>
-        </w:rPr>
-        <w:t xml:space="preserve"> becomes a QA result (lesson B5-L3) that runs on every delivery.</w:t>
+        <w:t>Starter code:</w:t>
       </w:r>
     </w:p>
     <w:tbl>
@@ -4366,7 +4199,7 @@
                 <w:b w:val="0"/>
                 <w:sz w:val="16"/>
               </w:rPr>
-              <w:t>MISSING_CODES: dict[str, list[int]] = {"score": [98, 99]}   # from config, per A3</w:t>
+              <w:t>import matplotlib.pyplot as plt</w:t>
             </w:r>
           </w:p>
           <w:p>
@@ -4435,7 +4268,7 @@
                 <w:b w:val="0"/>
                 <w:sz w:val="16"/>
               </w:rPr>
-              <w:t>def recode_missing(df: pd.DataFrame, codes: dict[str, list[int]]) -&gt; pd.DataFrame:</w:t>
+              <w:t>def plot_distribution(values, title, xlabel, bins=30):</w:t>
             </w:r>
           </w:p>
           <w:p>
@@ -4458,7 +4291,30 @@
                 <w:b w:val="0"/>
                 <w:sz w:val="16"/>
               </w:rPr>
-              <w:t xml:space="preserve">    return df.assign(**{col: df[col].mask(df[col].isin(vals)) for col, vals in codes.items()})</w:t>
+              <w:t xml:space="preserve">    plt.hist(values)</w:t>
+            </w:r>
+          </w:p>
+          <w:p>
+            <w:pPr>
+              <w:spacing w:before="0" w:after="0" w:line="240" w:lineRule="auto"/>
+              <w:ind w:left="567" w:hanging="567"/>
+            </w:pPr>
+            <w:r>
+              <w:rPr>
+                <w:rFonts w:ascii="Consolas" w:hAnsi="Consolas" w:eastAsia="Consolas"/>
+                <w:b w:val="0"/>
+                <w:color w:val="5B6875"/>
+                <w:sz w:val="16"/>
+              </w:rPr>
+              <w:t xml:space="preserve">   6  </w:t>
+            </w:r>
+            <w:r>
+              <w:rPr>
+                <w:rFonts w:ascii="Consolas" w:hAnsi="Consolas" w:eastAsia="Consolas"/>
+                <w:b w:val="0"/>
+                <w:sz w:val="16"/>
+              </w:rPr>
+              <w:t xml:space="preserve">    plt.show()</w:t>
             </w:r>
           </w:p>
         </w:tc>
@@ -4466,56 +4322,11 @@
     </w:tbl>
     <w:p/>
     <w:p>
-      <w:r>
-        <w:rPr>
-          <w:b w:val="0"/>
-          <w:i w:val="0"/>
-        </w:rPr>
-        <w:t xml:space="preserve">Recode </w:t>
-      </w:r>
-      <w:r>
-        <w:rPr>
-          <w:b/>
-          <w:i w:val="0"/>
-        </w:rPr>
-        <w:t>per column</w:t>
-      </w:r>
-      <w:r>
-        <w:rPr>
-          <w:b w:val="0"/>
-          <w:i w:val="0"/>
-        </w:rPr>
-        <w:t xml:space="preserve">. </w:t>
-      </w:r>
-      <w:r>
-        <w:rPr>
-          <w:rFonts w:ascii="Consolas" w:hAnsi="Consolas" w:eastAsia="Consolas"/>
-          <w:b w:val="0"/>
-          <w:sz w:val="19"/>
-        </w:rPr>
-        <w:t>df.replace(99, np.nan)</w:t>
-      </w:r>
-      <w:r>
-        <w:rPr>
-          <w:b w:val="0"/>
-          <w:i w:val="0"/>
-        </w:rPr>
-        <w:t xml:space="preserve"> on the whole frame also blanks a real age of 99. </w:t>
-      </w:r>
-      <w:r>
-        <w:rPr>
-          <w:rFonts w:ascii="Consolas" w:hAnsi="Consolas" w:eastAsia="Consolas"/>
-          <w:b w:val="0"/>
-          <w:sz w:val="19"/>
-        </w:rPr>
-        <w:t>Series.mask(cond)</w:t>
-      </w:r>
-      <w:r>
-        <w:rPr>
-          <w:b w:val="0"/>
-          <w:i w:val="0"/>
-        </w:rPr>
-        <w:t xml:space="preserve"> sets values to missing where the condition holds and leaves the rest.</w:t>
+      <w:pPr>
+        <w:pStyle w:val="Heading5"/>
+      </w:pPr>
+      <w:r>
+        <w:t>Exercise 5. Architecture design (level 4)</w:t>
       </w:r>
     </w:p>
     <w:p>
@@ -4524,107 +4335,132 @@
           <w:b w:val="0"/>
           <w:i w:val="0"/>
         </w:rPr>
-        <w:t>Three kinds of assumption to write down every time:</w:t>
+        <w:t>Choose the first plot for each question.</w:t>
       </w:r>
     </w:p>
     <w:p>
-      <w:pPr>
-        <w:pStyle w:val="ListBullet"/>
-      </w:pPr>
-      <w:r>
-        <w:rPr>
-          <w:b/>
-          <w:i w:val="0"/>
-        </w:rPr>
-        <w:t>Structure.</w:t>
-      </w:r>
-      <w:r>
-        <w:rPr>
-          <w:b w:val="0"/>
-          <w:i w:val="0"/>
-        </w:rPr>
-        <w:t xml:space="preserve"> Grain, keys, which columns are required.</w:t>
+      <w:r>
+        <w:rPr>
+          <w:b w:val="0"/>
+          <w:i w:val="0"/>
+        </w:rPr>
+        <w:t>Options: Histogram, Scatter plot, Line over waves, Bar chart of missing share.</w:t>
       </w:r>
     </w:p>
     <w:p>
       <w:pPr>
-        <w:pStyle w:val="ListBullet"/>
-      </w:pPr>
-      <w:r>
-        <w:rPr>
-          <w:b/>
-          <w:i w:val="0"/>
-        </w:rPr>
-        <w:t>Coding.</w:t>
-      </w:r>
-      <w:r>
-        <w:rPr>
-          <w:b w:val="0"/>
-          <w:i w:val="0"/>
-        </w:rPr>
-        <w:t xml:space="preserve"> Missing codes, scales, units, category lists.</w:t>
+        <w:pStyle w:val="ListNumber"/>
+      </w:pPr>
+      <w:r>
+        <w:rPr>
+          <w:b w:val="0"/>
+          <w:i w:val="0"/>
+        </w:rPr>
+        <w:t>Does the age column hold codes such as 999?</w:t>
       </w:r>
     </w:p>
     <w:p>
       <w:pPr>
-        <w:pStyle w:val="ListBullet"/>
-      </w:pPr>
-      <w:r>
-        <w:rPr>
-          <w:b/>
-          <w:i w:val="0"/>
-        </w:rPr>
-        <w:t>Scope.</w:t>
-      </w:r>
-      <w:r>
-        <w:rPr>
-          <w:b w:val="0"/>
-          <w:i w:val="0"/>
-        </w:rPr>
-        <w:t xml:space="preserve"> Who is included: age limits, completes only, which markets and waves.</w:t>
+        <w:pStyle w:val="ListNumber"/>
+      </w:pPr>
+      <w:r>
+        <w:rPr>
+          <w:b w:val="0"/>
+          <w:i w:val="0"/>
+        </w:rPr>
+        <w:t>Is the recall and intent correlation driven by a few markets?</w:t>
       </w:r>
     </w:p>
     <w:p>
-      <w:r>
-        <w:rPr>
-          <w:b w:val="0"/>
-          <w:i w:val="0"/>
-        </w:rPr>
-        <w:t>When a check fails, the log tells you which belief was wrong and who to ask. When a client asks "why is this respondent excluded?", the answer has an ID.</w:t>
+      <w:pPr>
+        <w:pStyle w:val="ListNumber"/>
+      </w:pPr>
+      <w:r>
+        <w:rPr>
+          <w:b w:val="0"/>
+          <w:i w:val="0"/>
+        </w:rPr>
+        <w:t>Did the supplier change in wave 9 shift the awareness rate?</w:t>
       </w:r>
     </w:p>
     <w:p>
       <w:pPr>
-        <w:pStyle w:val="Heading4"/>
-      </w:pPr>
-      <w:r>
-        <w:t>Why it matters</w:t>
+        <w:pStyle w:val="ListNumber"/>
+      </w:pPr>
+      <w:r>
+        <w:rPr>
+          <w:b w:val="0"/>
+          <w:i w:val="0"/>
+        </w:rPr>
+        <w:t>Which questions did the new mobile layout leave unanswered?</w:t>
       </w:r>
     </w:p>
     <w:p>
-      <w:r>
-        <w:rPr>
-          <w:b w:val="0"/>
-          <w:i w:val="0"/>
-        </w:rPr>
-        <w:t>An analyst knew that 99 meant "don't know" on the satisfaction scale and removed those rows by hand in a notebook. The analyst left. The next wave went through the scripted pipeline, which did not know. The regional mean rose from 7.1 to 11.4. It was published, because 11.4 looked like a large improvement rather than an impossible value on a 1 to 10 scale.</w:t>
+      <w:pPr>
+        <w:pStyle w:val="Heading4"/>
+      </w:pPr>
+      <w:r>
+        <w:t>Sources</w:t>
       </w:r>
     </w:p>
     <w:p>
-      <w:r>
-        <w:rPr>
-          <w:b w:val="0"/>
-          <w:i w:val="0"/>
-        </w:rPr>
-        <w:t>A logged assumption with an executable check would have failed the run on the first 99.</w:t>
+      <w:pPr>
+        <w:pStyle w:val="ListBullet"/>
+      </w:pPr>
+      <w:r>
+        <w:rPr>
+          <w:b w:val="0"/>
+          <w:i w:val="0"/>
+        </w:rPr>
+        <w:t>Anscombe's sets I to III share mean 7.50, variance about 4.12 to 4.13 and correlation 0.816. (verified: Anscombe (1973), The American Statistician 27(1); computed with NumPy 2.4.6 in this repository.)</w:t>
       </w:r>
     </w:p>
     <w:p>
       <w:pPr>
+        <w:pStyle w:val="Heading3"/>
+      </w:pPr>
+      <w:r>
+        <w:t>B7-L3 Write assumptions down, then turn them into checks</w:t>
+      </w:r>
+    </w:p>
+    <w:p>
+      <w:pPr>
         <w:pStyle w:val="Heading4"/>
       </w:pPr>
       <w:r>
-        <w:t>Worked example: weak code</w:t>
+        <w:t>Concept</w:t>
+      </w:r>
+    </w:p>
+    <w:p>
+      <w:r>
+        <w:rPr>
+          <w:b w:val="0"/>
+          <w:i w:val="0"/>
+        </w:rPr>
+        <w:t>Every analysis rests on assumptions: what a row means, how "don't know" is coded, which respondents are in scope, that weights sum to the sample size. Unwritten, they live in one analyst's head and break silently when the data changes.</w:t>
+      </w:r>
+    </w:p>
+    <w:p>
+      <w:r>
+        <w:rPr>
+          <w:b w:val="0"/>
+          <w:i w:val="0"/>
+        </w:rPr>
+        <w:t xml:space="preserve">Keep an </w:t>
+      </w:r>
+      <w:r>
+        <w:rPr>
+          <w:b/>
+          <w:i w:val="0"/>
+        </w:rPr>
+        <w:t>assumptions log</w:t>
+      </w:r>
+      <w:r>
+        <w:rPr>
+          <w:b w:val="0"/>
+          <w:i w:val="0"/>
+        </w:rPr>
+        <w:t xml:space="preserve"> next to the analysis. One entry per assumption, with the same fields each time:</w:t>
       </w:r>
     </w:p>
     <w:tbl>
@@ -4650,19 +4486,19 @@
             <w:r>
               <w:rPr>
                 <w:rFonts w:ascii="Consolas" w:hAnsi="Consolas" w:eastAsia="Consolas"/>
-                <w:b/>
+                <w:b w:val="0"/>
                 <w:color w:val="5B6875"/>
                 <w:sz w:val="16"/>
               </w:rPr>
-              <w:t xml:space="preserve"> [1]  </w:t>
-            </w:r>
-            <w:r>
-              <w:rPr>
-                <w:rFonts w:ascii="Consolas" w:hAnsi="Consolas" w:eastAsia="Consolas"/>
-                <w:b w:val="0"/>
-                <w:sz w:val="16"/>
-              </w:rPr>
-              <w:t># 99 = don't know, drop them (ask Sam)</w:t>
+              <w:t xml:space="preserve">   1  </w:t>
+            </w:r>
+            <w:r>
+              <w:rPr>
+                <w:rFonts w:ascii="Consolas" w:hAnsi="Consolas" w:eastAsia="Consolas"/>
+                <w:b w:val="0"/>
+                <w:sz w:val="16"/>
+              </w:rPr>
+              <w:t>- id: A3</w:t>
             </w:r>
           </w:p>
           <w:p>
@@ -4673,19 +4509,19 @@
             <w:r>
               <w:rPr>
                 <w:rFonts w:ascii="Consolas" w:hAnsi="Consolas" w:eastAsia="Consolas"/>
-                <w:b/>
+                <w:b w:val="0"/>
                 <w:color w:val="5B6875"/>
                 <w:sz w:val="16"/>
               </w:rPr>
-              <w:t xml:space="preserve"> [2]  </w:t>
-            </w:r>
-            <w:r>
-              <w:rPr>
-                <w:rFonts w:ascii="Consolas" w:hAnsi="Consolas" w:eastAsia="Consolas"/>
-                <w:b w:val="0"/>
-                <w:sz w:val="16"/>
-              </w:rPr>
-              <w:t>df = df[df["score"] != 99]</w:t>
+              <w:t xml:space="preserve">   2  </w:t>
+            </w:r>
+            <w:r>
+              <w:rPr>
+                <w:rFonts w:ascii="Consolas" w:hAnsi="Consolas" w:eastAsia="Consolas"/>
+                <w:b w:val="0"/>
+                <w:sz w:val="16"/>
+              </w:rPr>
+              <w:t xml:space="preserve">  statement: "score uses 1 to 10; 98 = refused, 99 = don't know"</w:t>
             </w:r>
           </w:p>
           <w:p>
@@ -4696,84 +4532,168 @@
             <w:r>
               <w:rPr>
                 <w:rFonts w:ascii="Consolas" w:hAnsi="Consolas" w:eastAsia="Consolas"/>
-                <w:b/>
+                <w:b w:val="0"/>
                 <w:color w:val="5B6875"/>
                 <w:sz w:val="16"/>
               </w:rPr>
-              <w:t xml:space="preserve"> [3]  </w:t>
-            </w:r>
-            <w:r>
-              <w:rPr>
-                <w:rFonts w:ascii="Consolas" w:hAnsi="Consolas" w:eastAsia="Consolas"/>
-                <w:b w:val="0"/>
-                <w:sz w:val="16"/>
-              </w:rPr>
-              <w:t>df = df.replace(98, np.nan)</w:t>
+              <w:t xml:space="preserve">   3  </w:t>
+            </w:r>
+            <w:r>
+              <w:rPr>
+                <w:rFonts w:ascii="Consolas" w:hAnsi="Consolas" w:eastAsia="Consolas"/>
+                <w:b w:val="0"/>
+                <w:sz w:val="16"/>
+              </w:rPr>
+              <w:t xml:space="preserve">  evidence: "Questionnaire v4, Q12; profile of waves 1 to 11 shows only 1-10, 98, 99"</w:t>
+            </w:r>
+          </w:p>
+          <w:p>
+            <w:pPr>
+              <w:spacing w:before="0" w:after="0" w:line="240" w:lineRule="auto"/>
+              <w:ind w:left="567" w:hanging="567"/>
+            </w:pPr>
+            <w:r>
+              <w:rPr>
+                <w:rFonts w:ascii="Consolas" w:hAnsi="Consolas" w:eastAsia="Consolas"/>
+                <w:b w:val="0"/>
+                <w:color w:val="5B6875"/>
+                <w:sz w:val="16"/>
+              </w:rPr>
+              <w:t xml:space="preserve">   4  </w:t>
+            </w:r>
+            <w:r>
+              <w:rPr>
+                <w:rFonts w:ascii="Consolas" w:hAnsi="Consolas" w:eastAsia="Consolas"/>
+                <w:b w:val="0"/>
+                <w:sz w:val="16"/>
+              </w:rPr>
+              <w:t xml:space="preserve">  handling: "98 and 99 become missing before any statistic"</w:t>
+            </w:r>
+          </w:p>
+          <w:p>
+            <w:pPr>
+              <w:spacing w:before="0" w:after="0" w:line="240" w:lineRule="auto"/>
+              <w:ind w:left="567" w:hanging="567"/>
+            </w:pPr>
+            <w:r>
+              <w:rPr>
+                <w:rFonts w:ascii="Consolas" w:hAnsi="Consolas" w:eastAsia="Consolas"/>
+                <w:b w:val="0"/>
+                <w:color w:val="5B6875"/>
+                <w:sz w:val="16"/>
+              </w:rPr>
+              <w:t xml:space="preserve">   5  </w:t>
+            </w:r>
+            <w:r>
+              <w:rPr>
+                <w:rFonts w:ascii="Consolas" w:hAnsi="Consolas" w:eastAsia="Consolas"/>
+                <w:b w:val="0"/>
+                <w:sz w:val="16"/>
+              </w:rPr>
+              <w:t xml:space="preserve">  check: "score in 1..10 or missing, after recoding"</w:t>
+            </w:r>
+          </w:p>
+          <w:p>
+            <w:pPr>
+              <w:spacing w:before="0" w:after="0" w:line="240" w:lineRule="auto"/>
+              <w:ind w:left="567" w:hanging="567"/>
+            </w:pPr>
+            <w:r>
+              <w:rPr>
+                <w:rFonts w:ascii="Consolas" w:hAnsi="Consolas" w:eastAsia="Consolas"/>
+                <w:b w:val="0"/>
+                <w:color w:val="5B6875"/>
+                <w:sz w:val="16"/>
+              </w:rPr>
+              <w:t xml:space="preserve">   6  </w:t>
+            </w:r>
+            <w:r>
+              <w:rPr>
+                <w:rFonts w:ascii="Consolas" w:hAnsi="Consolas" w:eastAsia="Consolas"/>
+                <w:b w:val="0"/>
+                <w:sz w:val="16"/>
+              </w:rPr>
+              <w:t xml:space="preserve">  owner: "analysis team"</w:t>
+            </w:r>
+          </w:p>
+          <w:p>
+            <w:pPr>
+              <w:spacing w:before="0" w:after="0" w:line="240" w:lineRule="auto"/>
+              <w:ind w:left="567" w:hanging="567"/>
+            </w:pPr>
+            <w:r>
+              <w:rPr>
+                <w:rFonts w:ascii="Consolas" w:hAnsi="Consolas" w:eastAsia="Consolas"/>
+                <w:b w:val="0"/>
+                <w:color w:val="5B6875"/>
+                <w:sz w:val="16"/>
+              </w:rPr>
+              <w:t xml:space="preserve">   7  </w:t>
+            </w:r>
+            <w:r>
+              <w:rPr>
+                <w:rFonts w:ascii="Consolas" w:hAnsi="Consolas" w:eastAsia="Consolas"/>
+                <w:b w:val="0"/>
+                <w:sz w:val="16"/>
+              </w:rPr>
+              <w:t xml:space="preserve">  last_verified: 2026-09-01</w:t>
             </w:r>
           </w:p>
         </w:tc>
       </w:tr>
     </w:tbl>
+    <w:p/>
     <w:p>
-      <w:pPr>
-        <w:pStyle w:val="ListNumber"/>
-      </w:pPr>
+      <w:r>
+        <w:rPr>
+          <w:b w:val="0"/>
+          <w:i w:val="0"/>
+        </w:rPr>
+        <w:t xml:space="preserve">Then make the assumption </w:t>
+      </w:r>
       <w:r>
         <w:rPr>
           <w:b/>
-        </w:rPr>
-        <w:t xml:space="preserve">Line 1. </w:t>
-      </w:r>
-      <w:r>
-        <w:rPr>
-          <w:b w:val="0"/>
-          <w:i w:val="0"/>
-        </w:rPr>
-        <w:t>An assumption in a comment, tied to one person, with no check.</w:t>
-      </w:r>
-    </w:p>
-    <w:p>
-      <w:pPr>
-        <w:pStyle w:val="ListNumber"/>
-      </w:pPr>
-      <w:r>
-        <w:rPr>
-          <w:b/>
-        </w:rPr>
-        <w:t xml:space="preserve">Line 2. </w:t>
-      </w:r>
-      <w:r>
-        <w:rPr>
-          <w:b w:val="0"/>
-          <w:i w:val="0"/>
-        </w:rPr>
-        <w:t>Drops whole rows, so other answers from those respondents are lost too.</w:t>
-      </w:r>
-    </w:p>
-    <w:p>
-      <w:pPr>
-        <w:pStyle w:val="ListNumber"/>
-      </w:pPr>
-      <w:r>
-        <w:rPr>
-          <w:b/>
-        </w:rPr>
-        <w:t xml:space="preserve">Line 3. </w:t>
-      </w:r>
-      <w:r>
-        <w:rPr>
-          <w:b w:val="0"/>
-          <w:i w:val="0"/>
-        </w:rPr>
-        <w:t>Whole-frame replace: any column with a real 98 is blanked.</w:t>
-      </w:r>
-    </w:p>
-    <w:p>
-      <w:pPr>
-        <w:pStyle w:val="Heading4"/>
-      </w:pPr>
-      <w:r>
-        <w:t>Worked example: strong code</w:t>
+          <w:i w:val="0"/>
+        </w:rPr>
+        <w:t>executable</w:t>
+      </w:r>
+      <w:r>
+        <w:rPr>
+          <w:b w:val="0"/>
+          <w:i w:val="0"/>
+        </w:rPr>
+        <w:t xml:space="preserve">. The </w:t>
+      </w:r>
+      <w:r>
+        <w:rPr>
+          <w:rFonts w:ascii="Consolas" w:hAnsi="Consolas" w:eastAsia="Consolas"/>
+          <w:b w:val="0"/>
+          <w:sz w:val="19"/>
+        </w:rPr>
+        <w:t>handling</w:t>
+      </w:r>
+      <w:r>
+        <w:rPr>
+          <w:b w:val="0"/>
+          <w:i w:val="0"/>
+        </w:rPr>
+        <w:t xml:space="preserve"> becomes code, and the </w:t>
+      </w:r>
+      <w:r>
+        <w:rPr>
+          <w:rFonts w:ascii="Consolas" w:hAnsi="Consolas" w:eastAsia="Consolas"/>
+          <w:b w:val="0"/>
+          <w:sz w:val="19"/>
+        </w:rPr>
+        <w:t>check</w:t>
+      </w:r>
+      <w:r>
+        <w:rPr>
+          <w:b w:val="0"/>
+          <w:i w:val="0"/>
+        </w:rPr>
+        <w:t xml:space="preserve"> becomes a QA result (lesson B5-L3) that runs on every delivery.</w:t>
       </w:r>
     </w:p>
     <w:tbl>
@@ -4811,7 +4731,7 @@
                 <w:b w:val="0"/>
                 <w:sz w:val="16"/>
               </w:rPr>
-              <w:t>import pandas as pd</w:t>
+              <w:t>MISSING_CODES: dict[str, list[int]] = {"score": [98, 99]}   # from config, per A3</w:t>
             </w:r>
           </w:p>
           <w:p>
@@ -4903,224 +4823,111 @@
                 <w:b w:val="0"/>
                 <w:sz w:val="16"/>
               </w:rPr>
-              <w:t xml:space="preserve">    """Set listed codes to missing, per column (assumption A3). Other columns untouched."""</w:t>
-            </w:r>
-          </w:p>
-          <w:p>
-            <w:pPr>
-              <w:spacing w:before="0" w:after="0" w:line="240" w:lineRule="auto"/>
-              <w:ind w:left="567" w:hanging="567"/>
-            </w:pPr>
-            <w:r>
-              <w:rPr>
-                <w:rFonts w:ascii="Consolas" w:hAnsi="Consolas" w:eastAsia="Consolas"/>
-                <w:b/>
-                <w:color w:val="5B6875"/>
-                <w:sz w:val="16"/>
-              </w:rPr>
-              <w:t xml:space="preserve"> [1]  </w:t>
-            </w:r>
-            <w:r>
-              <w:rPr>
-                <w:rFonts w:ascii="Consolas" w:hAnsi="Consolas" w:eastAsia="Consolas"/>
-                <w:b w:val="0"/>
-                <w:sz w:val="16"/>
-              </w:rPr>
               <w:t xml:space="preserve">    return df.assign(**{col: df[col].mask(df[col].isin(vals)) for col, vals in codes.items()})</w:t>
-            </w:r>
-          </w:p>
-          <w:p>
-            <w:pPr>
-              <w:spacing w:before="0" w:after="0" w:line="240" w:lineRule="auto"/>
-              <w:ind w:left="567" w:hanging="567"/>
-            </w:pPr>
-            <w:r>
-              <w:rPr>
-                <w:rFonts w:ascii="Consolas" w:hAnsi="Consolas" w:eastAsia="Consolas"/>
-                <w:b w:val="0"/>
-                <w:color w:val="5B6875"/>
-                <w:sz w:val="16"/>
-              </w:rPr>
-              <w:t xml:space="preserve">   7  </w:t>
-            </w:r>
-            <w:r>
-              <w:rPr>
-                <w:rFonts w:ascii="Consolas" w:hAnsi="Consolas" w:eastAsia="Consolas"/>
-                <w:b w:val="0"/>
-                <w:sz w:val="16"/>
-              </w:rPr>
-              <w:t xml:space="preserve"> </w:t>
-            </w:r>
-          </w:p>
-          <w:p>
-            <w:pPr>
-              <w:spacing w:before="0" w:after="0" w:line="240" w:lineRule="auto"/>
-              <w:ind w:left="567" w:hanging="567"/>
-            </w:pPr>
-            <w:r>
-              <w:rPr>
-                <w:rFonts w:ascii="Consolas" w:hAnsi="Consolas" w:eastAsia="Consolas"/>
-                <w:b w:val="0"/>
-                <w:color w:val="5B6875"/>
-                <w:sz w:val="16"/>
-              </w:rPr>
-              <w:t xml:space="preserve">   8  </w:t>
-            </w:r>
-            <w:r>
-              <w:rPr>
-                <w:rFonts w:ascii="Consolas" w:hAnsi="Consolas" w:eastAsia="Consolas"/>
-                <w:b w:val="0"/>
-                <w:sz w:val="16"/>
-              </w:rPr>
-              <w:t xml:space="preserve"> </w:t>
-            </w:r>
-          </w:p>
-          <w:p>
-            <w:pPr>
-              <w:spacing w:before="0" w:after="0" w:line="240" w:lineRule="auto"/>
-              <w:ind w:left="567" w:hanging="567"/>
-            </w:pPr>
-            <w:r>
-              <w:rPr>
-                <w:rFonts w:ascii="Consolas" w:hAnsi="Consolas" w:eastAsia="Consolas"/>
-                <w:b w:val="0"/>
-                <w:color w:val="5B6875"/>
-                <w:sz w:val="16"/>
-              </w:rPr>
-              <w:t xml:space="preserve">   9  </w:t>
-            </w:r>
-            <w:r>
-              <w:rPr>
-                <w:rFonts w:ascii="Consolas" w:hAnsi="Consolas" w:eastAsia="Consolas"/>
-                <w:b w:val="0"/>
-                <w:sz w:val="16"/>
-              </w:rPr>
-              <w:t>def score_in_range(df: pd.DataFrame, low: int, high: int) -&gt; bool:</w:t>
-            </w:r>
-          </w:p>
-          <w:p>
-            <w:pPr>
-              <w:spacing w:before="0" w:after="0" w:line="240" w:lineRule="auto"/>
-              <w:ind w:left="567" w:hanging="567"/>
-            </w:pPr>
-            <w:r>
-              <w:rPr>
-                <w:rFonts w:ascii="Consolas" w:hAnsi="Consolas" w:eastAsia="Consolas"/>
-                <w:b w:val="0"/>
-                <w:color w:val="5B6875"/>
-                <w:sz w:val="16"/>
-              </w:rPr>
-              <w:t xml:space="preserve">  10  </w:t>
-            </w:r>
-            <w:r>
-              <w:rPr>
-                <w:rFonts w:ascii="Consolas" w:hAnsi="Consolas" w:eastAsia="Consolas"/>
-                <w:b w:val="0"/>
-                <w:sz w:val="16"/>
-              </w:rPr>
-              <w:t xml:space="preserve">    """Check for A3: every non-missing score lies in [low, high]."""</w:t>
-            </w:r>
-          </w:p>
-          <w:p>
-            <w:pPr>
-              <w:spacing w:before="0" w:after="0" w:line="240" w:lineRule="auto"/>
-              <w:ind w:left="567" w:hanging="567"/>
-            </w:pPr>
-            <w:r>
-              <w:rPr>
-                <w:rFonts w:ascii="Consolas" w:hAnsi="Consolas" w:eastAsia="Consolas"/>
-                <w:b w:val="0"/>
-                <w:color w:val="5B6875"/>
-                <w:sz w:val="16"/>
-              </w:rPr>
-              <w:t xml:space="preserve">  11  </w:t>
-            </w:r>
-            <w:r>
-              <w:rPr>
-                <w:rFonts w:ascii="Consolas" w:hAnsi="Consolas" w:eastAsia="Consolas"/>
-                <w:b w:val="0"/>
-                <w:sz w:val="16"/>
-              </w:rPr>
-              <w:t xml:space="preserve">    s = df["score"].dropna()</w:t>
-            </w:r>
-          </w:p>
-          <w:p>
-            <w:pPr>
-              <w:spacing w:before="0" w:after="0" w:line="240" w:lineRule="auto"/>
-              <w:ind w:left="567" w:hanging="567"/>
-            </w:pPr>
-            <w:r>
-              <w:rPr>
-                <w:rFonts w:ascii="Consolas" w:hAnsi="Consolas" w:eastAsia="Consolas"/>
-                <w:b/>
-                <w:color w:val="5B6875"/>
-                <w:sz w:val="16"/>
-              </w:rPr>
-              <w:t xml:space="preserve"> [2]  </w:t>
-            </w:r>
-            <w:r>
-              <w:rPr>
-                <w:rFonts w:ascii="Consolas" w:hAnsi="Consolas" w:eastAsia="Consolas"/>
-                <w:b w:val="0"/>
-                <w:sz w:val="16"/>
-              </w:rPr>
-              <w:t xml:space="preserve">    return bool(s.between(low, high).all())</w:t>
             </w:r>
           </w:p>
         </w:tc>
       </w:tr>
     </w:tbl>
+    <w:p/>
     <w:p>
-      <w:pPr>
-        <w:pStyle w:val="ListNumber"/>
-      </w:pPr>
+      <w:r>
+        <w:rPr>
+          <w:b w:val="0"/>
+          <w:i w:val="0"/>
+        </w:rPr>
+        <w:t xml:space="preserve">Recode </w:t>
+      </w:r>
       <w:r>
         <w:rPr>
           <w:b/>
-        </w:rPr>
-        <w:t xml:space="preserve">Line 6. </w:t>
-      </w:r>
-      <w:r>
-        <w:rPr>
-          <w:b w:val="0"/>
-          <w:i w:val="0"/>
-        </w:rPr>
-        <w:t>Per-column recoding from config. The respondent keeps their other answers.</w:t>
+          <w:i w:val="0"/>
+        </w:rPr>
+        <w:t>per column</w:t>
+      </w:r>
+      <w:r>
+        <w:rPr>
+          <w:b w:val="0"/>
+          <w:i w:val="0"/>
+        </w:rPr>
+        <w:t xml:space="preserve">. </w:t>
+      </w:r>
+      <w:r>
+        <w:rPr>
+          <w:rFonts w:ascii="Consolas" w:hAnsi="Consolas" w:eastAsia="Consolas"/>
+          <w:b w:val="0"/>
+          <w:sz w:val="19"/>
+        </w:rPr>
+        <w:t>df.replace(99, np.nan)</w:t>
+      </w:r>
+      <w:r>
+        <w:rPr>
+          <w:b w:val="0"/>
+          <w:i w:val="0"/>
+        </w:rPr>
+        <w:t xml:space="preserve"> on the whole frame also blanks a real age of 99. </w:t>
+      </w:r>
+      <w:r>
+        <w:rPr>
+          <w:rFonts w:ascii="Consolas" w:hAnsi="Consolas" w:eastAsia="Consolas"/>
+          <w:b w:val="0"/>
+          <w:sz w:val="19"/>
+        </w:rPr>
+        <w:t>Series.mask(cond)</w:t>
+      </w:r>
+      <w:r>
+        <w:rPr>
+          <w:b w:val="0"/>
+          <w:i w:val="0"/>
+        </w:rPr>
+        <w:t xml:space="preserve"> sets values to missing where the condition holds and leaves the rest.</w:t>
       </w:r>
     </w:p>
     <w:p>
-      <w:pPr>
-        <w:pStyle w:val="ListNumber"/>
-      </w:pPr>
-      <w:r>
-        <w:rPr>
-          <w:b/>
-        </w:rPr>
-        <w:t xml:space="preserve">Line 12. </w:t>
-      </w:r>
-      <w:r>
-        <w:rPr>
-          <w:b w:val="0"/>
-          <w:i w:val="0"/>
-        </w:rPr>
-        <w:t>The assumption as a check, run on every delivery.</w:t>
+      <w:r>
+        <w:rPr>
+          <w:b w:val="0"/>
+          <w:i w:val="0"/>
+        </w:rPr>
+        <w:t>Three kinds of assumption to write down every time:</w:t>
       </w:r>
     </w:p>
     <w:p>
-      <w:r>
-        <w:rPr>
-          <w:b w:val="0"/>
-          <w:i w:val="0"/>
-        </w:rPr>
-        <w:t>Log each assumption with evidence and owner, implement its handling per column, and check it on every run.</w:t>
+      <w:pPr>
+        <w:pStyle w:val="ListBullet"/>
+      </w:pPr>
+      <w:r>
+        <w:rPr>
+          <w:b/>
+          <w:i w:val="0"/>
+        </w:rPr>
+        <w:t>Structure.</w:t>
+      </w:r>
+      <w:r>
+        <w:rPr>
+          <w:b w:val="0"/>
+          <w:i w:val="0"/>
+        </w:rPr>
+        <w:t xml:space="preserve"> Grain, keys, which columns are required.</w:t>
       </w:r>
     </w:p>
     <w:p>
       <w:pPr>
-        <w:pStyle w:val="Heading4"/>
-      </w:pPr>
-      <w:r>
-        <w:t>Recap card</w:t>
+        <w:pStyle w:val="ListBullet"/>
+      </w:pPr>
+      <w:r>
+        <w:rPr>
+          <w:b/>
+          <w:i w:val="0"/>
+        </w:rPr>
+        <w:t>Coding.</w:t>
+      </w:r>
+      <w:r>
+        <w:rPr>
+          <w:b w:val="0"/>
+          <w:i w:val="0"/>
+        </w:rPr>
+        <w:t xml:space="preserve"> Missing codes, scales, units, category lists.</w:t>
       </w:r>
     </w:p>
     <w:p>
@@ -5132,194 +4939,57 @@
           <w:b/>
           <w:i w:val="0"/>
         </w:rPr>
-        <w:t>Fields of an assumptions log entry</w:t>
-      </w:r>
-      <w:r>
-        <w:rPr>
-          <w:b w:val="0"/>
-          <w:i w:val="0"/>
-        </w:rPr>
-        <w:t xml:space="preserve"> id, statement, evidence, handling, check, owner, last_verified.</w:t>
+        <w:t>Scope.</w:t>
+      </w:r>
+      <w:r>
+        <w:rPr>
+          <w:b w:val="0"/>
+          <w:i w:val="0"/>
+        </w:rPr>
+        <w:t xml:space="preserve"> Who is included: age limits, completes only, which markets and waves.</w:t>
       </w:r>
     </w:p>
     <w:p>
-      <w:pPr>
-        <w:pStyle w:val="ListBullet"/>
-      </w:pPr>
-      <w:r>
-        <w:rPr>
-          <w:b/>
-          <w:i w:val="0"/>
-        </w:rPr>
-        <w:t>Recode missing codes safely</w:t>
-      </w:r>
-      <w:r>
-        <w:rPr>
-          <w:b w:val="0"/>
-          <w:i w:val="0"/>
-        </w:rPr>
-        <w:t xml:space="preserve"> Per column: df[col].mask(df[col].isin(codes)). Never a whole-frame replace.</w:t>
+      <w:r>
+        <w:rPr>
+          <w:b w:val="0"/>
+          <w:i w:val="0"/>
+        </w:rPr>
+        <w:t>When a check fails, the log tells you which belief was wrong and who to ask. When a client asks "why is this respondent excluded?", the answer has an ID.</w:t>
       </w:r>
     </w:p>
     <w:p>
       <w:pPr>
-        <w:pStyle w:val="ListBullet"/>
-      </w:pPr>
-      <w:r>
-        <w:rPr>
-          <w:b/>
-          <w:i w:val="0"/>
-        </w:rPr>
-        <w:t>Three kinds of assumption</w:t>
-      </w:r>
-      <w:r>
-        <w:rPr>
-          <w:b w:val="0"/>
-          <w:i w:val="0"/>
-        </w:rPr>
-        <w:t xml:space="preserve"> Structure (grain, keys), coding (codes, scales, units), scope (who is included).</w:t>
+        <w:pStyle w:val="Heading4"/>
+      </w:pPr>
+      <w:r>
+        <w:t>Why it matters</w:t>
       </w:r>
     </w:p>
     <w:p>
-      <w:pPr>
-        <w:pStyle w:val="ListBullet"/>
-      </w:pPr>
-      <w:r>
-        <w:rPr>
-          <w:b/>
-          <w:i w:val="0"/>
-        </w:rPr>
-        <w:t>From assumption to code</w:t>
-      </w:r>
-      <w:r>
-        <w:rPr>
-          <w:b w:val="0"/>
-          <w:i w:val="0"/>
-        </w:rPr>
-        <w:t xml:space="preserve"> Handling in config-driven code, and a QA check that runs on every delivery.</w:t>
+      <w:r>
+        <w:rPr>
+          <w:b w:val="0"/>
+          <w:i w:val="0"/>
+        </w:rPr>
+        <w:t>An analyst knew that 99 meant "don't know" on the satisfaction scale and removed those rows by hand in a notebook. The analyst left. The next wave went through the scripted pipeline, which did not know. The regional mean rose from 7.1 to 11.4. It was published, because 11.4 looked like a large improvement rather than an impossible value on a 1 to 10 scale.</w:t>
       </w:r>
     </w:p>
     <w:p>
-      <w:pPr>
-        <w:pStyle w:val="Heading4"/>
-      </w:pPr>
-      <w:r>
-        <w:t>Practice</w:t>
+      <w:r>
+        <w:rPr>
+          <w:b w:val="0"/>
+          <w:i w:val="0"/>
+        </w:rPr>
+        <w:t>A logged assumption with an executable check would have failed the run on the first 99.</w:t>
       </w:r>
     </w:p>
     <w:p>
       <w:pPr>
-        <w:pStyle w:val="Heading5"/>
-      </w:pPr>
-      <w:r>
-        <w:t>Exercise 1. Multiple choice (level 1)</w:t>
-      </w:r>
-    </w:p>
-    <w:p>
-      <w:r>
-        <w:rPr>
-          <w:b w:val="0"/>
-          <w:i w:val="0"/>
-        </w:rPr>
-        <w:t>Where should the assumption "98 and 99 mean refused and don't know on score" live?</w:t>
-      </w:r>
-    </w:p>
-    <w:p>
-      <w:pPr>
-        <w:pStyle w:val="ListBullet"/>
-      </w:pPr>
-      <w:r>
-        <w:rPr>
-          <w:b w:val="0"/>
-          <w:i w:val="0"/>
-        </w:rPr>
-        <w:t>a) In a code comment where the rows are dropped.</w:t>
-      </w:r>
-    </w:p>
-    <w:p>
-      <w:pPr>
-        <w:pStyle w:val="ListBullet"/>
-      </w:pPr>
-      <w:r>
-        <w:rPr>
-          <w:b w:val="0"/>
-          <w:i w:val="0"/>
-        </w:rPr>
-        <w:t>b) In the assumptions log, in config for the handling, and in a QA check.</w:t>
-      </w:r>
-    </w:p>
-    <w:p>
-      <w:pPr>
-        <w:pStyle w:val="ListBullet"/>
-      </w:pPr>
-      <w:r>
-        <w:rPr>
-          <w:b w:val="0"/>
-          <w:i w:val="0"/>
-        </w:rPr>
-        <w:t>c) In the analyst's notes.</w:t>
-      </w:r>
-    </w:p>
-    <w:p>
-      <w:pPr>
-        <w:pStyle w:val="ListBullet"/>
-      </w:pPr>
-      <w:r>
-        <w:rPr>
-          <w:b w:val="0"/>
-          <w:i w:val="0"/>
-        </w:rPr>
-        <w:t>d) Nowhere: everyone knows the convention.</w:t>
-      </w:r>
-    </w:p>
-    <w:p>
-      <w:r>
-        <w:rPr>
-          <w:b/>
-          <w:i w:val="0"/>
-        </w:rPr>
-        <w:t>Why?</w:t>
-      </w:r>
-    </w:p>
-    <w:p>
-      <w:pPr>
-        <w:pStyle w:val="ListBullet"/>
-      </w:pPr>
-      <w:r>
-        <w:rPr>
-          <w:b w:val="0"/>
-          <w:i w:val="0"/>
-        </w:rPr>
-        <w:t>r1) Written, applied and checked in code, it survives staff changes and new deliveries.</w:t>
-      </w:r>
-    </w:p>
-    <w:p>
-      <w:pPr>
-        <w:pStyle w:val="ListBullet"/>
-      </w:pPr>
-      <w:r>
-        <w:rPr>
-          <w:b w:val="0"/>
-          <w:i w:val="0"/>
-        </w:rPr>
-        <w:t>r2) Logs are required by law.</w:t>
-      </w:r>
-    </w:p>
-    <w:p>
-      <w:pPr>
-        <w:pStyle w:val="Heading5"/>
-      </w:pPr>
-      <w:r>
-        <w:t>Exercise 2. Predict the output (level 2)</w:t>
-      </w:r>
-    </w:p>
-    <w:p>
-      <w:r>
-        <w:rPr>
-          <w:b w:val="0"/>
-          <w:i w:val="0"/>
-        </w:rPr>
-        <w:t>What does this print? (pandas 3.0)</w:t>
+        <w:pStyle w:val="Heading4"/>
+      </w:pPr>
+      <w:r>
+        <w:t>Worked example: weak code</w:t>
       </w:r>
     </w:p>
     <w:tbl>
@@ -5345,19 +5015,19 @@
             <w:r>
               <w:rPr>
                 <w:rFonts w:ascii="Consolas" w:hAnsi="Consolas" w:eastAsia="Consolas"/>
-                <w:b w:val="0"/>
+                <w:b/>
                 <w:color w:val="5B6875"/>
                 <w:sz w:val="16"/>
               </w:rPr>
-              <w:t xml:space="preserve">   1  </w:t>
-            </w:r>
-            <w:r>
-              <w:rPr>
-                <w:rFonts w:ascii="Consolas" w:hAnsi="Consolas" w:eastAsia="Consolas"/>
-                <w:b w:val="0"/>
-                <w:sz w:val="16"/>
-              </w:rPr>
-              <w:t>import numpy as np</w:t>
+              <w:t xml:space="preserve"> [1]  </w:t>
+            </w:r>
+            <w:r>
+              <w:rPr>
+                <w:rFonts w:ascii="Consolas" w:hAnsi="Consolas" w:eastAsia="Consolas"/>
+                <w:b w:val="0"/>
+                <w:sz w:val="16"/>
+              </w:rPr>
+              <w:t># 99 = don't know, drop them (ask Sam)</w:t>
             </w:r>
           </w:p>
           <w:p>
@@ -5368,19 +5038,19 @@
             <w:r>
               <w:rPr>
                 <w:rFonts w:ascii="Consolas" w:hAnsi="Consolas" w:eastAsia="Consolas"/>
-                <w:b w:val="0"/>
+                <w:b/>
                 <w:color w:val="5B6875"/>
                 <w:sz w:val="16"/>
               </w:rPr>
-              <w:t xml:space="preserve">   2  </w:t>
-            </w:r>
-            <w:r>
-              <w:rPr>
-                <w:rFonts w:ascii="Consolas" w:hAnsi="Consolas" w:eastAsia="Consolas"/>
-                <w:b w:val="0"/>
-                <w:sz w:val="16"/>
-              </w:rPr>
-              <w:t>import pandas as pd</w:t>
+              <w:t xml:space="preserve"> [2]  </w:t>
+            </w:r>
+            <w:r>
+              <w:rPr>
+                <w:rFonts w:ascii="Consolas" w:hAnsi="Consolas" w:eastAsia="Consolas"/>
+                <w:b w:val="0"/>
+                <w:sz w:val="16"/>
+              </w:rPr>
+              <w:t>df = df[df["score"] != 99]</w:t>
             </w:r>
           </w:p>
           <w:p>
@@ -5391,19 +5061,122 @@
             <w:r>
               <w:rPr>
                 <w:rFonts w:ascii="Consolas" w:hAnsi="Consolas" w:eastAsia="Consolas"/>
-                <w:b w:val="0"/>
+                <w:b/>
                 <w:color w:val="5B6875"/>
                 <w:sz w:val="16"/>
               </w:rPr>
-              <w:t xml:space="preserve">   3  </w:t>
-            </w:r>
-            <w:r>
-              <w:rPr>
-                <w:rFonts w:ascii="Consolas" w:hAnsi="Consolas" w:eastAsia="Consolas"/>
-                <w:b w:val="0"/>
-                <w:sz w:val="16"/>
-              </w:rPr>
-              <w:t xml:space="preserve"> </w:t>
+              <w:t xml:space="preserve"> [3]  </w:t>
+            </w:r>
+            <w:r>
+              <w:rPr>
+                <w:rFonts w:ascii="Consolas" w:hAnsi="Consolas" w:eastAsia="Consolas"/>
+                <w:b w:val="0"/>
+                <w:sz w:val="16"/>
+              </w:rPr>
+              <w:t>df = df.replace(98, np.nan)</w:t>
+            </w:r>
+          </w:p>
+        </w:tc>
+      </w:tr>
+    </w:tbl>
+    <w:p>
+      <w:pPr>
+        <w:pStyle w:val="ListNumber"/>
+      </w:pPr>
+      <w:r>
+        <w:rPr>
+          <w:b/>
+        </w:rPr>
+        <w:t xml:space="preserve">Line 1. </w:t>
+      </w:r>
+      <w:r>
+        <w:rPr>
+          <w:b w:val="0"/>
+          <w:i w:val="0"/>
+        </w:rPr>
+        <w:t>An assumption in a comment, tied to one person, with no check.</w:t>
+      </w:r>
+    </w:p>
+    <w:p>
+      <w:pPr>
+        <w:pStyle w:val="ListNumber"/>
+      </w:pPr>
+      <w:r>
+        <w:rPr>
+          <w:b/>
+        </w:rPr>
+        <w:t xml:space="preserve">Line 2. </w:t>
+      </w:r>
+      <w:r>
+        <w:rPr>
+          <w:b w:val="0"/>
+          <w:i w:val="0"/>
+        </w:rPr>
+        <w:t>Drops whole rows, so other answers from those respondents are lost too.</w:t>
+      </w:r>
+    </w:p>
+    <w:p>
+      <w:pPr>
+        <w:pStyle w:val="ListNumber"/>
+      </w:pPr>
+      <w:r>
+        <w:rPr>
+          <w:b/>
+        </w:rPr>
+        <w:t xml:space="preserve">Line 3. </w:t>
+      </w:r>
+      <w:r>
+        <w:rPr>
+          <w:b w:val="0"/>
+          <w:i w:val="0"/>
+        </w:rPr>
+        <w:t>Whole-frame replace: any column with a real 98 is blanked.</w:t>
+      </w:r>
+    </w:p>
+    <w:p>
+      <w:pPr>
+        <w:pStyle w:val="Heading4"/>
+      </w:pPr>
+      <w:r>
+        <w:t>Worked example: strong code</w:t>
+      </w:r>
+    </w:p>
+    <w:tbl>
+      <w:tblPr>
+        <w:tblW w:type="auto" w:w="0"/>
+        <w:jc w:val="left"/>
+        <w:tblLook w:firstColumn="1" w:firstRow="1" w:lastColumn="0" w:lastRow="0" w:noHBand="0" w:noVBand="1" w:val="04A0"/>
+      </w:tblPr>
+      <w:tblGrid>
+        <w:gridCol w:w="8221"/>
+      </w:tblGrid>
+      <w:tr>
+        <w:tc>
+          <w:tcPr>
+            <w:tcW w:type="dxa" w:w="8221"/>
+            <w:shd w:val="clear" w:color="auto" w:fill="F2F4F7"/>
+          </w:tcPr>
+          <w:p>
+            <w:pPr>
+              <w:spacing w:before="0" w:after="0" w:line="240" w:lineRule="auto"/>
+              <w:ind w:left="567" w:hanging="567"/>
+            </w:pPr>
+            <w:r>
+              <w:rPr>
+                <w:rFonts w:ascii="Consolas" w:hAnsi="Consolas" w:eastAsia="Consolas"/>
+                <w:b w:val="0"/>
+                <w:color w:val="5B6875"/>
+                <w:sz w:val="16"/>
+              </w:rPr>
+              <w:t xml:space="preserve">   1  </w:t>
+            </w:r>
+            <w:r>
+              <w:rPr>
+                <w:rFonts w:ascii="Consolas" w:hAnsi="Consolas" w:eastAsia="Consolas"/>
+                <w:b w:val="0"/>
+                <w:sz w:val="16"/>
+              </w:rPr>
+              <w:t>import pandas as pd</w:t>
             </w:r>
           </w:p>
           <w:p>
@@ -5418,15 +5191,15 @@
                 <w:color w:val="5B6875"/>
                 <w:sz w:val="16"/>
               </w:rPr>
-              <w:t xml:space="preserve">   4  </w:t>
-            </w:r>
-            <w:r>
-              <w:rPr>
-                <w:rFonts w:ascii="Consolas" w:hAnsi="Consolas" w:eastAsia="Consolas"/>
-                <w:b w:val="0"/>
-                <w:sz w:val="16"/>
-              </w:rPr>
-              <w:t>df = pd.DataFrame({"score": [3, 99, 7], "age": [99, 40, 30]})</w:t>
+              <w:t xml:space="preserve">   2  </w:t>
+            </w:r>
+            <w:r>
+              <w:rPr>
+                <w:rFonts w:ascii="Consolas" w:hAnsi="Consolas" w:eastAsia="Consolas"/>
+                <w:b w:val="0"/>
+                <w:sz w:val="16"/>
+              </w:rPr>
+              <w:t xml:space="preserve"> </w:t>
             </w:r>
           </w:p>
           <w:p>
@@ -5441,6 +5214,598 @@
                 <w:color w:val="5B6875"/>
                 <w:sz w:val="16"/>
               </w:rPr>
+              <w:t xml:space="preserve">   3  </w:t>
+            </w:r>
+            <w:r>
+              <w:rPr>
+                <w:rFonts w:ascii="Consolas" w:hAnsi="Consolas" w:eastAsia="Consolas"/>
+                <w:b w:val="0"/>
+                <w:sz w:val="16"/>
+              </w:rPr>
+              <w:t xml:space="preserve"> </w:t>
+            </w:r>
+          </w:p>
+          <w:p>
+            <w:pPr>
+              <w:spacing w:before="0" w:after="0" w:line="240" w:lineRule="auto"/>
+              <w:ind w:left="567" w:hanging="567"/>
+            </w:pPr>
+            <w:r>
+              <w:rPr>
+                <w:rFonts w:ascii="Consolas" w:hAnsi="Consolas" w:eastAsia="Consolas"/>
+                <w:b w:val="0"/>
+                <w:color w:val="5B6875"/>
+                <w:sz w:val="16"/>
+              </w:rPr>
+              <w:t xml:space="preserve">   4  </w:t>
+            </w:r>
+            <w:r>
+              <w:rPr>
+                <w:rFonts w:ascii="Consolas" w:hAnsi="Consolas" w:eastAsia="Consolas"/>
+                <w:b w:val="0"/>
+                <w:sz w:val="16"/>
+              </w:rPr>
+              <w:t>def recode_missing(df: pd.DataFrame, codes: dict[str, list[int]]) -&gt; pd.DataFrame:</w:t>
+            </w:r>
+          </w:p>
+          <w:p>
+            <w:pPr>
+              <w:spacing w:before="0" w:after="0" w:line="240" w:lineRule="auto"/>
+              <w:ind w:left="567" w:hanging="567"/>
+            </w:pPr>
+            <w:r>
+              <w:rPr>
+                <w:rFonts w:ascii="Consolas" w:hAnsi="Consolas" w:eastAsia="Consolas"/>
+                <w:b w:val="0"/>
+                <w:color w:val="5B6875"/>
+                <w:sz w:val="16"/>
+              </w:rPr>
+              <w:t xml:space="preserve">   5  </w:t>
+            </w:r>
+            <w:r>
+              <w:rPr>
+                <w:rFonts w:ascii="Consolas" w:hAnsi="Consolas" w:eastAsia="Consolas"/>
+                <w:b w:val="0"/>
+                <w:sz w:val="16"/>
+              </w:rPr>
+              <w:t xml:space="preserve">    """Set listed codes to missing, per column (assumption A3). Other columns untouched."""</w:t>
+            </w:r>
+          </w:p>
+          <w:p>
+            <w:pPr>
+              <w:spacing w:before="0" w:after="0" w:line="240" w:lineRule="auto"/>
+              <w:ind w:left="567" w:hanging="567"/>
+            </w:pPr>
+            <w:r>
+              <w:rPr>
+                <w:rFonts w:ascii="Consolas" w:hAnsi="Consolas" w:eastAsia="Consolas"/>
+                <w:b/>
+                <w:color w:val="5B6875"/>
+                <w:sz w:val="16"/>
+              </w:rPr>
+              <w:t xml:space="preserve"> [1]  </w:t>
+            </w:r>
+            <w:r>
+              <w:rPr>
+                <w:rFonts w:ascii="Consolas" w:hAnsi="Consolas" w:eastAsia="Consolas"/>
+                <w:b w:val="0"/>
+                <w:sz w:val="16"/>
+              </w:rPr>
+              <w:t xml:space="preserve">    return df.assign(**{col: df[col].mask(df[col].isin(vals)) for col, vals in codes.items()})</w:t>
+            </w:r>
+          </w:p>
+          <w:p>
+            <w:pPr>
+              <w:spacing w:before="0" w:after="0" w:line="240" w:lineRule="auto"/>
+              <w:ind w:left="567" w:hanging="567"/>
+            </w:pPr>
+            <w:r>
+              <w:rPr>
+                <w:rFonts w:ascii="Consolas" w:hAnsi="Consolas" w:eastAsia="Consolas"/>
+                <w:b w:val="0"/>
+                <w:color w:val="5B6875"/>
+                <w:sz w:val="16"/>
+              </w:rPr>
+              <w:t xml:space="preserve">   7  </w:t>
+            </w:r>
+            <w:r>
+              <w:rPr>
+                <w:rFonts w:ascii="Consolas" w:hAnsi="Consolas" w:eastAsia="Consolas"/>
+                <w:b w:val="0"/>
+                <w:sz w:val="16"/>
+              </w:rPr>
+              <w:t xml:space="preserve"> </w:t>
+            </w:r>
+          </w:p>
+          <w:p>
+            <w:pPr>
+              <w:spacing w:before="0" w:after="0" w:line="240" w:lineRule="auto"/>
+              <w:ind w:left="567" w:hanging="567"/>
+            </w:pPr>
+            <w:r>
+              <w:rPr>
+                <w:rFonts w:ascii="Consolas" w:hAnsi="Consolas" w:eastAsia="Consolas"/>
+                <w:b w:val="0"/>
+                <w:color w:val="5B6875"/>
+                <w:sz w:val="16"/>
+              </w:rPr>
+              <w:t xml:space="preserve">   8  </w:t>
+            </w:r>
+            <w:r>
+              <w:rPr>
+                <w:rFonts w:ascii="Consolas" w:hAnsi="Consolas" w:eastAsia="Consolas"/>
+                <w:b w:val="0"/>
+                <w:sz w:val="16"/>
+              </w:rPr>
+              <w:t xml:space="preserve"> </w:t>
+            </w:r>
+          </w:p>
+          <w:p>
+            <w:pPr>
+              <w:spacing w:before="0" w:after="0" w:line="240" w:lineRule="auto"/>
+              <w:ind w:left="567" w:hanging="567"/>
+            </w:pPr>
+            <w:r>
+              <w:rPr>
+                <w:rFonts w:ascii="Consolas" w:hAnsi="Consolas" w:eastAsia="Consolas"/>
+                <w:b w:val="0"/>
+                <w:color w:val="5B6875"/>
+                <w:sz w:val="16"/>
+              </w:rPr>
+              <w:t xml:space="preserve">   9  </w:t>
+            </w:r>
+            <w:r>
+              <w:rPr>
+                <w:rFonts w:ascii="Consolas" w:hAnsi="Consolas" w:eastAsia="Consolas"/>
+                <w:b w:val="0"/>
+                <w:sz w:val="16"/>
+              </w:rPr>
+              <w:t>def score_in_range(df: pd.DataFrame, low: int, high: int) -&gt; bool:</w:t>
+            </w:r>
+          </w:p>
+          <w:p>
+            <w:pPr>
+              <w:spacing w:before="0" w:after="0" w:line="240" w:lineRule="auto"/>
+              <w:ind w:left="567" w:hanging="567"/>
+            </w:pPr>
+            <w:r>
+              <w:rPr>
+                <w:rFonts w:ascii="Consolas" w:hAnsi="Consolas" w:eastAsia="Consolas"/>
+                <w:b w:val="0"/>
+                <w:color w:val="5B6875"/>
+                <w:sz w:val="16"/>
+              </w:rPr>
+              <w:t xml:space="preserve">  10  </w:t>
+            </w:r>
+            <w:r>
+              <w:rPr>
+                <w:rFonts w:ascii="Consolas" w:hAnsi="Consolas" w:eastAsia="Consolas"/>
+                <w:b w:val="0"/>
+                <w:sz w:val="16"/>
+              </w:rPr>
+              <w:t xml:space="preserve">    """Check for A3: every non-missing score lies in [low, high]."""</w:t>
+            </w:r>
+          </w:p>
+          <w:p>
+            <w:pPr>
+              <w:spacing w:before="0" w:after="0" w:line="240" w:lineRule="auto"/>
+              <w:ind w:left="567" w:hanging="567"/>
+            </w:pPr>
+            <w:r>
+              <w:rPr>
+                <w:rFonts w:ascii="Consolas" w:hAnsi="Consolas" w:eastAsia="Consolas"/>
+                <w:b w:val="0"/>
+                <w:color w:val="5B6875"/>
+                <w:sz w:val="16"/>
+              </w:rPr>
+              <w:t xml:space="preserve">  11  </w:t>
+            </w:r>
+            <w:r>
+              <w:rPr>
+                <w:rFonts w:ascii="Consolas" w:hAnsi="Consolas" w:eastAsia="Consolas"/>
+                <w:b w:val="0"/>
+                <w:sz w:val="16"/>
+              </w:rPr>
+              <w:t xml:space="preserve">    s = df["score"].dropna()</w:t>
+            </w:r>
+          </w:p>
+          <w:p>
+            <w:pPr>
+              <w:spacing w:before="0" w:after="0" w:line="240" w:lineRule="auto"/>
+              <w:ind w:left="567" w:hanging="567"/>
+            </w:pPr>
+            <w:r>
+              <w:rPr>
+                <w:rFonts w:ascii="Consolas" w:hAnsi="Consolas" w:eastAsia="Consolas"/>
+                <w:b/>
+                <w:color w:val="5B6875"/>
+                <w:sz w:val="16"/>
+              </w:rPr>
+              <w:t xml:space="preserve"> [2]  </w:t>
+            </w:r>
+            <w:r>
+              <w:rPr>
+                <w:rFonts w:ascii="Consolas" w:hAnsi="Consolas" w:eastAsia="Consolas"/>
+                <w:b w:val="0"/>
+                <w:sz w:val="16"/>
+              </w:rPr>
+              <w:t xml:space="preserve">    return bool(s.between(low, high).all())</w:t>
+            </w:r>
+          </w:p>
+        </w:tc>
+      </w:tr>
+    </w:tbl>
+    <w:p>
+      <w:pPr>
+        <w:pStyle w:val="ListNumber"/>
+      </w:pPr>
+      <w:r>
+        <w:rPr>
+          <w:b/>
+        </w:rPr>
+        <w:t xml:space="preserve">Line 6. </w:t>
+      </w:r>
+      <w:r>
+        <w:rPr>
+          <w:b w:val="0"/>
+          <w:i w:val="0"/>
+        </w:rPr>
+        <w:t>Per-column recoding from config. The respondent keeps their other answers.</w:t>
+      </w:r>
+    </w:p>
+    <w:p>
+      <w:pPr>
+        <w:pStyle w:val="ListNumber"/>
+      </w:pPr>
+      <w:r>
+        <w:rPr>
+          <w:b/>
+        </w:rPr>
+        <w:t xml:space="preserve">Line 12. </w:t>
+      </w:r>
+      <w:r>
+        <w:rPr>
+          <w:b w:val="0"/>
+          <w:i w:val="0"/>
+        </w:rPr>
+        <w:t>The assumption as a check, run on every delivery.</w:t>
+      </w:r>
+    </w:p>
+    <w:p>
+      <w:r>
+        <w:rPr>
+          <w:b w:val="0"/>
+          <w:i w:val="0"/>
+        </w:rPr>
+        <w:t>Log each assumption with evidence and owner, implement its handling per column, and check it on every run.</w:t>
+      </w:r>
+    </w:p>
+    <w:p>
+      <w:pPr>
+        <w:pStyle w:val="Heading4"/>
+      </w:pPr>
+      <w:r>
+        <w:t>Recap card</w:t>
+      </w:r>
+    </w:p>
+    <w:p>
+      <w:pPr>
+        <w:pStyle w:val="ListBullet"/>
+      </w:pPr>
+      <w:r>
+        <w:rPr>
+          <w:b/>
+          <w:i w:val="0"/>
+        </w:rPr>
+        <w:t>Fields of an assumptions log entry</w:t>
+      </w:r>
+      <w:r>
+        <w:rPr>
+          <w:b w:val="0"/>
+          <w:i w:val="0"/>
+        </w:rPr>
+        <w:t xml:space="preserve"> id, statement, evidence, handling, check, owner, last_verified.</w:t>
+      </w:r>
+    </w:p>
+    <w:p>
+      <w:pPr>
+        <w:pStyle w:val="ListBullet"/>
+      </w:pPr>
+      <w:r>
+        <w:rPr>
+          <w:b/>
+          <w:i w:val="0"/>
+        </w:rPr>
+        <w:t>Recode missing codes safely</w:t>
+      </w:r>
+      <w:r>
+        <w:rPr>
+          <w:b w:val="0"/>
+          <w:i w:val="0"/>
+        </w:rPr>
+        <w:t xml:space="preserve"> Per column: df[col].mask(df[col].isin(codes)). Never a whole-frame replace.</w:t>
+      </w:r>
+    </w:p>
+    <w:p>
+      <w:pPr>
+        <w:pStyle w:val="ListBullet"/>
+      </w:pPr>
+      <w:r>
+        <w:rPr>
+          <w:b/>
+          <w:i w:val="0"/>
+        </w:rPr>
+        <w:t>Three kinds of assumption</w:t>
+      </w:r>
+      <w:r>
+        <w:rPr>
+          <w:b w:val="0"/>
+          <w:i w:val="0"/>
+        </w:rPr>
+        <w:t xml:space="preserve"> Structure (grain, keys), coding (codes, scales, units), scope (who is included).</w:t>
+      </w:r>
+    </w:p>
+    <w:p>
+      <w:pPr>
+        <w:pStyle w:val="ListBullet"/>
+      </w:pPr>
+      <w:r>
+        <w:rPr>
+          <w:b/>
+          <w:i w:val="0"/>
+        </w:rPr>
+        <w:t>From assumption to code</w:t>
+      </w:r>
+      <w:r>
+        <w:rPr>
+          <w:b w:val="0"/>
+          <w:i w:val="0"/>
+        </w:rPr>
+        <w:t xml:space="preserve"> Handling in config-driven code, and a QA check that runs on every delivery.</w:t>
+      </w:r>
+    </w:p>
+    <w:p>
+      <w:pPr>
+        <w:pStyle w:val="Heading4"/>
+      </w:pPr>
+      <w:r>
+        <w:t>Practice</w:t>
+      </w:r>
+    </w:p>
+    <w:p>
+      <w:pPr>
+        <w:pStyle w:val="Heading5"/>
+      </w:pPr>
+      <w:r>
+        <w:t>Exercise 1. Multiple choice (level 1)</w:t>
+      </w:r>
+    </w:p>
+    <w:p>
+      <w:r>
+        <w:rPr>
+          <w:b w:val="0"/>
+          <w:i w:val="0"/>
+        </w:rPr>
+        <w:t>Where should the assumption "98 and 99 mean refused and don't know on score" live?</w:t>
+      </w:r>
+    </w:p>
+    <w:p>
+      <w:pPr>
+        <w:pStyle w:val="ListBullet"/>
+      </w:pPr>
+      <w:r>
+        <w:rPr>
+          <w:b w:val="0"/>
+          <w:i w:val="0"/>
+        </w:rPr>
+        <w:t>a) In a code comment where the rows are dropped.</w:t>
+      </w:r>
+    </w:p>
+    <w:p>
+      <w:pPr>
+        <w:pStyle w:val="ListBullet"/>
+      </w:pPr>
+      <w:r>
+        <w:rPr>
+          <w:b w:val="0"/>
+          <w:i w:val="0"/>
+        </w:rPr>
+        <w:t>b) In the assumptions log, in config for the handling, and in a QA check.</w:t>
+      </w:r>
+    </w:p>
+    <w:p>
+      <w:pPr>
+        <w:pStyle w:val="ListBullet"/>
+      </w:pPr>
+      <w:r>
+        <w:rPr>
+          <w:b w:val="0"/>
+          <w:i w:val="0"/>
+        </w:rPr>
+        <w:t>c) In the analyst's notes.</w:t>
+      </w:r>
+    </w:p>
+    <w:p>
+      <w:pPr>
+        <w:pStyle w:val="ListBullet"/>
+      </w:pPr>
+      <w:r>
+        <w:rPr>
+          <w:b w:val="0"/>
+          <w:i w:val="0"/>
+        </w:rPr>
+        <w:t>d) Nowhere: everyone knows the convention.</w:t>
+      </w:r>
+    </w:p>
+    <w:p>
+      <w:r>
+        <w:rPr>
+          <w:b/>
+          <w:i w:val="0"/>
+        </w:rPr>
+        <w:t>Why?</w:t>
+      </w:r>
+    </w:p>
+    <w:p>
+      <w:pPr>
+        <w:pStyle w:val="ListBullet"/>
+      </w:pPr>
+      <w:r>
+        <w:rPr>
+          <w:b w:val="0"/>
+          <w:i w:val="0"/>
+        </w:rPr>
+        <w:t>r1) Written, applied and checked in code, it survives staff changes and new deliveries.</w:t>
+      </w:r>
+    </w:p>
+    <w:p>
+      <w:pPr>
+        <w:pStyle w:val="ListBullet"/>
+      </w:pPr>
+      <w:r>
+        <w:rPr>
+          <w:b w:val="0"/>
+          <w:i w:val="0"/>
+        </w:rPr>
+        <w:t>r2) Logs are required by law.</w:t>
+      </w:r>
+    </w:p>
+    <w:p>
+      <w:pPr>
+        <w:pStyle w:val="Heading5"/>
+      </w:pPr>
+      <w:r>
+        <w:t>Exercise 2. Predict the output (level 2)</w:t>
+      </w:r>
+    </w:p>
+    <w:p>
+      <w:r>
+        <w:rPr>
+          <w:b w:val="0"/>
+          <w:i w:val="0"/>
+        </w:rPr>
+        <w:t>What does this print? (pandas 3.0)</w:t>
+      </w:r>
+    </w:p>
+    <w:tbl>
+      <w:tblPr>
+        <w:tblW w:type="auto" w:w="0"/>
+        <w:jc w:val="left"/>
+        <w:tblLook w:firstColumn="1" w:firstRow="1" w:lastColumn="0" w:lastRow="0" w:noHBand="0" w:noVBand="1" w:val="04A0"/>
+      </w:tblPr>
+      <w:tblGrid>
+        <w:gridCol w:w="8221"/>
+      </w:tblGrid>
+      <w:tr>
+        <w:tc>
+          <w:tcPr>
+            <w:tcW w:type="dxa" w:w="8221"/>
+            <w:shd w:val="clear" w:color="auto" w:fill="F2F4F7"/>
+          </w:tcPr>
+          <w:p>
+            <w:pPr>
+              <w:spacing w:before="0" w:after="0" w:line="240" w:lineRule="auto"/>
+              <w:ind w:left="567" w:hanging="567"/>
+            </w:pPr>
+            <w:r>
+              <w:rPr>
+                <w:rFonts w:ascii="Consolas" w:hAnsi="Consolas" w:eastAsia="Consolas"/>
+                <w:b w:val="0"/>
+                <w:color w:val="5B6875"/>
+                <w:sz w:val="16"/>
+              </w:rPr>
+              <w:t xml:space="preserve">   1  </w:t>
+            </w:r>
+            <w:r>
+              <w:rPr>
+                <w:rFonts w:ascii="Consolas" w:hAnsi="Consolas" w:eastAsia="Consolas"/>
+                <w:b w:val="0"/>
+                <w:sz w:val="16"/>
+              </w:rPr>
+              <w:t>import numpy as np</w:t>
+            </w:r>
+          </w:p>
+          <w:p>
+            <w:pPr>
+              <w:spacing w:before="0" w:after="0" w:line="240" w:lineRule="auto"/>
+              <w:ind w:left="567" w:hanging="567"/>
+            </w:pPr>
+            <w:r>
+              <w:rPr>
+                <w:rFonts w:ascii="Consolas" w:hAnsi="Consolas" w:eastAsia="Consolas"/>
+                <w:b w:val="0"/>
+                <w:color w:val="5B6875"/>
+                <w:sz w:val="16"/>
+              </w:rPr>
+              <w:t xml:space="preserve">   2  </w:t>
+            </w:r>
+            <w:r>
+              <w:rPr>
+                <w:rFonts w:ascii="Consolas" w:hAnsi="Consolas" w:eastAsia="Consolas"/>
+                <w:b w:val="0"/>
+                <w:sz w:val="16"/>
+              </w:rPr>
+              <w:t>import pandas as pd</w:t>
+            </w:r>
+          </w:p>
+          <w:p>
+            <w:pPr>
+              <w:spacing w:before="0" w:after="0" w:line="240" w:lineRule="auto"/>
+              <w:ind w:left="567" w:hanging="567"/>
+            </w:pPr>
+            <w:r>
+              <w:rPr>
+                <w:rFonts w:ascii="Consolas" w:hAnsi="Consolas" w:eastAsia="Consolas"/>
+                <w:b w:val="0"/>
+                <w:color w:val="5B6875"/>
+                <w:sz w:val="16"/>
+              </w:rPr>
+              <w:t xml:space="preserve">   3  </w:t>
+            </w:r>
+            <w:r>
+              <w:rPr>
+                <w:rFonts w:ascii="Consolas" w:hAnsi="Consolas" w:eastAsia="Consolas"/>
+                <w:b w:val="0"/>
+                <w:sz w:val="16"/>
+              </w:rPr>
+              <w:t xml:space="preserve"> </w:t>
+            </w:r>
+          </w:p>
+          <w:p>
+            <w:pPr>
+              <w:spacing w:before="0" w:after="0" w:line="240" w:lineRule="auto"/>
+              <w:ind w:left="567" w:hanging="567"/>
+            </w:pPr>
+            <w:r>
+              <w:rPr>
+                <w:rFonts w:ascii="Consolas" w:hAnsi="Consolas" w:eastAsia="Consolas"/>
+                <w:b w:val="0"/>
+                <w:color w:val="5B6875"/>
+                <w:sz w:val="16"/>
+              </w:rPr>
+              <w:t xml:space="preserve">   4  </w:t>
+            </w:r>
+            <w:r>
+              <w:rPr>
+                <w:rFonts w:ascii="Consolas" w:hAnsi="Consolas" w:eastAsia="Consolas"/>
+                <w:b w:val="0"/>
+                <w:sz w:val="16"/>
+              </w:rPr>
+              <w:t>df = pd.DataFrame({"score": [3, 99, 7], "age": [99, 40, 30]})</w:t>
+            </w:r>
+          </w:p>
+          <w:p>
+            <w:pPr>
+              <w:spacing w:before="0" w:after="0" w:line="240" w:lineRule="auto"/>
+              <w:ind w:left="567" w:hanging="567"/>
+            </w:pPr>
+            <w:r>
+              <w:rPr>
+                <w:rFonts w:ascii="Consolas" w:hAnsi="Consolas" w:eastAsia="Consolas"/>
+                <w:b w:val="0"/>
+                <w:color w:val="5B6875"/>
+                <w:sz w:val="16"/>
+              </w:rPr>
               <w:t xml:space="preserve">   5  </w:t>
             </w:r>
             <w:r>
@@ -5580,6 +5945,194 @@
         <w:t xml:space="preserve"> maps a column name to a list of values that mean "missing" in that column. Return a new frame where those values are missing in those columns only. Leave other columns and the input frame unchanged.</w:t>
       </w:r>
     </w:p>
+    <w:p>
+      <w:r>
+        <w:rPr>
+          <w:b w:val="0"/>
+          <w:i w:val="0"/>
+        </w:rPr>
+        <w:t>Your code must pass these checks:</w:t>
+      </w:r>
+    </w:p>
+    <w:p>
+      <w:pPr>
+        <w:pStyle w:val="ListBullet"/>
+      </w:pPr>
+      <w:r>
+        <w:rPr>
+          <w:b w:val="0"/>
+          <w:i w:val="0"/>
+        </w:rPr>
+        <w:t>Listed codes in the listed column must become missing.</w:t>
+      </w:r>
+    </w:p>
+    <w:p>
+      <w:pPr>
+        <w:pStyle w:val="ListBullet"/>
+      </w:pPr>
+      <w:r>
+        <w:rPr>
+          <w:b w:val="0"/>
+          <w:i w:val="0"/>
+        </w:rPr>
+        <w:t>Other columns must keep their values, including a real 99 or 98.</w:t>
+      </w:r>
+    </w:p>
+    <w:p>
+      <w:pPr>
+        <w:pStyle w:val="ListBullet"/>
+      </w:pPr>
+      <w:r>
+        <w:rPr>
+          <w:b w:val="0"/>
+          <w:i w:val="0"/>
+        </w:rPr>
+        <w:t>The input frame changed. Return a new one.</w:t>
+      </w:r>
+    </w:p>
+    <w:p>
+      <w:r>
+        <w:rPr>
+          <w:b w:val="0"/>
+          <w:i w:val="0"/>
+        </w:rPr>
+        <w:t>Shape of the answer. The reference solution defines these names. Write the bodies yourself.</w:t>
+      </w:r>
+    </w:p>
+    <w:tbl>
+      <w:tblPr>
+        <w:tblW w:type="auto" w:w="0"/>
+        <w:jc w:val="left"/>
+        <w:tblLook w:firstColumn="1" w:firstRow="1" w:lastColumn="0" w:lastRow="0" w:noHBand="0" w:noVBand="1" w:val="04A0"/>
+      </w:tblPr>
+      <w:tblGrid>
+        <w:gridCol w:w="8221"/>
+      </w:tblGrid>
+      <w:tr>
+        <w:tc>
+          <w:tcPr>
+            <w:tcW w:type="dxa" w:w="8221"/>
+            <w:shd w:val="clear" w:color="auto" w:fill="F2F4F7"/>
+          </w:tcPr>
+          <w:p>
+            <w:pPr>
+              <w:spacing w:before="0" w:after="0" w:line="240" w:lineRule="auto"/>
+              <w:ind w:left="567" w:hanging="567"/>
+            </w:pPr>
+            <w:r>
+              <w:rPr>
+                <w:rFonts w:ascii="Consolas" w:hAnsi="Consolas" w:eastAsia="Consolas"/>
+                <w:b w:val="0"/>
+                <w:color w:val="5B6875"/>
+                <w:sz w:val="16"/>
+              </w:rPr>
+              <w:t xml:space="preserve">   1  </w:t>
+            </w:r>
+            <w:r>
+              <w:rPr>
+                <w:rFonts w:ascii="Consolas" w:hAnsi="Consolas" w:eastAsia="Consolas"/>
+                <w:b w:val="0"/>
+                <w:sz w:val="16"/>
+              </w:rPr>
+              <w:t># Set listed codes to missing, per column.</w:t>
+            </w:r>
+          </w:p>
+          <w:p>
+            <w:pPr>
+              <w:spacing w:before="0" w:after="0" w:line="240" w:lineRule="auto"/>
+              <w:ind w:left="567" w:hanging="567"/>
+            </w:pPr>
+            <w:r>
+              <w:rPr>
+                <w:rFonts w:ascii="Consolas" w:hAnsi="Consolas" w:eastAsia="Consolas"/>
+                <w:b w:val="0"/>
+                <w:color w:val="5B6875"/>
+                <w:sz w:val="16"/>
+              </w:rPr>
+              <w:t xml:space="preserve">   2  </w:t>
+            </w:r>
+            <w:r>
+              <w:rPr>
+                <w:rFonts w:ascii="Consolas" w:hAnsi="Consolas" w:eastAsia="Consolas"/>
+                <w:b w:val="0"/>
+                <w:sz w:val="16"/>
+              </w:rPr>
+              <w:t>def recode_missing(</w:t>
+            </w:r>
+          </w:p>
+          <w:p>
+            <w:pPr>
+              <w:spacing w:before="0" w:after="0" w:line="240" w:lineRule="auto"/>
+              <w:ind w:left="567" w:hanging="567"/>
+            </w:pPr>
+            <w:r>
+              <w:rPr>
+                <w:rFonts w:ascii="Consolas" w:hAnsi="Consolas" w:eastAsia="Consolas"/>
+                <w:b w:val="0"/>
+                <w:color w:val="5B6875"/>
+                <w:sz w:val="16"/>
+              </w:rPr>
+              <w:t xml:space="preserve">   3  </w:t>
+            </w:r>
+            <w:r>
+              <w:rPr>
+                <w:rFonts w:ascii="Consolas" w:hAnsi="Consolas" w:eastAsia="Consolas"/>
+                <w:b w:val="0"/>
+                <w:sz w:val="16"/>
+              </w:rPr>
+              <w:t xml:space="preserve">    df: pd.DataFrame,</w:t>
+            </w:r>
+          </w:p>
+          <w:p>
+            <w:pPr>
+              <w:spacing w:before="0" w:after="0" w:line="240" w:lineRule="auto"/>
+              <w:ind w:left="567" w:hanging="567"/>
+            </w:pPr>
+            <w:r>
+              <w:rPr>
+                <w:rFonts w:ascii="Consolas" w:hAnsi="Consolas" w:eastAsia="Consolas"/>
+                <w:b w:val="0"/>
+                <w:color w:val="5B6875"/>
+                <w:sz w:val="16"/>
+              </w:rPr>
+              <w:t xml:space="preserve">   4  </w:t>
+            </w:r>
+            <w:r>
+              <w:rPr>
+                <w:rFonts w:ascii="Consolas" w:hAnsi="Consolas" w:eastAsia="Consolas"/>
+                <w:b w:val="0"/>
+                <w:sz w:val="16"/>
+              </w:rPr>
+              <w:t xml:space="preserve">    codes: dict[str, list[int]],</w:t>
+            </w:r>
+          </w:p>
+          <w:p>
+            <w:pPr>
+              <w:spacing w:before="0" w:after="0" w:line="240" w:lineRule="auto"/>
+              <w:ind w:left="567" w:hanging="567"/>
+            </w:pPr>
+            <w:r>
+              <w:rPr>
+                <w:rFonts w:ascii="Consolas" w:hAnsi="Consolas" w:eastAsia="Consolas"/>
+                <w:b w:val="0"/>
+                <w:color w:val="5B6875"/>
+                <w:sz w:val="16"/>
+              </w:rPr>
+              <w:t xml:space="preserve">   5  </w:t>
+            </w:r>
+            <w:r>
+              <w:rPr>
+                <w:rFonts w:ascii="Consolas" w:hAnsi="Consolas" w:eastAsia="Consolas"/>
+                <w:b w:val="0"/>
+                <w:sz w:val="16"/>
+              </w:rPr>
+              <w:t>) -&gt; pd.DataFrame: ...</w:t>
+            </w:r>
+          </w:p>
+        </w:tc>
+      </w:tr>
+    </w:tbl>
+    <w:p/>
     <w:p>
       <w:r>
         <w:rPr>

--- a/site/downloads/handbook-B7.docx
+++ b/site/downloads/handbook-B7.docx
@@ -1895,22 +1895,19 @@
     <w:p>
       <w:r>
         <w:rPr>
-          <w:b w:val="0"/>
-          <w:i w:val="0"/>
-        </w:rPr>
-        <w:t>Your code must pass these checks:</w:t>
+          <w:b/>
+          <w:i w:val="0"/>
+        </w:rPr>
+        <w:t>What you need to know.</w:t>
       </w:r>
     </w:p>
     <w:p>
-      <w:pPr>
-        <w:pStyle w:val="ListBullet"/>
-      </w:pPr>
-      <w:r>
-        <w:rPr>
-          <w:b w:val="0"/>
-          <w:i w:val="0"/>
-        </w:rPr>
-        <w:t>Return one row per column, with columns dtype, missing_share, n_unique, min, max.</w:t>
+      <w:r>
+        <w:rPr>
+          <w:b w:val="0"/>
+          <w:i w:val="0"/>
+        </w:rPr>
+        <w:t>Two pandas tools build this kind of summary:</w:t>
       </w:r>
     </w:p>
     <w:p>
@@ -1919,10 +1916,48 @@
       </w:pPr>
       <w:r>
         <w:rPr>
-          <w:b w:val="0"/>
-          <w:i w:val="0"/>
-        </w:rPr>
-        <w:t>missing_share is isna().mean(). n_unique excludes missing values.</w:t>
+          <w:rFonts w:ascii="Consolas" w:hAnsi="Consolas" w:eastAsia="Consolas"/>
+          <w:b w:val="0"/>
+          <w:sz w:val="19"/>
+        </w:rPr>
+        <w:t>pd.api.types.is_numeric_dtype(series)</w:t>
+      </w:r>
+      <w:r>
+        <w:rPr>
+          <w:b w:val="0"/>
+          <w:i w:val="0"/>
+        </w:rPr>
+        <w:t xml:space="preserve"> is </w:t>
+      </w:r>
+      <w:r>
+        <w:rPr>
+          <w:rFonts w:ascii="Consolas" w:hAnsi="Consolas" w:eastAsia="Consolas"/>
+          <w:b w:val="0"/>
+          <w:sz w:val="19"/>
+        </w:rPr>
+        <w:t>True</w:t>
+      </w:r>
+      <w:r>
+        <w:rPr>
+          <w:b w:val="0"/>
+          <w:i w:val="0"/>
+        </w:rPr>
+        <w:t xml:space="preserve"> for integer, float and boolean columns, and </w:t>
+      </w:r>
+      <w:r>
+        <w:rPr>
+          <w:rFonts w:ascii="Consolas" w:hAnsi="Consolas" w:eastAsia="Consolas"/>
+          <w:b w:val="0"/>
+          <w:sz w:val="19"/>
+        </w:rPr>
+        <w:t>False</w:t>
+      </w:r>
+      <w:r>
+        <w:rPr>
+          <w:b w:val="0"/>
+          <w:i w:val="0"/>
+        </w:rPr>
+        <w:t xml:space="preserve"> for text.</w:t>
       </w:r>
     </w:p>
     <w:p>
@@ -1931,31 +1966,18 @@
       </w:pPr>
       <w:r>
         <w:rPr>
-          <w:b w:val="0"/>
-          <w:i w:val="0"/>
-        </w:rPr>
-        <w:t>Numeric columns get min and max. Text columns get a missing value.</w:t>
-      </w:r>
-    </w:p>
-    <w:p>
-      <w:pPr>
-        <w:pStyle w:val="ListBullet"/>
-      </w:pPr>
-      <w:r>
-        <w:rPr>
-          <w:b w:val="0"/>
-          <w:i w:val="0"/>
-        </w:rPr>
-        <w:t>dtype must be the column dtype as a string.</w:t>
-      </w:r>
-    </w:p>
-    <w:p>
-      <w:r>
-        <w:rPr>
-          <w:b w:val="0"/>
-          <w:i w:val="0"/>
-        </w:rPr>
-        <w:t>Shape of the answer. The reference solution defines these names. Write the bodies yourself.</w:t>
+          <w:rFonts w:ascii="Consolas" w:hAnsi="Consolas" w:eastAsia="Consolas"/>
+          <w:b w:val="0"/>
+          <w:sz w:val="19"/>
+        </w:rPr>
+        <w:t>pd.DataFrame.from_dict(rows, orient="index")</w:t>
+      </w:r>
+      <w:r>
+        <w:rPr>
+          <w:b w:val="0"/>
+          <w:i w:val="0"/>
+        </w:rPr>
+        <w:t xml:space="preserve"> turns a dict of dicts into a frame. Each outer key becomes a row label, and each inner key becomes a column.</w:t>
       </w:r>
     </w:p>
     <w:tbl>
@@ -1993,7 +2015,7 @@
                 <w:b w:val="0"/>
                 <w:sz w:val="16"/>
               </w:rPr>
-              <w:t># Profile each column: dtype, missing share, distinct values, numeric range.</w:t>
+              <w:t>rows = {"a": {"n": 1, "kind": "x"}, "b": {"n": 2, "kind": "y"}}</w:t>
             </w:r>
           </w:p>
           <w:p>
@@ -2016,7 +2038,76 @@
                 <w:b w:val="0"/>
                 <w:sz w:val="16"/>
               </w:rPr>
-              <w:t>def profile(df: pd.DataFrame) -&gt; pd.DataFrame: ...</w:t>
+              <w:t>pd.DataFrame.from_dict(rows, orient="index")</w:t>
+            </w:r>
+          </w:p>
+          <w:p>
+            <w:pPr>
+              <w:spacing w:before="0" w:after="0" w:line="240" w:lineRule="auto"/>
+              <w:ind w:left="567" w:hanging="567"/>
+            </w:pPr>
+            <w:r>
+              <w:rPr>
+                <w:rFonts w:ascii="Consolas" w:hAnsi="Consolas" w:eastAsia="Consolas"/>
+                <w:b w:val="0"/>
+                <w:color w:val="5B6875"/>
+                <w:sz w:val="16"/>
+              </w:rPr>
+              <w:t xml:space="preserve">   3  </w:t>
+            </w:r>
+            <w:r>
+              <w:rPr>
+                <w:rFonts w:ascii="Consolas" w:hAnsi="Consolas" w:eastAsia="Consolas"/>
+                <w:b w:val="0"/>
+                <w:sz w:val="16"/>
+              </w:rPr>
+              <w:t>#    n kind</w:t>
+            </w:r>
+          </w:p>
+          <w:p>
+            <w:pPr>
+              <w:spacing w:before="0" w:after="0" w:line="240" w:lineRule="auto"/>
+              <w:ind w:left="567" w:hanging="567"/>
+            </w:pPr>
+            <w:r>
+              <w:rPr>
+                <w:rFonts w:ascii="Consolas" w:hAnsi="Consolas" w:eastAsia="Consolas"/>
+                <w:b w:val="0"/>
+                <w:color w:val="5B6875"/>
+                <w:sz w:val="16"/>
+              </w:rPr>
+              <w:t xml:space="preserve">   4  </w:t>
+            </w:r>
+            <w:r>
+              <w:rPr>
+                <w:rFonts w:ascii="Consolas" w:hAnsi="Consolas" w:eastAsia="Consolas"/>
+                <w:b w:val="0"/>
+                <w:sz w:val="16"/>
+              </w:rPr>
+              <w:t># a  1    x</w:t>
+            </w:r>
+          </w:p>
+          <w:p>
+            <w:pPr>
+              <w:spacing w:before="0" w:after="0" w:line="240" w:lineRule="auto"/>
+              <w:ind w:left="567" w:hanging="567"/>
+            </w:pPr>
+            <w:r>
+              <w:rPr>
+                <w:rFonts w:ascii="Consolas" w:hAnsi="Consolas" w:eastAsia="Consolas"/>
+                <w:b w:val="0"/>
+                <w:color w:val="5B6875"/>
+                <w:sz w:val="16"/>
+              </w:rPr>
+              <w:t xml:space="preserve">   5  </w:t>
+            </w:r>
+            <w:r>
+              <w:rPr>
+                <w:rFonts w:ascii="Consolas" w:hAnsi="Consolas" w:eastAsia="Consolas"/>
+                <w:b w:val="0"/>
+                <w:sz w:val="16"/>
+              </w:rPr>
+              <w:t># b  2    y</w:t>
             </w:r>
           </w:p>
         </w:tc>
@@ -2026,10 +2117,99 @@
     <w:p>
       <w:r>
         <w:rPr>
-          <w:b w:val="0"/>
-          <w:i w:val="0"/>
-        </w:rPr>
-        <w:t>Starter code:</w:t>
+          <w:rFonts w:ascii="Consolas" w:hAnsi="Consolas" w:eastAsia="Consolas"/>
+          <w:b w:val="0"/>
+          <w:sz w:val="19"/>
+        </w:rPr>
+        <w:t>series.isna().mean()</w:t>
+      </w:r>
+      <w:r>
+        <w:rPr>
+          <w:b w:val="0"/>
+          <w:i w:val="0"/>
+        </w:rPr>
+        <w:t xml:space="preserve"> is the share of missing values, because </w:t>
+      </w:r>
+      <w:r>
+        <w:rPr>
+          <w:rFonts w:ascii="Consolas" w:hAnsi="Consolas" w:eastAsia="Consolas"/>
+          <w:b w:val="0"/>
+          <w:sz w:val="19"/>
+        </w:rPr>
+        <w:t>True</w:t>
+      </w:r>
+      <w:r>
+        <w:rPr>
+          <w:b w:val="0"/>
+          <w:i w:val="0"/>
+        </w:rPr>
+        <w:t xml:space="preserve"> counts as 1.</w:t>
+      </w:r>
+    </w:p>
+    <w:p>
+      <w:r>
+        <w:rPr>
+          <w:b w:val="0"/>
+          <w:i w:val="0"/>
+        </w:rPr>
+        <w:t>Your code must pass these checks:</w:t>
+      </w:r>
+    </w:p>
+    <w:p>
+      <w:pPr>
+        <w:pStyle w:val="ListBullet"/>
+      </w:pPr>
+      <w:r>
+        <w:rPr>
+          <w:b w:val="0"/>
+          <w:i w:val="0"/>
+        </w:rPr>
+        <w:t>Return one row per column, with columns dtype, missing_share, n_unique, min, max.</w:t>
+      </w:r>
+    </w:p>
+    <w:p>
+      <w:pPr>
+        <w:pStyle w:val="ListBullet"/>
+      </w:pPr>
+      <w:r>
+        <w:rPr>
+          <w:b w:val="0"/>
+          <w:i w:val="0"/>
+        </w:rPr>
+        <w:t>missing_share is isna().mean(). n_unique excludes missing values.</w:t>
+      </w:r>
+    </w:p>
+    <w:p>
+      <w:pPr>
+        <w:pStyle w:val="ListBullet"/>
+      </w:pPr>
+      <w:r>
+        <w:rPr>
+          <w:b w:val="0"/>
+          <w:i w:val="0"/>
+        </w:rPr>
+        <w:t>Numeric columns get min and max. Text columns get a missing value.</w:t>
+      </w:r>
+    </w:p>
+    <w:p>
+      <w:pPr>
+        <w:pStyle w:val="ListBullet"/>
+      </w:pPr>
+      <w:r>
+        <w:rPr>
+          <w:b w:val="0"/>
+          <w:i w:val="0"/>
+        </w:rPr>
+        <w:t>dtype must be the column dtype as a string.</w:t>
+      </w:r>
+    </w:p>
+    <w:p>
+      <w:r>
+        <w:rPr>
+          <w:b w:val="0"/>
+          <w:i w:val="0"/>
+        </w:rPr>
+        <w:t>Shape of the answer. The reference solution defines these names. Write the bodies yourself.</w:t>
       </w:r>
     </w:p>
     <w:tbl>
@@ -2067,7 +2247,7 @@
                 <w:b w:val="0"/>
                 <w:sz w:val="16"/>
               </w:rPr>
-              <w:t>import pandas as pd</w:t>
+              <w:t># Profile each column: dtype, missing share, distinct values, numeric range.</w:t>
             </w:r>
           </w:p>
           <w:p>
@@ -2090,76 +2270,7 @@
                 <w:b w:val="0"/>
                 <w:sz w:val="16"/>
               </w:rPr>
-              <w:t xml:space="preserve"> </w:t>
-            </w:r>
-          </w:p>
-          <w:p>
-            <w:pPr>
-              <w:spacing w:before="0" w:after="0" w:line="240" w:lineRule="auto"/>
-              <w:ind w:left="567" w:hanging="567"/>
-            </w:pPr>
-            <w:r>
-              <w:rPr>
-                <w:rFonts w:ascii="Consolas" w:hAnsi="Consolas" w:eastAsia="Consolas"/>
-                <w:b w:val="0"/>
-                <w:color w:val="5B6875"/>
-                <w:sz w:val="16"/>
-              </w:rPr>
-              <w:t xml:space="preserve">   3  </w:t>
-            </w:r>
-            <w:r>
-              <w:rPr>
-                <w:rFonts w:ascii="Consolas" w:hAnsi="Consolas" w:eastAsia="Consolas"/>
-                <w:b w:val="0"/>
-                <w:sz w:val="16"/>
-              </w:rPr>
-              <w:t xml:space="preserve"> </w:t>
-            </w:r>
-          </w:p>
-          <w:p>
-            <w:pPr>
-              <w:spacing w:before="0" w:after="0" w:line="240" w:lineRule="auto"/>
-              <w:ind w:left="567" w:hanging="567"/>
-            </w:pPr>
-            <w:r>
-              <w:rPr>
-                <w:rFonts w:ascii="Consolas" w:hAnsi="Consolas" w:eastAsia="Consolas"/>
-                <w:b w:val="0"/>
-                <w:color w:val="5B6875"/>
-                <w:sz w:val="16"/>
-              </w:rPr>
-              <w:t xml:space="preserve">   4  </w:t>
-            </w:r>
-            <w:r>
-              <w:rPr>
-                <w:rFonts w:ascii="Consolas" w:hAnsi="Consolas" w:eastAsia="Consolas"/>
-                <w:b w:val="0"/>
-                <w:sz w:val="16"/>
-              </w:rPr>
-              <w:t>def profile(df):</w:t>
-            </w:r>
-          </w:p>
-          <w:p>
-            <w:pPr>
-              <w:spacing w:before="0" w:after="0" w:line="240" w:lineRule="auto"/>
-              <w:ind w:left="567" w:hanging="567"/>
-            </w:pPr>
-            <w:r>
-              <w:rPr>
-                <w:rFonts w:ascii="Consolas" w:hAnsi="Consolas" w:eastAsia="Consolas"/>
-                <w:b w:val="0"/>
-                <w:color w:val="5B6875"/>
-                <w:sz w:val="16"/>
-              </w:rPr>
-              <w:t xml:space="preserve">   5  </w:t>
-            </w:r>
-            <w:r>
-              <w:rPr>
-                <w:rFonts w:ascii="Consolas" w:hAnsi="Consolas" w:eastAsia="Consolas"/>
-                <w:b w:val="0"/>
-                <w:sz w:val="16"/>
-              </w:rPr>
-              <w:t xml:space="preserve">    return df.describe()</w:t>
+              <w:t>def profile(df: pd.DataFrame) -&gt; pd.DataFrame: ...</w:t>
             </w:r>
           </w:p>
         </w:tc>
@@ -2167,20 +2278,12 @@
     </w:tbl>
     <w:p/>
     <w:p>
-      <w:pPr>
-        <w:pStyle w:val="Heading5"/>
-      </w:pPr>
-      <w:r>
-        <w:t>Exercise 5. Spot the bug (level 4)</w:t>
-      </w:r>
-    </w:p>
-    <w:p>
-      <w:r>
-        <w:rPr>
-          <w:b w:val="0"/>
-          <w:i w:val="0"/>
-        </w:rPr>
-        <w:t>The QA report says 1 duplicated respondent row, but 2 rows in the file share the same ID, and both must be sent back to the supplier. Tap the line with the bug and fix it.</w:t>
+      <w:r>
+        <w:rPr>
+          <w:b w:val="0"/>
+          <w:i w:val="0"/>
+        </w:rPr>
+        <w:t>Starter code:</w:t>
       </w:r>
     </w:p>
     <w:tbl>
@@ -2287,7 +2390,7 @@
                 <w:b w:val="0"/>
                 <w:sz w:val="16"/>
               </w:rPr>
-              <w:t>def rows_with_duplicate_ids(df: pd.DataFrame) -&gt; pd.DataFrame:</w:t>
+              <w:t>def profile(df):</w:t>
             </w:r>
           </w:p>
           <w:p>
@@ -2310,53 +2413,7 @@
                 <w:b w:val="0"/>
                 <w:sz w:val="16"/>
               </w:rPr>
-              <w:t xml:space="preserve">    """Every row whose respondent_id appears more than once."""</w:t>
-            </w:r>
-          </w:p>
-          <w:p>
-            <w:pPr>
-              <w:spacing w:before="0" w:after="0" w:line="240" w:lineRule="auto"/>
-              <w:ind w:left="567" w:hanging="567"/>
-            </w:pPr>
-            <w:r>
-              <w:rPr>
-                <w:rFonts w:ascii="Consolas" w:hAnsi="Consolas" w:eastAsia="Consolas"/>
-                <w:b w:val="0"/>
-                <w:color w:val="5B6875"/>
-                <w:sz w:val="16"/>
-              </w:rPr>
-              <w:t xml:space="preserve">   6  </w:t>
-            </w:r>
-            <w:r>
-              <w:rPr>
-                <w:rFonts w:ascii="Consolas" w:hAnsi="Consolas" w:eastAsia="Consolas"/>
-                <w:b w:val="0"/>
-                <w:sz w:val="16"/>
-              </w:rPr>
-              <w:t xml:space="preserve">    mask = df.duplicated(subset=["respondent_id"])</w:t>
-            </w:r>
-          </w:p>
-          <w:p>
-            <w:pPr>
-              <w:spacing w:before="0" w:after="0" w:line="240" w:lineRule="auto"/>
-              <w:ind w:left="567" w:hanging="567"/>
-            </w:pPr>
-            <w:r>
-              <w:rPr>
-                <w:rFonts w:ascii="Consolas" w:hAnsi="Consolas" w:eastAsia="Consolas"/>
-                <w:b w:val="0"/>
-                <w:color w:val="5B6875"/>
-                <w:sz w:val="16"/>
-              </w:rPr>
-              <w:t xml:space="preserve">   7  </w:t>
-            </w:r>
-            <w:r>
-              <w:rPr>
-                <w:rFonts w:ascii="Consolas" w:hAnsi="Consolas" w:eastAsia="Consolas"/>
-                <w:b w:val="0"/>
-                <w:sz w:val="16"/>
-              </w:rPr>
-              <w:t xml:space="preserve">    return df[mask]</w:t>
+              <w:t xml:space="preserve">    return df.describe()</w:t>
             </w:r>
           </w:p>
         </w:tc>
@@ -2364,509 +2421,20 @@
     </w:tbl>
     <w:p/>
     <w:p>
-      <w:r>
-        <w:rPr>
-          <w:b w:val="0"/>
-          <w:i/>
-        </w:rPr>
-        <w:t>Write down the line number of the bug. Then write the fix.</w:t>
+      <w:pPr>
+        <w:pStyle w:val="Heading5"/>
+      </w:pPr>
+      <w:r>
+        <w:t>Exercise 5. Spot the bug (level 4)</w:t>
       </w:r>
     </w:p>
     <w:p>
-      <w:pPr>
-        <w:pStyle w:val="Heading4"/>
-      </w:pPr>
-      <w:r>
-        <w:t>Sources</w:t>
-      </w:r>
-    </w:p>
-    <w:p>
-      <w:pPr>
-        <w:pStyle w:val="ListBullet"/>
-      </w:pPr>
-      <w:r>
-        <w:rPr>
-          <w:b w:val="0"/>
-          <w:i w:val="0"/>
-        </w:rPr>
-        <w:t>pandas nunique() excludes missing values by default and duplicated() defaults to keep="first". (verified: pandas API reference; run on pandas 3.0.6 and 3.0.2 in this repository.)</w:t>
-      </w:r>
-    </w:p>
-    <w:p>
-      <w:pPr>
-        <w:pStyle w:val="Heading3"/>
-      </w:pPr>
-      <w:r>
-        <w:t>B7-L2 Plot before you summarise</w:t>
-      </w:r>
-    </w:p>
-    <w:p>
-      <w:pPr>
-        <w:pStyle w:val="Heading4"/>
-      </w:pPr>
-      <w:r>
-        <w:t>Concept</w:t>
-      </w:r>
-    </w:p>
-    <w:p>
-      <w:r>
-        <w:rPr>
-          <w:b w:val="0"/>
-          <w:i w:val="0"/>
-        </w:rPr>
-        <w:t xml:space="preserve">Summary statistics hide shape. </w:t>
-      </w:r>
-      <w:r>
-        <w:rPr>
-          <w:b/>
-          <w:i w:val="0"/>
-        </w:rPr>
-        <w:t>Anscombe's quartet</w:t>
-      </w:r>
-      <w:r>
-        <w:rPr>
-          <w:b w:val="0"/>
-          <w:i w:val="0"/>
-        </w:rPr>
-        <w:t xml:space="preserve"> (1973) is four small datasets with the same means, variances and correlation. Computed in this course's build for the first three:</w:t>
-      </w:r>
-    </w:p>
-    <w:tbl>
-      <w:tblPr>
-        <w:tblStyle w:val="TableGrid"/>
-        <w:tblW w:type="auto" w:w="0"/>
-        <w:tblLook w:firstColumn="1" w:firstRow="1" w:lastColumn="0" w:lastRow="0" w:noHBand="0" w:noVBand="1" w:val="04A0"/>
-      </w:tblPr>
-      <w:tblGrid>
-        <w:gridCol w:w="2055"/>
-        <w:gridCol w:w="2055"/>
-        <w:gridCol w:w="2055"/>
-        <w:gridCol w:w="2055"/>
-      </w:tblGrid>
-      <w:tr>
-        <w:tc>
-          <w:tcPr>
-            <w:tcW w:type="dxa" w:w="2055"/>
-          </w:tcPr>
-          <w:p>
-            <w:r>
-              <w:rPr>
-                <w:b/>
-              </w:rPr>
-              <w:t>Set</w:t>
-            </w:r>
-          </w:p>
-        </w:tc>
-        <w:tc>
-          <w:tcPr>
-            <w:tcW w:type="dxa" w:w="2055"/>
-          </w:tcPr>
-          <w:p>
-            <w:r>
-              <w:rPr>
-                <w:b/>
-              </w:rPr>
-              <w:t>mean of y</w:t>
-            </w:r>
-          </w:p>
-        </w:tc>
-        <w:tc>
-          <w:tcPr>
-            <w:tcW w:type="dxa" w:w="2055"/>
-          </w:tcPr>
-          <w:p>
-            <w:r>
-              <w:rPr>
-                <w:b/>
-              </w:rPr>
-              <w:t>variance of y</w:t>
-            </w:r>
-          </w:p>
-        </w:tc>
-        <w:tc>
-          <w:tcPr>
-            <w:tcW w:type="dxa" w:w="2055"/>
-          </w:tcPr>
-          <w:p>
-            <w:r>
-              <w:rPr>
-                <w:b/>
-              </w:rPr>
-              <w:t>correlation with x</w:t>
-            </w:r>
-          </w:p>
-        </w:tc>
-      </w:tr>
-      <w:tr>
-        <w:tc>
-          <w:tcPr>
-            <w:tcW w:type="dxa" w:w="2055"/>
-          </w:tcPr>
-          <w:p>
-            <w:r>
-              <w:t>I</w:t>
-            </w:r>
-          </w:p>
-        </w:tc>
-        <w:tc>
-          <w:tcPr>
-            <w:tcW w:type="dxa" w:w="2055"/>
-          </w:tcPr>
-          <w:p>
-            <w:r>
-              <w:t>7.50</w:t>
-            </w:r>
-          </w:p>
-        </w:tc>
-        <w:tc>
-          <w:tcPr>
-            <w:tcW w:type="dxa" w:w="2055"/>
-          </w:tcPr>
-          <w:p>
-            <w:r>
-              <w:t>4.13</w:t>
-            </w:r>
-          </w:p>
-        </w:tc>
-        <w:tc>
-          <w:tcPr>
-            <w:tcW w:type="dxa" w:w="2055"/>
-          </w:tcPr>
-          <w:p>
-            <w:r>
-              <w:t>0.816</w:t>
-            </w:r>
-          </w:p>
-        </w:tc>
-      </w:tr>
-      <w:tr>
-        <w:tc>
-          <w:tcPr>
-            <w:tcW w:type="dxa" w:w="2055"/>
-          </w:tcPr>
-          <w:p>
-            <w:r>
-              <w:t>II</w:t>
-            </w:r>
-          </w:p>
-        </w:tc>
-        <w:tc>
-          <w:tcPr>
-            <w:tcW w:type="dxa" w:w="2055"/>
-          </w:tcPr>
-          <w:p>
-            <w:r>
-              <w:t>7.50</w:t>
-            </w:r>
-          </w:p>
-        </w:tc>
-        <w:tc>
-          <w:tcPr>
-            <w:tcW w:type="dxa" w:w="2055"/>
-          </w:tcPr>
-          <w:p>
-            <w:r>
-              <w:t>4.13</w:t>
-            </w:r>
-          </w:p>
-        </w:tc>
-        <w:tc>
-          <w:tcPr>
-            <w:tcW w:type="dxa" w:w="2055"/>
-          </w:tcPr>
-          <w:p>
-            <w:r>
-              <w:t>0.816</w:t>
-            </w:r>
-          </w:p>
-        </w:tc>
-      </w:tr>
-      <w:tr>
-        <w:tc>
-          <w:tcPr>
-            <w:tcW w:type="dxa" w:w="2055"/>
-          </w:tcPr>
-          <w:p>
-            <w:r>
-              <w:t>III</w:t>
-            </w:r>
-          </w:p>
-        </w:tc>
-        <w:tc>
-          <w:tcPr>
-            <w:tcW w:type="dxa" w:w="2055"/>
-          </w:tcPr>
-          <w:p>
-            <w:r>
-              <w:t>7.50</w:t>
-            </w:r>
-          </w:p>
-        </w:tc>
-        <w:tc>
-          <w:tcPr>
-            <w:tcW w:type="dxa" w:w="2055"/>
-          </w:tcPr>
-          <w:p>
-            <w:r>
-              <w:t>4.12</w:t>
-            </w:r>
-          </w:p>
-        </w:tc>
-        <w:tc>
-          <w:tcPr>
-            <w:tcW w:type="dxa" w:w="2055"/>
-          </w:tcPr>
-          <w:p>
-            <w:r>
-              <w:t>0.816</w:t>
-            </w:r>
-          </w:p>
-        </w:tc>
-      </w:tr>
-    </w:tbl>
-    <w:p>
-      <w:r>
-        <w:rPr>
-          <w:b w:val="0"/>
-          <w:i w:val="0"/>
-        </w:rPr>
-        <w:t>Plotted, set I is a noisy line, set II is a curve, and set III is a perfect line with one outlier. The numbers alone cannot tell them apart.</w:t>
-      </w:r>
-    </w:p>
-    <w:p>
-      <w:r>
-        <w:rPr>
-          <w:b w:val="0"/>
-          <w:i w:val="0"/>
-        </w:rPr>
-        <w:t>Four plots catch most problems:</w:t>
-      </w:r>
-    </w:p>
-    <w:p>
-      <w:pPr>
-        <w:pStyle w:val="ListBullet"/>
-      </w:pPr>
-      <w:r>
-        <w:rPr>
-          <w:b/>
-          <w:i w:val="0"/>
-        </w:rPr>
-        <w:t>Histogram</w:t>
-      </w:r>
-      <w:r>
-        <w:rPr>
-          <w:b w:val="0"/>
-          <w:i w:val="0"/>
-        </w:rPr>
-        <w:t xml:space="preserve"> of each key numeric column. Shows skew, gaps, spikes at codes such as 99 or 0, and more than one peak.</w:t>
-      </w:r>
-    </w:p>
-    <w:p>
-      <w:pPr>
-        <w:pStyle w:val="ListBullet"/>
-      </w:pPr>
-      <w:r>
-        <w:rPr>
-          <w:b/>
-          <w:i w:val="0"/>
-        </w:rPr>
-        <w:t>Scatter plot</w:t>
-      </w:r>
-      <w:r>
-        <w:rPr>
-          <w:b w:val="0"/>
-          <w:i w:val="0"/>
-        </w:rPr>
-        <w:t xml:space="preserve"> of each pair you will model or correlate. Shows curves, clusters and single points that drive a correlation.</w:t>
-      </w:r>
-    </w:p>
-    <w:p>
-      <w:pPr>
-        <w:pStyle w:val="ListBullet"/>
-      </w:pPr>
-      <w:r>
-        <w:rPr>
-          <w:b/>
-          <w:i w:val="0"/>
-        </w:rPr>
-        <w:t>Line over time</w:t>
-      </w:r>
-      <w:r>
-        <w:rPr>
-          <w:b w:val="0"/>
-          <w:i w:val="0"/>
-        </w:rPr>
-        <w:t xml:space="preserve"> of counts and key rates by wave. Shows breaks in the series when a questionnaire or supplier changed.</w:t>
-      </w:r>
-    </w:p>
-    <w:p>
-      <w:pPr>
-        <w:pStyle w:val="ListBullet"/>
-      </w:pPr>
-      <w:r>
-        <w:rPr>
-          <w:b/>
-          <w:i w:val="0"/>
-        </w:rPr>
-        <w:t>Bar chart of missingness</w:t>
-      </w:r>
-      <w:r>
-        <w:rPr>
-          <w:b w:val="0"/>
-          <w:i w:val="0"/>
-        </w:rPr>
-        <w:t xml:space="preserve"> by column and by subgroup.</w:t>
-      </w:r>
-    </w:p>
-    <w:p>
-      <w:r>
-        <w:rPr>
-          <w:b w:val="0"/>
-          <w:i w:val="0"/>
-        </w:rPr>
-        <w:t>Make each plot honest:</w:t>
-      </w:r>
-    </w:p>
-    <w:p>
-      <w:pPr>
-        <w:pStyle w:val="ListBullet"/>
-      </w:pPr>
-      <w:r>
-        <w:rPr>
-          <w:b w:val="0"/>
-          <w:i w:val="0"/>
-        </w:rPr>
-        <w:t>Label both axes with units, and give every figure a title that states what it shows.</w:t>
-      </w:r>
-    </w:p>
-    <w:p>
-      <w:pPr>
-        <w:pStyle w:val="ListBullet"/>
-      </w:pPr>
-      <w:r>
-        <w:rPr>
-          <w:b w:val="0"/>
-          <w:i w:val="0"/>
-        </w:rPr>
-        <w:t>Choose histogram bins on purpose. Too few hide a spike at 99. Try two or three bin counts.</w:t>
-      </w:r>
-    </w:p>
-    <w:p>
-      <w:pPr>
-        <w:pStyle w:val="ListBullet"/>
-      </w:pPr>
-      <w:r>
-        <w:rPr>
-          <w:b w:val="0"/>
-          <w:i w:val="0"/>
-        </w:rPr>
-        <w:t>Use a log scale for heavily skewed values such as spend, and say so on the axis.</w:t>
-      </w:r>
-    </w:p>
-    <w:p>
-      <w:pPr>
-        <w:pStyle w:val="ListBullet"/>
-      </w:pPr>
-      <w:r>
-        <w:rPr>
-          <w:b w:val="0"/>
-          <w:i w:val="0"/>
-        </w:rPr>
-        <w:t>Plot the raw data before you plot the smoothed or aggregated version.</w:t>
-      </w:r>
-    </w:p>
-    <w:p>
-      <w:r>
-        <w:rPr>
-          <w:b w:val="0"/>
-          <w:i w:val="0"/>
-        </w:rPr>
-        <w:t xml:space="preserve">Write plotting code as functions that return a </w:t>
-      </w:r>
-      <w:r>
-        <w:rPr>
-          <w:rFonts w:ascii="Consolas" w:hAnsi="Consolas" w:eastAsia="Consolas"/>
-          <w:b w:val="0"/>
-          <w:sz w:val="19"/>
-        </w:rPr>
-        <w:t>matplotlib.figure.Figure</w:t>
-      </w:r>
-      <w:r>
-        <w:rPr>
-          <w:b w:val="0"/>
-          <w:i w:val="0"/>
-        </w:rPr>
-        <w:t xml:space="preserve"> (matplotlib 3.10). Build with </w:t>
-      </w:r>
-      <w:r>
-        <w:rPr>
-          <w:rFonts w:ascii="Consolas" w:hAnsi="Consolas" w:eastAsia="Consolas"/>
-          <w:b w:val="0"/>
-          <w:sz w:val="19"/>
-        </w:rPr>
-        <w:t>fig, ax = plt.subplots()</w:t>
-      </w:r>
-      <w:r>
-        <w:rPr>
-          <w:b w:val="0"/>
-          <w:i w:val="0"/>
-        </w:rPr>
-        <w:t xml:space="preserve">, not the global </w:t>
-      </w:r>
-      <w:r>
-        <w:rPr>
-          <w:rFonts w:ascii="Consolas" w:hAnsi="Consolas" w:eastAsia="Consolas"/>
-          <w:b w:val="0"/>
-          <w:sz w:val="19"/>
-        </w:rPr>
-        <w:t>plt.plot()</w:t>
-      </w:r>
-      <w:r>
-        <w:rPr>
-          <w:b w:val="0"/>
-          <w:i w:val="0"/>
-        </w:rPr>
-        <w:t xml:space="preserve"> state. A function that returns a figure is testable: a test reads </w:t>
-      </w:r>
-      <w:r>
-        <w:rPr>
-          <w:rFonts w:ascii="Consolas" w:hAnsi="Consolas" w:eastAsia="Consolas"/>
-          <w:b w:val="0"/>
-          <w:sz w:val="19"/>
-        </w:rPr>
-        <w:t>ax.get_xlabel()</w:t>
-      </w:r>
-      <w:r>
-        <w:rPr>
-          <w:b w:val="0"/>
-          <w:i w:val="0"/>
-        </w:rPr>
-        <w:t xml:space="preserve"> or counts the bars. The caller decides whether to show it or save it.</w:t>
-      </w:r>
-    </w:p>
-    <w:p>
-      <w:pPr>
-        <w:pStyle w:val="Heading4"/>
-      </w:pPr>
-      <w:r>
-        <w:t>Why it matters</w:t>
-      </w:r>
-    </w:p>
-    <w:p>
-      <w:r>
-        <w:rPr>
-          <w:b w:val="0"/>
-          <w:i w:val="0"/>
-        </w:rPr>
-        <w:t>A team reported a correlation of 0.62 between ad recall and purchase intent across 40 markets, and the client planned a budget shift on it. A scatter plot showed 39 markets in a flat cloud and one market far in the top-right corner. Without that market the correlation was close to zero. The decision was about one market, not 40.</w:t>
-      </w:r>
-    </w:p>
-    <w:p>
-      <w:pPr>
-        <w:pStyle w:val="Heading4"/>
-      </w:pPr>
-      <w:r>
-        <w:t>Worked example: weak code</w:t>
+      <w:r>
+        <w:rPr>
+          <w:b w:val="0"/>
+          <w:i w:val="0"/>
+        </w:rPr>
+        <w:t>The QA report says 1 duplicated respondent row, but 2 rows in the file share the same ID, and both must be sent back to the supplier. Tap the line with the bug and fix it.</w:t>
       </w:r>
     </w:p>
     <w:tbl>
@@ -2892,19 +2460,19 @@
             <w:r>
               <w:rPr>
                 <w:rFonts w:ascii="Consolas" w:hAnsi="Consolas" w:eastAsia="Consolas"/>
-                <w:b/>
+                <w:b w:val="0"/>
                 <w:color w:val="5B6875"/>
                 <w:sz w:val="16"/>
               </w:rPr>
-              <w:t xml:space="preserve"> [1]  </w:t>
-            </w:r>
-            <w:r>
-              <w:rPr>
-                <w:rFonts w:ascii="Consolas" w:hAnsi="Consolas" w:eastAsia="Consolas"/>
-                <w:b w:val="0"/>
-                <w:sz w:val="16"/>
-              </w:rPr>
-              <w:t>print(df["spend"].mean(), df["spend"].std())</w:t>
+              <w:t xml:space="preserve">   1  </w:t>
+            </w:r>
+            <w:r>
+              <w:rPr>
+                <w:rFonts w:ascii="Consolas" w:hAnsi="Consolas" w:eastAsia="Consolas"/>
+                <w:b w:val="0"/>
+                <w:sz w:val="16"/>
+              </w:rPr>
+              <w:t>import pandas as pd</w:t>
             </w:r>
           </w:p>
           <w:p>
@@ -2915,19 +2483,19 @@
             <w:r>
               <w:rPr>
                 <w:rFonts w:ascii="Consolas" w:hAnsi="Consolas" w:eastAsia="Consolas"/>
-                <w:b/>
+                <w:b w:val="0"/>
                 <w:color w:val="5B6875"/>
                 <w:sz w:val="16"/>
               </w:rPr>
-              <w:t xml:space="preserve"> [2]  </w:t>
-            </w:r>
-            <w:r>
-              <w:rPr>
-                <w:rFonts w:ascii="Consolas" w:hAnsi="Consolas" w:eastAsia="Consolas"/>
-                <w:b w:val="0"/>
-                <w:sz w:val="16"/>
-              </w:rPr>
-              <w:t>plt.hist(df["spend"])</w:t>
+              <w:t xml:space="preserve">   2  </w:t>
+            </w:r>
+            <w:r>
+              <w:rPr>
+                <w:rFonts w:ascii="Consolas" w:hAnsi="Consolas" w:eastAsia="Consolas"/>
+                <w:b w:val="0"/>
+                <w:sz w:val="16"/>
+              </w:rPr>
+              <w:t xml:space="preserve"> </w:t>
             </w:r>
           </w:p>
           <w:p>
@@ -2938,84 +2506,621 @@
             <w:r>
               <w:rPr>
                 <w:rFonts w:ascii="Consolas" w:hAnsi="Consolas" w:eastAsia="Consolas"/>
+                <w:b w:val="0"/>
+                <w:color w:val="5B6875"/>
+                <w:sz w:val="16"/>
+              </w:rPr>
+              <w:t xml:space="preserve">   3  </w:t>
+            </w:r>
+            <w:r>
+              <w:rPr>
+                <w:rFonts w:ascii="Consolas" w:hAnsi="Consolas" w:eastAsia="Consolas"/>
+                <w:b w:val="0"/>
+                <w:sz w:val="16"/>
+              </w:rPr>
+              <w:t xml:space="preserve"> </w:t>
+            </w:r>
+          </w:p>
+          <w:p>
+            <w:pPr>
+              <w:spacing w:before="0" w:after="0" w:line="240" w:lineRule="auto"/>
+              <w:ind w:left="567" w:hanging="567"/>
+            </w:pPr>
+            <w:r>
+              <w:rPr>
+                <w:rFonts w:ascii="Consolas" w:hAnsi="Consolas" w:eastAsia="Consolas"/>
+                <w:b w:val="0"/>
+                <w:color w:val="5B6875"/>
+                <w:sz w:val="16"/>
+              </w:rPr>
+              <w:t xml:space="preserve">   4  </w:t>
+            </w:r>
+            <w:r>
+              <w:rPr>
+                <w:rFonts w:ascii="Consolas" w:hAnsi="Consolas" w:eastAsia="Consolas"/>
+                <w:b w:val="0"/>
+                <w:sz w:val="16"/>
+              </w:rPr>
+              <w:t>def rows_with_duplicate_ids(df: pd.DataFrame) -&gt; pd.DataFrame:</w:t>
+            </w:r>
+          </w:p>
+          <w:p>
+            <w:pPr>
+              <w:spacing w:before="0" w:after="0" w:line="240" w:lineRule="auto"/>
+              <w:ind w:left="567" w:hanging="567"/>
+            </w:pPr>
+            <w:r>
+              <w:rPr>
+                <w:rFonts w:ascii="Consolas" w:hAnsi="Consolas" w:eastAsia="Consolas"/>
+                <w:b w:val="0"/>
+                <w:color w:val="5B6875"/>
+                <w:sz w:val="16"/>
+              </w:rPr>
+              <w:t xml:space="preserve">   5  </w:t>
+            </w:r>
+            <w:r>
+              <w:rPr>
+                <w:rFonts w:ascii="Consolas" w:hAnsi="Consolas" w:eastAsia="Consolas"/>
+                <w:b w:val="0"/>
+                <w:sz w:val="16"/>
+              </w:rPr>
+              <w:t xml:space="preserve">    """Every row whose respondent_id appears more than once."""</w:t>
+            </w:r>
+          </w:p>
+          <w:p>
+            <w:pPr>
+              <w:spacing w:before="0" w:after="0" w:line="240" w:lineRule="auto"/>
+              <w:ind w:left="567" w:hanging="567"/>
+            </w:pPr>
+            <w:r>
+              <w:rPr>
+                <w:rFonts w:ascii="Consolas" w:hAnsi="Consolas" w:eastAsia="Consolas"/>
+                <w:b w:val="0"/>
+                <w:color w:val="5B6875"/>
+                <w:sz w:val="16"/>
+              </w:rPr>
+              <w:t xml:space="preserve">   6  </w:t>
+            </w:r>
+            <w:r>
+              <w:rPr>
+                <w:rFonts w:ascii="Consolas" w:hAnsi="Consolas" w:eastAsia="Consolas"/>
+                <w:b w:val="0"/>
+                <w:sz w:val="16"/>
+              </w:rPr>
+              <w:t xml:space="preserve">    mask = df.duplicated(subset=["respondent_id"])</w:t>
+            </w:r>
+          </w:p>
+          <w:p>
+            <w:pPr>
+              <w:spacing w:before="0" w:after="0" w:line="240" w:lineRule="auto"/>
+              <w:ind w:left="567" w:hanging="567"/>
+            </w:pPr>
+            <w:r>
+              <w:rPr>
+                <w:rFonts w:ascii="Consolas" w:hAnsi="Consolas" w:eastAsia="Consolas"/>
+                <w:b w:val="0"/>
+                <w:color w:val="5B6875"/>
+                <w:sz w:val="16"/>
+              </w:rPr>
+              <w:t xml:space="preserve">   7  </w:t>
+            </w:r>
+            <w:r>
+              <w:rPr>
+                <w:rFonts w:ascii="Consolas" w:hAnsi="Consolas" w:eastAsia="Consolas"/>
+                <w:b w:val="0"/>
+                <w:sz w:val="16"/>
+              </w:rPr>
+              <w:t xml:space="preserve">    return df[mask]</w:t>
+            </w:r>
+          </w:p>
+        </w:tc>
+      </w:tr>
+    </w:tbl>
+    <w:p/>
+    <w:p>
+      <w:r>
+        <w:rPr>
+          <w:b w:val="0"/>
+          <w:i/>
+        </w:rPr>
+        <w:t>Write down the line number of the bug. Then write the fix.</w:t>
+      </w:r>
+    </w:p>
+    <w:p>
+      <w:pPr>
+        <w:pStyle w:val="Heading4"/>
+      </w:pPr>
+      <w:r>
+        <w:t>Sources</w:t>
+      </w:r>
+    </w:p>
+    <w:p>
+      <w:pPr>
+        <w:pStyle w:val="ListBullet"/>
+      </w:pPr>
+      <w:r>
+        <w:rPr>
+          <w:b w:val="0"/>
+          <w:i w:val="0"/>
+        </w:rPr>
+        <w:t>pandas nunique() excludes missing values by default and duplicated() defaults to keep="first". (verified: pandas API reference; run on pandas 3.0.6 and 3.0.2 in this repository.)</w:t>
+      </w:r>
+    </w:p>
+    <w:p>
+      <w:pPr>
+        <w:pStyle w:val="Heading3"/>
+      </w:pPr>
+      <w:r>
+        <w:t>B7-L2 Plot before you summarise</w:t>
+      </w:r>
+    </w:p>
+    <w:p>
+      <w:pPr>
+        <w:pStyle w:val="Heading4"/>
+      </w:pPr>
+      <w:r>
+        <w:t>Concept</w:t>
+      </w:r>
+    </w:p>
+    <w:p>
+      <w:r>
+        <w:rPr>
+          <w:b w:val="0"/>
+          <w:i w:val="0"/>
+        </w:rPr>
+        <w:t xml:space="preserve">Summary statistics hide shape. </w:t>
+      </w:r>
+      <w:r>
+        <w:rPr>
+          <w:b/>
+          <w:i w:val="0"/>
+        </w:rPr>
+        <w:t>Anscombe's quartet</w:t>
+      </w:r>
+      <w:r>
+        <w:rPr>
+          <w:b w:val="0"/>
+          <w:i w:val="0"/>
+        </w:rPr>
+        <w:t xml:space="preserve"> (1973) is four small datasets with the same means, variances and correlation. Computed in this course's build for the first three:</w:t>
+      </w:r>
+    </w:p>
+    <w:tbl>
+      <w:tblPr>
+        <w:tblStyle w:val="TableGrid"/>
+        <w:tblW w:type="auto" w:w="0"/>
+        <w:tblLook w:firstColumn="1" w:firstRow="1" w:lastColumn="0" w:lastRow="0" w:noHBand="0" w:noVBand="1" w:val="04A0"/>
+      </w:tblPr>
+      <w:tblGrid>
+        <w:gridCol w:w="2055"/>
+        <w:gridCol w:w="2055"/>
+        <w:gridCol w:w="2055"/>
+        <w:gridCol w:w="2055"/>
+      </w:tblGrid>
+      <w:tr>
+        <w:tc>
+          <w:tcPr>
+            <w:tcW w:type="dxa" w:w="2055"/>
+          </w:tcPr>
+          <w:p>
+            <w:r>
+              <w:rPr>
                 <w:b/>
-                <w:color w:val="5B6875"/>
-                <w:sz w:val="16"/>
-              </w:rPr>
-              <w:t xml:space="preserve"> [3]  </w:t>
-            </w:r>
-            <w:r>
-              <w:rPr>
-                <w:rFonts w:ascii="Consolas" w:hAnsi="Consolas" w:eastAsia="Consolas"/>
-                <w:b w:val="0"/>
-                <w:sz w:val="16"/>
-              </w:rPr>
-              <w:t>plt.show()</w:t>
+              </w:rPr>
+              <w:t>Set</w:t>
+            </w:r>
+          </w:p>
+        </w:tc>
+        <w:tc>
+          <w:tcPr>
+            <w:tcW w:type="dxa" w:w="2055"/>
+          </w:tcPr>
+          <w:p>
+            <w:r>
+              <w:rPr>
+                <w:b/>
+              </w:rPr>
+              <w:t>mean of y</w:t>
+            </w:r>
+          </w:p>
+        </w:tc>
+        <w:tc>
+          <w:tcPr>
+            <w:tcW w:type="dxa" w:w="2055"/>
+          </w:tcPr>
+          <w:p>
+            <w:r>
+              <w:rPr>
+                <w:b/>
+              </w:rPr>
+              <w:t>variance of y</w:t>
+            </w:r>
+          </w:p>
+        </w:tc>
+        <w:tc>
+          <w:tcPr>
+            <w:tcW w:type="dxa" w:w="2055"/>
+          </w:tcPr>
+          <w:p>
+            <w:r>
+              <w:rPr>
+                <w:b/>
+              </w:rPr>
+              <w:t>correlation with x</w:t>
+            </w:r>
+          </w:p>
+        </w:tc>
+      </w:tr>
+      <w:tr>
+        <w:tc>
+          <w:tcPr>
+            <w:tcW w:type="dxa" w:w="2055"/>
+          </w:tcPr>
+          <w:p>
+            <w:r>
+              <w:t>I</w:t>
+            </w:r>
+          </w:p>
+        </w:tc>
+        <w:tc>
+          <w:tcPr>
+            <w:tcW w:type="dxa" w:w="2055"/>
+          </w:tcPr>
+          <w:p>
+            <w:r>
+              <w:t>7.50</w:t>
+            </w:r>
+          </w:p>
+        </w:tc>
+        <w:tc>
+          <w:tcPr>
+            <w:tcW w:type="dxa" w:w="2055"/>
+          </w:tcPr>
+          <w:p>
+            <w:r>
+              <w:t>4.13</w:t>
+            </w:r>
+          </w:p>
+        </w:tc>
+        <w:tc>
+          <w:tcPr>
+            <w:tcW w:type="dxa" w:w="2055"/>
+          </w:tcPr>
+          <w:p>
+            <w:r>
+              <w:t>0.816</w:t>
+            </w:r>
+          </w:p>
+        </w:tc>
+      </w:tr>
+      <w:tr>
+        <w:tc>
+          <w:tcPr>
+            <w:tcW w:type="dxa" w:w="2055"/>
+          </w:tcPr>
+          <w:p>
+            <w:r>
+              <w:t>II</w:t>
+            </w:r>
+          </w:p>
+        </w:tc>
+        <w:tc>
+          <w:tcPr>
+            <w:tcW w:type="dxa" w:w="2055"/>
+          </w:tcPr>
+          <w:p>
+            <w:r>
+              <w:t>7.50</w:t>
+            </w:r>
+          </w:p>
+        </w:tc>
+        <w:tc>
+          <w:tcPr>
+            <w:tcW w:type="dxa" w:w="2055"/>
+          </w:tcPr>
+          <w:p>
+            <w:r>
+              <w:t>4.13</w:t>
+            </w:r>
+          </w:p>
+        </w:tc>
+        <w:tc>
+          <w:tcPr>
+            <w:tcW w:type="dxa" w:w="2055"/>
+          </w:tcPr>
+          <w:p>
+            <w:r>
+              <w:t>0.816</w:t>
+            </w:r>
+          </w:p>
+        </w:tc>
+      </w:tr>
+      <w:tr>
+        <w:tc>
+          <w:tcPr>
+            <w:tcW w:type="dxa" w:w="2055"/>
+          </w:tcPr>
+          <w:p>
+            <w:r>
+              <w:t>III</w:t>
+            </w:r>
+          </w:p>
+        </w:tc>
+        <w:tc>
+          <w:tcPr>
+            <w:tcW w:type="dxa" w:w="2055"/>
+          </w:tcPr>
+          <w:p>
+            <w:r>
+              <w:t>7.50</w:t>
+            </w:r>
+          </w:p>
+        </w:tc>
+        <w:tc>
+          <w:tcPr>
+            <w:tcW w:type="dxa" w:w="2055"/>
+          </w:tcPr>
+          <w:p>
+            <w:r>
+              <w:t>4.12</w:t>
+            </w:r>
+          </w:p>
+        </w:tc>
+        <w:tc>
+          <w:tcPr>
+            <w:tcW w:type="dxa" w:w="2055"/>
+          </w:tcPr>
+          <w:p>
+            <w:r>
+              <w:t>0.816</w:t>
             </w:r>
           </w:p>
         </w:tc>
       </w:tr>
     </w:tbl>
     <w:p>
-      <w:pPr>
-        <w:pStyle w:val="ListNumber"/>
-      </w:pPr>
-      <w:r>
-        <w:rPr>
-          <w:b/>
-        </w:rPr>
-        <w:t xml:space="preserve">Line 1. </w:t>
-      </w:r>
-      <w:r>
-        <w:rPr>
-          <w:b w:val="0"/>
-          <w:i w:val="0"/>
-        </w:rPr>
-        <w:t>Summaries first: a skewed spend column makes the mean misleading.</w:t>
+      <w:r>
+        <w:rPr>
+          <w:b w:val="0"/>
+          <w:i w:val="0"/>
+        </w:rPr>
+        <w:t>Plotted, set I is a noisy line, set II is a curve, and set III is a perfect line with one outlier. The numbers alone cannot tell them apart.</w:t>
       </w:r>
     </w:p>
     <w:p>
-      <w:pPr>
-        <w:pStyle w:val="ListNumber"/>
-      </w:pPr>
-      <w:r>
-        <w:rPr>
-          <w:b/>
-        </w:rPr>
-        <w:t xml:space="preserve">Line 2. </w:t>
-      </w:r>
-      <w:r>
-        <w:rPr>
-          <w:b w:val="0"/>
-          <w:i w:val="0"/>
-        </w:rPr>
-        <w:t>Global pyplot state, default bins, no labels, no title.</w:t>
+      <w:r>
+        <w:rPr>
+          <w:b w:val="0"/>
+          <w:i w:val="0"/>
+        </w:rPr>
+        <w:t>Four plots catch most problems:</w:t>
       </w:r>
     </w:p>
     <w:p>
       <w:pPr>
-        <w:pStyle w:val="ListNumber"/>
+        <w:pStyle w:val="ListBullet"/>
       </w:pPr>
       <w:r>
         <w:rPr>
           <w:b/>
-        </w:rPr>
-        <w:t xml:space="preserve">Line 3. </w:t>
-      </w:r>
-      <w:r>
-        <w:rPr>
-          <w:b w:val="0"/>
-          <w:i w:val="0"/>
-        </w:rPr>
-        <w:t>Nothing returned: nothing to test or save.</w:t>
+          <w:i w:val="0"/>
+        </w:rPr>
+        <w:t>Histogram</w:t>
+      </w:r>
+      <w:r>
+        <w:rPr>
+          <w:b w:val="0"/>
+          <w:i w:val="0"/>
+        </w:rPr>
+        <w:t xml:space="preserve"> of each key numeric column. Shows skew, gaps, spikes at codes such as 99 or 0, and more than one peak.</w:t>
       </w:r>
     </w:p>
     <w:p>
       <w:pPr>
+        <w:pStyle w:val="ListBullet"/>
+      </w:pPr>
+      <w:r>
+        <w:rPr>
+          <w:b/>
+          <w:i w:val="0"/>
+        </w:rPr>
+        <w:t>Scatter plot</w:t>
+      </w:r>
+      <w:r>
+        <w:rPr>
+          <w:b w:val="0"/>
+          <w:i w:val="0"/>
+        </w:rPr>
+        <w:t xml:space="preserve"> of each pair you will model or correlate. Shows curves, clusters and single points that drive a correlation.</w:t>
+      </w:r>
+    </w:p>
+    <w:p>
+      <w:pPr>
+        <w:pStyle w:val="ListBullet"/>
+      </w:pPr>
+      <w:r>
+        <w:rPr>
+          <w:b/>
+          <w:i w:val="0"/>
+        </w:rPr>
+        <w:t>Line over time</w:t>
+      </w:r>
+      <w:r>
+        <w:rPr>
+          <w:b w:val="0"/>
+          <w:i w:val="0"/>
+        </w:rPr>
+        <w:t xml:space="preserve"> of counts and key rates by wave. Shows breaks in the series when a questionnaire or supplier changed.</w:t>
+      </w:r>
+    </w:p>
+    <w:p>
+      <w:pPr>
+        <w:pStyle w:val="ListBullet"/>
+      </w:pPr>
+      <w:r>
+        <w:rPr>
+          <w:b/>
+          <w:i w:val="0"/>
+        </w:rPr>
+        <w:t>Bar chart of missingness</w:t>
+      </w:r>
+      <w:r>
+        <w:rPr>
+          <w:b w:val="0"/>
+          <w:i w:val="0"/>
+        </w:rPr>
+        <w:t xml:space="preserve"> by column and by subgroup.</w:t>
+      </w:r>
+    </w:p>
+    <w:p>
+      <w:r>
+        <w:rPr>
+          <w:b w:val="0"/>
+          <w:i w:val="0"/>
+        </w:rPr>
+        <w:t>Make each plot honest:</w:t>
+      </w:r>
+    </w:p>
+    <w:p>
+      <w:pPr>
+        <w:pStyle w:val="ListBullet"/>
+      </w:pPr>
+      <w:r>
+        <w:rPr>
+          <w:b w:val="0"/>
+          <w:i w:val="0"/>
+        </w:rPr>
+        <w:t>Label both axes with units, and give every figure a title that states what it shows.</w:t>
+      </w:r>
+    </w:p>
+    <w:p>
+      <w:pPr>
+        <w:pStyle w:val="ListBullet"/>
+      </w:pPr>
+      <w:r>
+        <w:rPr>
+          <w:b w:val="0"/>
+          <w:i w:val="0"/>
+        </w:rPr>
+        <w:t>Choose histogram bins on purpose. Too few hide a spike at 99. Try two or three bin counts.</w:t>
+      </w:r>
+    </w:p>
+    <w:p>
+      <w:pPr>
+        <w:pStyle w:val="ListBullet"/>
+      </w:pPr>
+      <w:r>
+        <w:rPr>
+          <w:b w:val="0"/>
+          <w:i w:val="0"/>
+        </w:rPr>
+        <w:t>Use a log scale for heavily skewed values such as spend, and say so on the axis.</w:t>
+      </w:r>
+    </w:p>
+    <w:p>
+      <w:pPr>
+        <w:pStyle w:val="ListBullet"/>
+      </w:pPr>
+      <w:r>
+        <w:rPr>
+          <w:b w:val="0"/>
+          <w:i w:val="0"/>
+        </w:rPr>
+        <w:t>Plot the raw data before you plot the smoothed or aggregated version.</w:t>
+      </w:r>
+    </w:p>
+    <w:p>
+      <w:r>
+        <w:rPr>
+          <w:b w:val="0"/>
+          <w:i w:val="0"/>
+        </w:rPr>
+        <w:t xml:space="preserve">Write plotting code as functions that return a </w:t>
+      </w:r>
+      <w:r>
+        <w:rPr>
+          <w:rFonts w:ascii="Consolas" w:hAnsi="Consolas" w:eastAsia="Consolas"/>
+          <w:b w:val="0"/>
+          <w:sz w:val="19"/>
+        </w:rPr>
+        <w:t>matplotlib.figure.Figure</w:t>
+      </w:r>
+      <w:r>
+        <w:rPr>
+          <w:b w:val="0"/>
+          <w:i w:val="0"/>
+        </w:rPr>
+        <w:t xml:space="preserve"> (matplotlib 3.10). Build with </w:t>
+      </w:r>
+      <w:r>
+        <w:rPr>
+          <w:rFonts w:ascii="Consolas" w:hAnsi="Consolas" w:eastAsia="Consolas"/>
+          <w:b w:val="0"/>
+          <w:sz w:val="19"/>
+        </w:rPr>
+        <w:t>fig, ax = plt.subplots()</w:t>
+      </w:r>
+      <w:r>
+        <w:rPr>
+          <w:b w:val="0"/>
+          <w:i w:val="0"/>
+        </w:rPr>
+        <w:t xml:space="preserve">, not the global </w:t>
+      </w:r>
+      <w:r>
+        <w:rPr>
+          <w:rFonts w:ascii="Consolas" w:hAnsi="Consolas" w:eastAsia="Consolas"/>
+          <w:b w:val="0"/>
+          <w:sz w:val="19"/>
+        </w:rPr>
+        <w:t>plt.plot()</w:t>
+      </w:r>
+      <w:r>
+        <w:rPr>
+          <w:b w:val="0"/>
+          <w:i w:val="0"/>
+        </w:rPr>
+        <w:t xml:space="preserve"> state. A function that returns a figure is testable: a test reads </w:t>
+      </w:r>
+      <w:r>
+        <w:rPr>
+          <w:rFonts w:ascii="Consolas" w:hAnsi="Consolas" w:eastAsia="Consolas"/>
+          <w:b w:val="0"/>
+          <w:sz w:val="19"/>
+        </w:rPr>
+        <w:t>ax.get_xlabel()</w:t>
+      </w:r>
+      <w:r>
+        <w:rPr>
+          <w:b w:val="0"/>
+          <w:i w:val="0"/>
+        </w:rPr>
+        <w:t xml:space="preserve"> or counts the bars. The caller decides whether to show it or save it.</w:t>
+      </w:r>
+    </w:p>
+    <w:p>
+      <w:pPr>
         <w:pStyle w:val="Heading4"/>
       </w:pPr>
       <w:r>
-        <w:t>Worked example: strong code</w:t>
+        <w:t>Why it matters</w:t>
+      </w:r>
+    </w:p>
+    <w:p>
+      <w:r>
+        <w:rPr>
+          <w:b w:val="0"/>
+          <w:i w:val="0"/>
+        </w:rPr>
+        <w:t>A team reported a correlation of 0.62 between ad recall and purchase intent across 40 markets, and the client planned a budget shift on it. A scatter plot showed 39 markets in a flat cloud and one market far in the top-right corner. Without that market the correlation was close to zero. The decision was about one market, not 40.</w:t>
+      </w:r>
+    </w:p>
+    <w:p>
+      <w:pPr>
+        <w:pStyle w:val="Heading4"/>
+      </w:pPr>
+      <w:r>
+        <w:t>Worked example: weak code</w:t>
       </w:r>
     </w:p>
     <w:tbl>
@@ -3041,19 +3146,19 @@
             <w:r>
               <w:rPr>
                 <w:rFonts w:ascii="Consolas" w:hAnsi="Consolas" w:eastAsia="Consolas"/>
-                <w:b w:val="0"/>
+                <w:b/>
                 <w:color w:val="5B6875"/>
                 <w:sz w:val="16"/>
               </w:rPr>
-              <w:t xml:space="preserve">   1  </w:t>
-            </w:r>
-            <w:r>
-              <w:rPr>
-                <w:rFonts w:ascii="Consolas" w:hAnsi="Consolas" w:eastAsia="Consolas"/>
-                <w:b w:val="0"/>
-                <w:sz w:val="16"/>
-              </w:rPr>
-              <w:t>import matplotlib.pyplot as plt</w:t>
+              <w:t xml:space="preserve"> [1]  </w:t>
+            </w:r>
+            <w:r>
+              <w:rPr>
+                <w:rFonts w:ascii="Consolas" w:hAnsi="Consolas" w:eastAsia="Consolas"/>
+                <w:b w:val="0"/>
+                <w:sz w:val="16"/>
+              </w:rPr>
+              <w:t>print(df["spend"].mean(), df["spend"].std())</w:t>
             </w:r>
           </w:p>
           <w:p>
@@ -3064,19 +3169,19 @@
             <w:r>
               <w:rPr>
                 <w:rFonts w:ascii="Consolas" w:hAnsi="Consolas" w:eastAsia="Consolas"/>
-                <w:b w:val="0"/>
+                <w:b/>
                 <w:color w:val="5B6875"/>
                 <w:sz w:val="16"/>
               </w:rPr>
-              <w:t xml:space="preserve">   2  </w:t>
-            </w:r>
-            <w:r>
-              <w:rPr>
-                <w:rFonts w:ascii="Consolas" w:hAnsi="Consolas" w:eastAsia="Consolas"/>
-                <w:b w:val="0"/>
-                <w:sz w:val="16"/>
-              </w:rPr>
-              <w:t>from matplotlib.figure import Figure</w:t>
+              <w:t xml:space="preserve"> [2]  </w:t>
+            </w:r>
+            <w:r>
+              <w:rPr>
+                <w:rFonts w:ascii="Consolas" w:hAnsi="Consolas" w:eastAsia="Consolas"/>
+                <w:b w:val="0"/>
+                <w:sz w:val="16"/>
+              </w:rPr>
+              <w:t>plt.hist(df["spend"])</w:t>
             </w:r>
           </w:p>
           <w:p>
@@ -3087,19 +3192,122 @@
             <w:r>
               <w:rPr>
                 <w:rFonts w:ascii="Consolas" w:hAnsi="Consolas" w:eastAsia="Consolas"/>
-                <w:b w:val="0"/>
+                <w:b/>
                 <w:color w:val="5B6875"/>
                 <w:sz w:val="16"/>
               </w:rPr>
-              <w:t xml:space="preserve">   3  </w:t>
-            </w:r>
-            <w:r>
-              <w:rPr>
-                <w:rFonts w:ascii="Consolas" w:hAnsi="Consolas" w:eastAsia="Consolas"/>
-                <w:b w:val="0"/>
-                <w:sz w:val="16"/>
-              </w:rPr>
-              <w:t xml:space="preserve"> </w:t>
+              <w:t xml:space="preserve"> [3]  </w:t>
+            </w:r>
+            <w:r>
+              <w:rPr>
+                <w:rFonts w:ascii="Consolas" w:hAnsi="Consolas" w:eastAsia="Consolas"/>
+                <w:b w:val="0"/>
+                <w:sz w:val="16"/>
+              </w:rPr>
+              <w:t>plt.show()</w:t>
+            </w:r>
+          </w:p>
+        </w:tc>
+      </w:tr>
+    </w:tbl>
+    <w:p>
+      <w:pPr>
+        <w:pStyle w:val="ListNumber"/>
+      </w:pPr>
+      <w:r>
+        <w:rPr>
+          <w:b/>
+        </w:rPr>
+        <w:t xml:space="preserve">Line 1. </w:t>
+      </w:r>
+      <w:r>
+        <w:rPr>
+          <w:b w:val="0"/>
+          <w:i w:val="0"/>
+        </w:rPr>
+        <w:t>Summaries first: a skewed spend column makes the mean misleading.</w:t>
+      </w:r>
+    </w:p>
+    <w:p>
+      <w:pPr>
+        <w:pStyle w:val="ListNumber"/>
+      </w:pPr>
+      <w:r>
+        <w:rPr>
+          <w:b/>
+        </w:rPr>
+        <w:t xml:space="preserve">Line 2. </w:t>
+      </w:r>
+      <w:r>
+        <w:rPr>
+          <w:b w:val="0"/>
+          <w:i w:val="0"/>
+        </w:rPr>
+        <w:t>Global pyplot state, default bins, no labels, no title.</w:t>
+      </w:r>
+    </w:p>
+    <w:p>
+      <w:pPr>
+        <w:pStyle w:val="ListNumber"/>
+      </w:pPr>
+      <w:r>
+        <w:rPr>
+          <w:b/>
+        </w:rPr>
+        <w:t xml:space="preserve">Line 3. </w:t>
+      </w:r>
+      <w:r>
+        <w:rPr>
+          <w:b w:val="0"/>
+          <w:i w:val="0"/>
+        </w:rPr>
+        <w:t>Nothing returned: nothing to test or save.</w:t>
+      </w:r>
+    </w:p>
+    <w:p>
+      <w:pPr>
+        <w:pStyle w:val="Heading4"/>
+      </w:pPr>
+      <w:r>
+        <w:t>Worked example: strong code</w:t>
+      </w:r>
+    </w:p>
+    <w:tbl>
+      <w:tblPr>
+        <w:tblW w:type="auto" w:w="0"/>
+        <w:jc w:val="left"/>
+        <w:tblLook w:firstColumn="1" w:firstRow="1" w:lastColumn="0" w:lastRow="0" w:noHBand="0" w:noVBand="1" w:val="04A0"/>
+      </w:tblPr>
+      <w:tblGrid>
+        <w:gridCol w:w="8221"/>
+      </w:tblGrid>
+      <w:tr>
+        <w:tc>
+          <w:tcPr>
+            <w:tcW w:type="dxa" w:w="8221"/>
+            <w:shd w:val="clear" w:color="auto" w:fill="F2F4F7"/>
+          </w:tcPr>
+          <w:p>
+            <w:pPr>
+              <w:spacing w:before="0" w:after="0" w:line="240" w:lineRule="auto"/>
+              <w:ind w:left="567" w:hanging="567"/>
+            </w:pPr>
+            <w:r>
+              <w:rPr>
+                <w:rFonts w:ascii="Consolas" w:hAnsi="Consolas" w:eastAsia="Consolas"/>
+                <w:b w:val="0"/>
+                <w:color w:val="5B6875"/>
+                <w:sz w:val="16"/>
+              </w:rPr>
+              <w:t xml:space="preserve">   1  </w:t>
+            </w:r>
+            <w:r>
+              <w:rPr>
+                <w:rFonts w:ascii="Consolas" w:hAnsi="Consolas" w:eastAsia="Consolas"/>
+                <w:b w:val="0"/>
+                <w:sz w:val="16"/>
+              </w:rPr>
+              <w:t>import matplotlib.pyplot as plt</w:t>
             </w:r>
           </w:p>
           <w:p>
@@ -3114,15 +3322,15 @@
                 <w:color w:val="5B6875"/>
                 <w:sz w:val="16"/>
               </w:rPr>
-              <w:t xml:space="preserve">   4  </w:t>
-            </w:r>
-            <w:r>
-              <w:rPr>
-                <w:rFonts w:ascii="Consolas" w:hAnsi="Consolas" w:eastAsia="Consolas"/>
-                <w:b w:val="0"/>
-                <w:sz w:val="16"/>
-              </w:rPr>
-              <w:t xml:space="preserve"> </w:t>
+              <w:t xml:space="preserve">   2  </w:t>
+            </w:r>
+            <w:r>
+              <w:rPr>
+                <w:rFonts w:ascii="Consolas" w:hAnsi="Consolas" w:eastAsia="Consolas"/>
+                <w:b w:val="0"/>
+                <w:sz w:val="16"/>
+              </w:rPr>
+              <w:t>from matplotlib.figure import Figure</w:t>
             </w:r>
           </w:p>
           <w:p>
@@ -3137,15 +3345,15 @@
                 <w:color w:val="5B6875"/>
                 <w:sz w:val="16"/>
               </w:rPr>
-              <w:t xml:space="preserve">   5  </w:t>
-            </w:r>
-            <w:r>
-              <w:rPr>
-                <w:rFonts w:ascii="Consolas" w:hAnsi="Consolas" w:eastAsia="Consolas"/>
-                <w:b w:val="0"/>
-                <w:sz w:val="16"/>
-              </w:rPr>
-              <w:t>def plot_distribution(values: list[float], title: str, xlabel: str, bins: int = 30) -&gt; Figure:</w:t>
+              <w:t xml:space="preserve">   3  </w:t>
+            </w:r>
+            <w:r>
+              <w:rPr>
+                <w:rFonts w:ascii="Consolas" w:hAnsi="Consolas" w:eastAsia="Consolas"/>
+                <w:b w:val="0"/>
+                <w:sz w:val="16"/>
+              </w:rPr>
+              <w:t xml:space="preserve"> </w:t>
             </w:r>
           </w:p>
           <w:p>
@@ -3160,15 +3368,15 @@
                 <w:color w:val="5B6875"/>
                 <w:sz w:val="16"/>
               </w:rPr>
-              <w:t xml:space="preserve">   6  </w:t>
-            </w:r>
-            <w:r>
-              <w:rPr>
-                <w:rFonts w:ascii="Consolas" w:hAnsi="Consolas" w:eastAsia="Consolas"/>
-                <w:b w:val="0"/>
-                <w:sz w:val="16"/>
-              </w:rPr>
-              <w:t xml:space="preserve">    """Histogram of values with labelled axes. The caller shows or saves it."""</w:t>
+              <w:t xml:space="preserve">   4  </w:t>
+            </w:r>
+            <w:r>
+              <w:rPr>
+                <w:rFonts w:ascii="Consolas" w:hAnsi="Consolas" w:eastAsia="Consolas"/>
+                <w:b w:val="0"/>
+                <w:sz w:val="16"/>
+              </w:rPr>
+              <w:t xml:space="preserve"> </w:t>
             </w:r>
           </w:p>
           <w:p>
@@ -3179,19 +3387,19 @@
             <w:r>
               <w:rPr>
                 <w:rFonts w:ascii="Consolas" w:hAnsi="Consolas" w:eastAsia="Consolas"/>
-                <w:b/>
+                <w:b w:val="0"/>
                 <w:color w:val="5B6875"/>
                 <w:sz w:val="16"/>
               </w:rPr>
-              <w:t xml:space="preserve"> [1]  </w:t>
-            </w:r>
-            <w:r>
-              <w:rPr>
-                <w:rFonts w:ascii="Consolas" w:hAnsi="Consolas" w:eastAsia="Consolas"/>
-                <w:b w:val="0"/>
-                <w:sz w:val="16"/>
-              </w:rPr>
-              <w:t xml:space="preserve">    fig, ax = plt.subplots(figsize=(6, 4))</w:t>
+              <w:t xml:space="preserve">   5  </w:t>
+            </w:r>
+            <w:r>
+              <w:rPr>
+                <w:rFonts w:ascii="Consolas" w:hAnsi="Consolas" w:eastAsia="Consolas"/>
+                <w:b w:val="0"/>
+                <w:sz w:val="16"/>
+              </w:rPr>
+              <w:t>def plot_distribution(values: list[float], title: str, xlabel: str, bins: int = 30) -&gt; Figure:</w:t>
             </w:r>
           </w:p>
           <w:p>
@@ -3202,19 +3410,19 @@
             <w:r>
               <w:rPr>
                 <w:rFonts w:ascii="Consolas" w:hAnsi="Consolas" w:eastAsia="Consolas"/>
-                <w:b/>
+                <w:b w:val="0"/>
                 <w:color w:val="5B6875"/>
                 <w:sz w:val="16"/>
               </w:rPr>
-              <w:t xml:space="preserve"> [2]  </w:t>
-            </w:r>
-            <w:r>
-              <w:rPr>
-                <w:rFonts w:ascii="Consolas" w:hAnsi="Consolas" w:eastAsia="Consolas"/>
-                <w:b w:val="0"/>
-                <w:sz w:val="16"/>
-              </w:rPr>
-              <w:t xml:space="preserve">    ax.hist(values, bins=bins)</w:t>
+              <w:t xml:space="preserve">   6  </w:t>
+            </w:r>
+            <w:r>
+              <w:rPr>
+                <w:rFonts w:ascii="Consolas" w:hAnsi="Consolas" w:eastAsia="Consolas"/>
+                <w:b w:val="0"/>
+                <w:sz w:val="16"/>
+              </w:rPr>
+              <w:t xml:space="preserve">    """Histogram of values with labelled axes. The caller shows or saves it."""</w:t>
             </w:r>
           </w:p>
           <w:p>
@@ -3225,19 +3433,19 @@
             <w:r>
               <w:rPr>
                 <w:rFonts w:ascii="Consolas" w:hAnsi="Consolas" w:eastAsia="Consolas"/>
-                <w:b w:val="0"/>
+                <w:b/>
                 <w:color w:val="5B6875"/>
                 <w:sz w:val="16"/>
               </w:rPr>
-              <w:t xml:space="preserve">   9  </w:t>
-            </w:r>
-            <w:r>
-              <w:rPr>
-                <w:rFonts w:ascii="Consolas" w:hAnsi="Consolas" w:eastAsia="Consolas"/>
-                <w:b w:val="0"/>
-                <w:sz w:val="16"/>
-              </w:rPr>
-              <w:t xml:space="preserve">    ax.set_title(title)</w:t>
+              <w:t xml:space="preserve"> [1]  </w:t>
+            </w:r>
+            <w:r>
+              <w:rPr>
+                <w:rFonts w:ascii="Consolas" w:hAnsi="Consolas" w:eastAsia="Consolas"/>
+                <w:b w:val="0"/>
+                <w:sz w:val="16"/>
+              </w:rPr>
+              <w:t xml:space="preserve">    fig, ax = plt.subplots(figsize=(6, 4))</w:t>
             </w:r>
           </w:p>
           <w:p>
@@ -3248,19 +3456,19 @@
             <w:r>
               <w:rPr>
                 <w:rFonts w:ascii="Consolas" w:hAnsi="Consolas" w:eastAsia="Consolas"/>
-                <w:b w:val="0"/>
+                <w:b/>
                 <w:color w:val="5B6875"/>
                 <w:sz w:val="16"/>
               </w:rPr>
-              <w:t xml:space="preserve">  10  </w:t>
-            </w:r>
-            <w:r>
-              <w:rPr>
-                <w:rFonts w:ascii="Consolas" w:hAnsi="Consolas" w:eastAsia="Consolas"/>
-                <w:b w:val="0"/>
-                <w:sz w:val="16"/>
-              </w:rPr>
-              <w:t xml:space="preserve">    ax.set_xlabel(xlabel)</w:t>
+              <w:t xml:space="preserve"> [2]  </w:t>
+            </w:r>
+            <w:r>
+              <w:rPr>
+                <w:rFonts w:ascii="Consolas" w:hAnsi="Consolas" w:eastAsia="Consolas"/>
+                <w:b w:val="0"/>
+                <w:sz w:val="16"/>
+              </w:rPr>
+              <w:t xml:space="preserve">    ax.hist(values, bins=bins)</w:t>
             </w:r>
           </w:p>
           <w:p>
@@ -3275,15 +3483,15 @@
                 <w:color w:val="5B6875"/>
                 <w:sz w:val="16"/>
               </w:rPr>
-              <w:t xml:space="preserve">  11  </w:t>
-            </w:r>
-            <w:r>
-              <w:rPr>
-                <w:rFonts w:ascii="Consolas" w:hAnsi="Consolas" w:eastAsia="Consolas"/>
-                <w:b w:val="0"/>
-                <w:sz w:val="16"/>
-              </w:rPr>
-              <w:t xml:space="preserve">    ax.set_ylabel("Respondents")</w:t>
+              <w:t xml:space="preserve">   9  </w:t>
+            </w:r>
+            <w:r>
+              <w:rPr>
+                <w:rFonts w:ascii="Consolas" w:hAnsi="Consolas" w:eastAsia="Consolas"/>
+                <w:b w:val="0"/>
+                <w:sz w:val="16"/>
+              </w:rPr>
+              <w:t xml:space="preserve">    ax.set_title(title)</w:t>
             </w:r>
           </w:p>
           <w:p>
@@ -3294,6 +3502,52 @@
             <w:r>
               <w:rPr>
                 <w:rFonts w:ascii="Consolas" w:hAnsi="Consolas" w:eastAsia="Consolas"/>
+                <w:b w:val="0"/>
+                <w:color w:val="5B6875"/>
+                <w:sz w:val="16"/>
+              </w:rPr>
+              <w:t xml:space="preserve">  10  </w:t>
+            </w:r>
+            <w:r>
+              <w:rPr>
+                <w:rFonts w:ascii="Consolas" w:hAnsi="Consolas" w:eastAsia="Consolas"/>
+                <w:b w:val="0"/>
+                <w:sz w:val="16"/>
+              </w:rPr>
+              <w:t xml:space="preserve">    ax.set_xlabel(xlabel)</w:t>
+            </w:r>
+          </w:p>
+          <w:p>
+            <w:pPr>
+              <w:spacing w:before="0" w:after="0" w:line="240" w:lineRule="auto"/>
+              <w:ind w:left="567" w:hanging="567"/>
+            </w:pPr>
+            <w:r>
+              <w:rPr>
+                <w:rFonts w:ascii="Consolas" w:hAnsi="Consolas" w:eastAsia="Consolas"/>
+                <w:b w:val="0"/>
+                <w:color w:val="5B6875"/>
+                <w:sz w:val="16"/>
+              </w:rPr>
+              <w:t xml:space="preserve">  11  </w:t>
+            </w:r>
+            <w:r>
+              <w:rPr>
+                <w:rFonts w:ascii="Consolas" w:hAnsi="Consolas" w:eastAsia="Consolas"/>
+                <w:b w:val="0"/>
+                <w:sz w:val="16"/>
+              </w:rPr>
+              <w:t xml:space="preserve">    ax.set_ylabel("Respondents")</w:t>
+            </w:r>
+          </w:p>
+          <w:p>
+            <w:pPr>
+              <w:spacing w:before="0" w:after="0" w:line="240" w:lineRule="auto"/>
+              <w:ind w:left="567" w:hanging="567"/>
+            </w:pPr>
+            <w:r>
+              <w:rPr>
+                <w:rFonts w:ascii="Consolas" w:hAnsi="Consolas" w:eastAsia="Consolas"/>
                 <w:b/>
                 <w:color w:val="5B6875"/>
                 <w:sz w:val="16"/>
@@ -3582,6 +3836,134 @@
         <w:t>What does this print? (NumPy 2.4)</w:t>
       </w:r>
     </w:p>
+    <w:p>
+      <w:r>
+        <w:rPr>
+          <w:b/>
+          <w:i w:val="0"/>
+        </w:rPr>
+        <w:t>What you need to know.</w:t>
+      </w:r>
+    </w:p>
+    <w:p>
+      <w:r>
+        <w:rPr>
+          <w:rFonts w:ascii="Consolas" w:hAnsi="Consolas" w:eastAsia="Consolas"/>
+          <w:b w:val="0"/>
+          <w:sz w:val="19"/>
+        </w:rPr>
+        <w:t>np.corrcoef(x, y)</w:t>
+      </w:r>
+      <w:r>
+        <w:rPr>
+          <w:b w:val="0"/>
+          <w:i w:val="0"/>
+        </w:rPr>
+        <w:t xml:space="preserve"> returns a 2 by 2 matrix of Pearson correlations: each variable with itself on the diagonal (always 1.0), and the correlation between </w:t>
+      </w:r>
+      <w:r>
+        <w:rPr>
+          <w:rFonts w:ascii="Consolas" w:hAnsi="Consolas" w:eastAsia="Consolas"/>
+          <w:b w:val="0"/>
+          <w:sz w:val="19"/>
+        </w:rPr>
+        <w:t>x</w:t>
+      </w:r>
+      <w:r>
+        <w:rPr>
+          <w:b w:val="0"/>
+          <w:i w:val="0"/>
+        </w:rPr>
+        <w:t xml:space="preserve"> and </w:t>
+      </w:r>
+      <w:r>
+        <w:rPr>
+          <w:rFonts w:ascii="Consolas" w:hAnsi="Consolas" w:eastAsia="Consolas"/>
+          <w:b w:val="0"/>
+          <w:sz w:val="19"/>
+        </w:rPr>
+        <w:t>y</w:t>
+      </w:r>
+      <w:r>
+        <w:rPr>
+          <w:b w:val="0"/>
+          <w:i w:val="0"/>
+        </w:rPr>
+        <w:t xml:space="preserve"> at </w:t>
+      </w:r>
+      <w:r>
+        <w:rPr>
+          <w:rFonts w:ascii="Consolas" w:hAnsi="Consolas" w:eastAsia="Consolas"/>
+          <w:b w:val="0"/>
+          <w:sz w:val="19"/>
+        </w:rPr>
+        <w:t>[0, 1]</w:t>
+      </w:r>
+      <w:r>
+        <w:rPr>
+          <w:b w:val="0"/>
+          <w:i w:val="0"/>
+        </w:rPr>
+        <w:t xml:space="preserve"> and </w:t>
+      </w:r>
+      <w:r>
+        <w:rPr>
+          <w:rFonts w:ascii="Consolas" w:hAnsi="Consolas" w:eastAsia="Consolas"/>
+          <w:b w:val="0"/>
+          <w:sz w:val="19"/>
+        </w:rPr>
+        <w:t>[1, 0]</w:t>
+      </w:r>
+      <w:r>
+        <w:rPr>
+          <w:b w:val="0"/>
+          <w:i w:val="0"/>
+        </w:rPr>
+        <w:t>.</w:t>
+      </w:r>
+    </w:p>
+    <w:tbl>
+      <w:tblPr>
+        <w:tblW w:type="auto" w:w="0"/>
+        <w:jc w:val="left"/>
+        <w:tblLook w:firstColumn="1" w:firstRow="1" w:lastColumn="0" w:lastRow="0" w:noHBand="0" w:noVBand="1" w:val="04A0"/>
+      </w:tblPr>
+      <w:tblGrid>
+        <w:gridCol w:w="8221"/>
+      </w:tblGrid>
+      <w:tr>
+        <w:tc>
+          <w:tcPr>
+            <w:tcW w:type="dxa" w:w="8221"/>
+            <w:shd w:val="clear" w:color="auto" w:fill="F2F4F7"/>
+          </w:tcPr>
+          <w:p>
+            <w:pPr>
+              <w:spacing w:before="0" w:after="0" w:line="240" w:lineRule="auto"/>
+              <w:ind w:left="567" w:hanging="567"/>
+            </w:pPr>
+            <w:r>
+              <w:rPr>
+                <w:rFonts w:ascii="Consolas" w:hAnsi="Consolas" w:eastAsia="Consolas"/>
+                <w:b w:val="0"/>
+                <w:color w:val="5B6875"/>
+                <w:sz w:val="16"/>
+              </w:rPr>
+              <w:t xml:space="preserve">   1  </w:t>
+            </w:r>
+            <w:r>
+              <w:rPr>
+                <w:rFonts w:ascii="Consolas" w:hAnsi="Consolas" w:eastAsia="Consolas"/>
+                <w:b w:val="0"/>
+                <w:sz w:val="16"/>
+              </w:rPr>
+              <w:t>np.corrcoef([1, 2, 3], [2, 4, 7])[0, 1]   # 0.993...</w:t>
+            </w:r>
+          </w:p>
+        </w:tc>
+      </w:tr>
+    </w:tbl>
+    <w:p/>
     <w:tbl>
       <w:tblPr>
         <w:tblW w:type="auto" w:w="0"/>

--- a/site/downloads/handbook-B7.docx
+++ b/site/downloads/handbook-B7.docx
@@ -6931,6 +6931,15 @@
           <w:i w:val="0"/>
         </w:rPr>
         <w:t>☐ Tests cover edge cases, including empty inputs and zeros.</w:t>
+      </w:r>
+    </w:p>
+    <w:p>
+      <w:r>
+        <w:rPr>
+          <w:b w:val="0"/>
+          <w:i w:val="0"/>
+        </w:rPr>
+        <w:t>☐ Tests use fixtures and parametrize, compare numbers with stated tolerances, isolate I/O, and run with coverage in CI.</w:t>
       </w:r>
     </w:p>
     <w:p>
